--- a/8_Fast API_Git.docx
+++ b/8_Fast API_Git.docx
@@ -1,9 +1,18 @@
 
 <file path=word/document.xml><?xml version="1.0" encoding="utf-8"?>
-<w:document xmlns:wpc="http://schemas.microsoft.com/office/word/2010/wordprocessingCanvas" xmlns:cx="http://schemas.microsoft.com/office/drawing/2014/chartex" xmlns:cx1="http://schemas.microsoft.com/office/drawing/2015/9/8/chartex" xmlns:cx2="http://schemas.microsoft.com/office/drawing/2015/10/21/chartex" xmlns:cx3="http://schemas.microsoft.com/office/drawing/2016/5/9/chartex" xmlns:cx4="http://schemas.microsoft.com/office/drawing/2016/5/10/chartex" xmlns:cx5="http://schemas.microsoft.com/office/drawing/2016/5/11/chartex" xmlns:cx6="http://schemas.microsoft.com/office/drawing/2016/5/12/chartex" xmlns:cx7="http://schemas.microsoft.com/office/drawing/2016/5/13/chartex" xmlns:cx8="http://schemas.microsoft.com/office/drawing/2016/5/14/chartex" xmlns:mc="http://schemas.openxmlformats.org/markup-compatibility/2006" xmlns:aink="http://schemas.microsoft.com/office/drawing/2016/ink" xmlns:am3d="http://schemas.microsoft.com/office/drawing/2017/model3d" xmlns:o="urn:schemas-microsoft-com:office:office" xmlns:oel="http://schemas.microsoft.com/office/2019/extlst" xmlns:r="http://schemas.openxmlformats.org/officeDocument/2006/relationships" xmlns:m="http://schemas.openxmlformats.org/officeDocument/2006/math" xmlns:v="urn:schemas-microsoft-com:vml" xmlns:wp14="http://schemas.microsoft.com/office/word/2010/wordprocessingDrawing" xmlns:wp="http://schemas.openxmlformats.org/drawingml/2006/wordprocessingDrawing" xmlns:w10="urn:schemas-microsoft-com:office:word" xmlns:w="http://schemas.openxmlformats.org/wordprocessingml/2006/main" xmlns:w14="http://schemas.microsoft.com/office/word/2010/wordml" xmlns:w15="http://schemas.microsoft.com/office/word/2012/wordml" xmlns:w16cex="http://schemas.microsoft.com/office/word/2018/wordml/cex" xmlns:w16cid="http://schemas.microsoft.com/office/word/2016/wordml/cid" xmlns:w16="http://schemas.microsoft.com/office/word/2018/wordml" xmlns:w16du="http://schemas.microsoft.com/office/word/2023/wordml/word16du" xmlns:w16sdtdh="http://schemas.microsoft.com/office/word/2020/wordml/sdtdatahash" xmlns:w16sdtfl="http://schemas.microsoft.com/office/word/2024/wordml/sdtformatlock" xmlns:w16se="http://schemas.microsoft.com/office/word/2015/wordml/symex" xmlns:wpg="http://schemas.microsoft.com/office/word/2010/wordprocessingGroup" xmlns:wpi="http://schemas.microsoft.com/office/word/2010/wordprocessingInk" xmlns:wne="http://schemas.microsoft.com/office/word/2006/wordml" xmlns:wps="http://schemas.microsoft.com/office/word/2010/wordprocessingShape" mc:Ignorable="w14 w15 w16se w16cid w16 w16cex w16sdtdh w16sdtfl w16du wp14">
+<w:document xmlns:wpc="http://schemas.microsoft.com/office/word/2010/wordprocessingCanvas" xmlns:mc="http://schemas.openxmlformats.org/markup-compatibility/2006" xmlns:o="urn:schemas-microsoft-com:office:office" xmlns:r="http://schemas.openxmlformats.org/officeDocument/2006/relationships" xmlns:m="http://schemas.openxmlformats.org/officeDocument/2006/math" xmlns:v="urn:schemas-microsoft-com:vml" xmlns:wp14="http://schemas.microsoft.com/office/word/2010/wordprocessingDrawing" xmlns:wp="http://schemas.openxmlformats.org/drawingml/2006/wordprocessingDrawing" xmlns:w10="urn:schemas-microsoft-com:office:word" xmlns:w="http://schemas.openxmlformats.org/wordprocessingml/2006/main" xmlns:w14="http://schemas.microsoft.com/office/word/2010/wordml" xmlns:w15="http://schemas.microsoft.com/office/word/2012/wordml" xmlns:wpg="http://schemas.microsoft.com/office/word/2010/wordprocessingGroup" xmlns:wpi="http://schemas.microsoft.com/office/word/2010/wordprocessingInk" xmlns:wne="http://schemas.microsoft.com/office/word/2006/wordml" xmlns:wps="http://schemas.microsoft.com/office/word/2010/wordprocessingShape" mc:Ignorable="w14 w15 wp14">
   <w:body>
     <w:sdt>
       <w:sdtPr>
+        <w:rPr>
+          <w:rFonts w:asciiTheme="minorHAnsi" w:eastAsiaTheme="minorHAnsi" w:hAnsiTheme="minorHAnsi" w:cstheme="minorBidi"/>
+          <w:color w:val="auto"/>
+          <w:kern w:val="2"/>
+          <w:sz w:val="24"/>
+          <w:szCs w:val="24"/>
+          <w:lang w:val="en-IN"/>
+          <w14:ligatures w14:val="standardContextual"/>
+        </w:rPr>
         <w:id w:val="238287221"/>
         <w:docPartObj>
           <w:docPartGallery w:val="Table of Contents"/>
@@ -12,16 +21,9 @@
       </w:sdtPr>
       <w:sdtEndPr>
         <w:rPr>
-          <w:rFonts w:asciiTheme="minorHAnsi" w:eastAsiaTheme="minorHAnsi" w:hAnsiTheme="minorHAnsi" w:cstheme="minorBidi"/>
           <w:b/>
           <w:bCs/>
           <w:noProof/>
-          <w:color w:val="auto"/>
-          <w:kern w:val="2"/>
-          <w:sz w:val="24"/>
-          <w:szCs w:val="24"/>
-          <w:lang w:val="en-IN"/>
-          <w14:ligatures w14:val="standardContextual"/>
         </w:rPr>
       </w:sdtEndPr>
       <w:sdtContent>
@@ -42,7 +44,11 @@
             <w:rPr>
               <w:rFonts w:eastAsiaTheme="minorEastAsia"/>
               <w:noProof/>
+              <w:kern w:val="0"/>
+              <w:sz w:val="22"/>
+              <w:szCs w:val="22"/>
               <w:lang w:eastAsia="en-IN"/>
+              <w14:ligatures w14:val="none"/>
             </w:rPr>
           </w:pPr>
           <w:r>
@@ -54,7 +60,7 @@
           <w:r>
             <w:fldChar w:fldCharType="separate"/>
           </w:r>
-          <w:hyperlink w:anchor="_Toc210999042" w:history="1">
+          <w:hyperlink w:anchor="_Toc211189120" w:history="1">
             <w:r>
               <w:rPr>
                 <w:rStyle w:val="Hyperlink"/>
@@ -84,7 +90,7 @@
                 <w:noProof/>
                 <w:webHidden/>
               </w:rPr>
-              <w:instrText xml:space="preserve"> PAGEREF _Toc210999042 \h </w:instrText>
+              <w:instrText xml:space="preserve"> PAGEREF _Toc211189120 \h </w:instrText>
             </w:r>
             <w:r>
               <w:rPr>
@@ -124,10 +130,14 @@
             <w:rPr>
               <w:rFonts w:eastAsiaTheme="minorEastAsia"/>
               <w:noProof/>
+              <w:kern w:val="0"/>
+              <w:sz w:val="22"/>
+              <w:szCs w:val="22"/>
               <w:lang w:eastAsia="en-IN"/>
+              <w14:ligatures w14:val="none"/>
             </w:rPr>
           </w:pPr>
-          <w:hyperlink w:anchor="_Toc210999043" w:history="1">
+          <w:hyperlink w:anchor="_Toc211189121" w:history="1">
             <w:r>
               <w:rPr>
                 <w:rStyle w:val="Hyperlink"/>
@@ -154,7 +164,7 @@
                 <w:noProof/>
                 <w:webHidden/>
               </w:rPr>
-              <w:instrText xml:space="preserve"> PAGEREF _Toc210999043 \h </w:instrText>
+              <w:instrText xml:space="preserve"> PAGEREF _Toc211189121 \h </w:instrText>
             </w:r>
             <w:r>
               <w:rPr>
@@ -194,10 +204,14 @@
             <w:rPr>
               <w:rFonts w:eastAsiaTheme="minorEastAsia"/>
               <w:noProof/>
+              <w:kern w:val="0"/>
+              <w:sz w:val="22"/>
+              <w:szCs w:val="22"/>
               <w:lang w:eastAsia="en-IN"/>
+              <w14:ligatures w14:val="none"/>
             </w:rPr>
           </w:pPr>
-          <w:hyperlink w:anchor="_Toc210999044" w:history="1">
+          <w:hyperlink w:anchor="_Toc211189122" w:history="1">
             <w:r>
               <w:rPr>
                 <w:rStyle w:val="Hyperlink"/>
@@ -224,7 +238,7 @@
                 <w:noProof/>
                 <w:webHidden/>
               </w:rPr>
-              <w:instrText xml:space="preserve"> PAGEREF _Toc210999044 \h </w:instrText>
+              <w:instrText xml:space="preserve"> PAGEREF _Toc211189122 \h </w:instrText>
             </w:r>
             <w:r>
               <w:rPr>
@@ -264,10 +278,14 @@
             <w:rPr>
               <w:rFonts w:eastAsiaTheme="minorEastAsia"/>
               <w:noProof/>
+              <w:kern w:val="0"/>
+              <w:sz w:val="22"/>
+              <w:szCs w:val="22"/>
               <w:lang w:eastAsia="en-IN"/>
+              <w14:ligatures w14:val="none"/>
             </w:rPr>
           </w:pPr>
-          <w:hyperlink w:anchor="_Toc210999045" w:history="1">
+          <w:hyperlink w:anchor="_Toc211189123" w:history="1">
             <w:r>
               <w:rPr>
                 <w:rStyle w:val="Hyperlink"/>
@@ -294,7 +312,7 @@
                 <w:noProof/>
                 <w:webHidden/>
               </w:rPr>
-              <w:instrText xml:space="preserve"> PAGEREF _Toc210999045 \h </w:instrText>
+              <w:instrText xml:space="preserve"> PAGEREF _Toc211189123 \h </w:instrText>
             </w:r>
             <w:r>
               <w:rPr>
@@ -334,10 +352,14 @@
             <w:rPr>
               <w:rFonts w:eastAsiaTheme="minorEastAsia"/>
               <w:noProof/>
+              <w:kern w:val="0"/>
+              <w:sz w:val="22"/>
+              <w:szCs w:val="22"/>
               <w:lang w:eastAsia="en-IN"/>
+              <w14:ligatures w14:val="none"/>
             </w:rPr>
           </w:pPr>
-          <w:hyperlink w:anchor="_Toc210999046" w:history="1">
+          <w:hyperlink w:anchor="_Toc211189124" w:history="1">
             <w:r>
               <w:rPr>
                 <w:rStyle w:val="Hyperlink"/>
@@ -366,7 +388,7 @@
                 <w:noProof/>
                 <w:webHidden/>
               </w:rPr>
-              <w:instrText xml:space="preserve"> PAGEREF _Toc210999046 \h </w:instrText>
+              <w:instrText xml:space="preserve"> PAGEREF _Toc211189124 \h </w:instrText>
             </w:r>
             <w:r>
               <w:rPr>
@@ -406,10 +428,14 @@
             <w:rPr>
               <w:rFonts w:eastAsiaTheme="minorEastAsia"/>
               <w:noProof/>
+              <w:kern w:val="0"/>
+              <w:sz w:val="22"/>
+              <w:szCs w:val="22"/>
               <w:lang w:eastAsia="en-IN"/>
+              <w14:ligatures w14:val="none"/>
             </w:rPr>
           </w:pPr>
-          <w:hyperlink w:anchor="_Toc210999047" w:history="1">
+          <w:hyperlink w:anchor="_Toc211189125" w:history="1">
             <w:r>
               <w:rPr>
                 <w:rStyle w:val="Hyperlink"/>
@@ -417,7 +443,7 @@
                 <w:noProof/>
                 <w:lang w:eastAsia="en-IN"/>
               </w:rPr>
-              <w:t>2.1 GET method (Retrieve):</w:t>
+              <w:t>Status codes:</w:t>
             </w:r>
             <w:r>
               <w:rPr>
@@ -438,7 +464,7 @@
                 <w:noProof/>
                 <w:webHidden/>
               </w:rPr>
-              <w:instrText xml:space="preserve"> PAGEREF _Toc210999047 \h </w:instrText>
+              <w:instrText xml:space="preserve"> PAGEREF _Toc211189125 \h </w:instrText>
             </w:r>
             <w:r>
               <w:rPr>
@@ -458,7 +484,207 @@
                 <w:noProof/>
                 <w:webHidden/>
               </w:rPr>
-              <w:t>10</w:t>
+              <w:t>9</w:t>
+            </w:r>
+            <w:r>
+              <w:rPr>
+                <w:noProof/>
+                <w:webHidden/>
+              </w:rPr>
+              <w:fldChar w:fldCharType="end"/>
+            </w:r>
+          </w:hyperlink>
+        </w:p>
+        <w:p>
+          <w:pPr>
+            <w:pStyle w:val="TOC2"/>
+            <w:tabs>
+              <w:tab w:val="left" w:pos="880"/>
+              <w:tab w:val="right" w:leader="dot" w:pos="9736"/>
+            </w:tabs>
+            <w:rPr>
+              <w:rFonts w:eastAsiaTheme="minorEastAsia"/>
+              <w:noProof/>
+              <w:kern w:val="0"/>
+              <w:sz w:val="22"/>
+              <w:szCs w:val="22"/>
+              <w:lang w:eastAsia="en-IN"/>
+              <w14:ligatures w14:val="none"/>
+            </w:rPr>
+          </w:pPr>
+          <w:hyperlink w:anchor="_Toc211189126" w:history="1">
+            <w:r>
+              <w:rPr>
+                <w:rStyle w:val="Hyperlink"/>
+                <w:rFonts w:eastAsia="Times New Roman"/>
+                <w:noProof/>
+                <w:lang w:eastAsia="en-IN"/>
+              </w:rPr>
+              <w:t>2</w:t>
+            </w:r>
+            <w:r>
+              <w:rPr>
+                <w:rStyle w:val="Hyperlink"/>
+                <w:rFonts w:eastAsia="Times New Roman"/>
+                <w:noProof/>
+                <w:lang w:eastAsia="en-IN"/>
+              </w:rPr>
+              <w:t>.</w:t>
+            </w:r>
+            <w:r>
+              <w:rPr>
+                <w:rStyle w:val="Hyperlink"/>
+                <w:rFonts w:eastAsia="Times New Roman"/>
+                <w:noProof/>
+                <w:lang w:eastAsia="en-IN"/>
+              </w:rPr>
+              <w:t>1</w:t>
+            </w:r>
+            <w:r>
+              <w:rPr>
+                <w:rFonts w:eastAsiaTheme="minorEastAsia"/>
+                <w:noProof/>
+                <w:kern w:val="0"/>
+                <w:sz w:val="22"/>
+                <w:szCs w:val="22"/>
+                <w:lang w:eastAsia="en-IN"/>
+                <w14:ligatures w14:val="none"/>
+              </w:rPr>
+              <w:t xml:space="preserve">. </w:t>
+            </w:r>
+            <w:bookmarkStart w:id="0" w:name="_GoBack"/>
+            <w:bookmarkEnd w:id="0"/>
+            <w:r>
+              <w:rPr>
+                <w:rStyle w:val="Hyperlink"/>
+                <w:rFonts w:eastAsia="Times New Roman"/>
+                <w:noProof/>
+                <w:lang w:eastAsia="en-IN"/>
+              </w:rPr>
+              <w:t>GET method (Retrieve):</w:t>
+            </w:r>
+            <w:r>
+              <w:rPr>
+                <w:noProof/>
+                <w:webHidden/>
+              </w:rPr>
+              <w:tab/>
+            </w:r>
+            <w:r>
+              <w:rPr>
+                <w:noProof/>
+                <w:webHidden/>
+              </w:rPr>
+              <w:fldChar w:fldCharType="begin"/>
+            </w:r>
+            <w:r>
+              <w:rPr>
+                <w:noProof/>
+                <w:webHidden/>
+              </w:rPr>
+              <w:instrText xml:space="preserve"> PAGEREF _Toc211189126 \h </w:instrText>
+            </w:r>
+            <w:r>
+              <w:rPr>
+                <w:noProof/>
+                <w:webHidden/>
+              </w:rPr>
+            </w:r>
+            <w:r>
+              <w:rPr>
+                <w:noProof/>
+                <w:webHidden/>
+              </w:rPr>
+              <w:fldChar w:fldCharType="separate"/>
+            </w:r>
+            <w:r>
+              <w:rPr>
+                <w:noProof/>
+                <w:webHidden/>
+              </w:rPr>
+              <w:t>11</w:t>
+            </w:r>
+            <w:r>
+              <w:rPr>
+                <w:noProof/>
+                <w:webHidden/>
+              </w:rPr>
+              <w:fldChar w:fldCharType="end"/>
+            </w:r>
+          </w:hyperlink>
+        </w:p>
+        <w:p>
+          <w:pPr>
+            <w:pStyle w:val="TOC3"/>
+            <w:tabs>
+              <w:tab w:val="right" w:leader="dot" w:pos="9736"/>
+            </w:tabs>
+            <w:rPr>
+              <w:rFonts w:eastAsiaTheme="minorEastAsia"/>
+              <w:noProof/>
+              <w:kern w:val="0"/>
+              <w:sz w:val="22"/>
+              <w:szCs w:val="22"/>
+              <w:lang w:eastAsia="en-IN"/>
+              <w14:ligatures w14:val="none"/>
+            </w:rPr>
+          </w:pPr>
+          <w:hyperlink w:anchor="_Toc211189127" w:history="1">
+            <w:r>
+              <w:rPr>
+                <w:rStyle w:val="Hyperlink"/>
+                <w:noProof/>
+                <w:lang w:eastAsia="en-IN"/>
+              </w:rPr>
+              <w:t>2.1.1.</w:t>
+            </w:r>
+            <w:r>
+              <w:rPr>
+                <w:rStyle w:val="Hyperlink"/>
+                <w:noProof/>
+              </w:rPr>
+              <w:t xml:space="preserve"> Path parameters</w:t>
+            </w:r>
+            <w:r>
+              <w:rPr>
+                <w:noProof/>
+                <w:webHidden/>
+              </w:rPr>
+              <w:tab/>
+            </w:r>
+            <w:r>
+              <w:rPr>
+                <w:noProof/>
+                <w:webHidden/>
+              </w:rPr>
+              <w:fldChar w:fldCharType="begin"/>
+            </w:r>
+            <w:r>
+              <w:rPr>
+                <w:noProof/>
+                <w:webHidden/>
+              </w:rPr>
+              <w:instrText xml:space="preserve"> PAGEREF _Toc211189127 \h </w:instrText>
+            </w:r>
+            <w:r>
+              <w:rPr>
+                <w:noProof/>
+                <w:webHidden/>
+              </w:rPr>
+            </w:r>
+            <w:r>
+              <w:rPr>
+                <w:noProof/>
+                <w:webHidden/>
+              </w:rPr>
+              <w:fldChar w:fldCharType="separate"/>
+            </w:r>
+            <w:r>
+              <w:rPr>
+                <w:noProof/>
+                <w:webHidden/>
+              </w:rPr>
+              <w:t>11</w:t>
             </w:r>
             <w:r>
               <w:rPr>
@@ -478,18 +704,29 @@
             <w:rPr>
               <w:rFonts w:eastAsiaTheme="minorEastAsia"/>
               <w:noProof/>
+              <w:kern w:val="0"/>
+              <w:sz w:val="22"/>
+              <w:szCs w:val="22"/>
               <w:lang w:eastAsia="en-IN"/>
+              <w14:ligatures w14:val="none"/>
             </w:rPr>
           </w:pPr>
-          <w:hyperlink w:anchor="_Toc210999048" w:history="1">
+          <w:hyperlink w:anchor="_Toc211189128" w:history="1">
             <w:r>
               <w:rPr>
                 <w:rStyle w:val="Hyperlink"/>
-                <w:rFonts w:eastAsia="Times New Roman"/>
-                <w:noProof/>
-                <w:lang w:eastAsia="en-IN"/>
-              </w:rPr>
-              <w:t>2.2. POST method (Create):</w:t>
+                <w:noProof/>
+              </w:rPr>
+              <w:t>2.1.2.</w:t>
+            </w:r>
+            <w:r>
+              <w:rPr>
+                <w:rStyle w:val="Hyperlink"/>
+                <w:b/>
+                <w:bCs/>
+                <w:noProof/>
+              </w:rPr>
+              <w:t xml:space="preserve"> Query parameters</w:t>
             </w:r>
             <w:r>
               <w:rPr>
@@ -510,7 +747,7 @@
                 <w:noProof/>
                 <w:webHidden/>
               </w:rPr>
-              <w:instrText xml:space="preserve"> PAGEREF _Toc210999048 \h </w:instrText>
+              <w:instrText xml:space="preserve"> PAGEREF _Toc211189128 \h </w:instrText>
             </w:r>
             <w:r>
               <w:rPr>
@@ -550,10 +787,14 @@
             <w:rPr>
               <w:rFonts w:eastAsiaTheme="minorEastAsia"/>
               <w:noProof/>
+              <w:kern w:val="0"/>
+              <w:sz w:val="22"/>
+              <w:szCs w:val="22"/>
               <w:lang w:eastAsia="en-IN"/>
+              <w14:ligatures w14:val="none"/>
             </w:rPr>
           </w:pPr>
-          <w:hyperlink w:anchor="_Toc210999049" w:history="1">
+          <w:hyperlink w:anchor="_Toc211189129" w:history="1">
             <w:r>
               <w:rPr>
                 <w:rStyle w:val="Hyperlink"/>
@@ -561,7 +802,7 @@
                 <w:noProof/>
                 <w:lang w:eastAsia="en-IN"/>
               </w:rPr>
-              <w:t>2.3. PUT (Update):</w:t>
+              <w:t>2.2. POST method (Create):</w:t>
             </w:r>
             <w:r>
               <w:rPr>
@@ -582,7 +823,7 @@
                 <w:noProof/>
                 <w:webHidden/>
               </w:rPr>
-              <w:instrText xml:space="preserve"> PAGEREF _Toc210999049 \h </w:instrText>
+              <w:instrText xml:space="preserve"> PAGEREF _Toc211189129 \h </w:instrText>
             </w:r>
             <w:r>
               <w:rPr>
@@ -622,10 +863,14 @@
             <w:rPr>
               <w:rFonts w:eastAsiaTheme="minorEastAsia"/>
               <w:noProof/>
+              <w:kern w:val="0"/>
+              <w:sz w:val="22"/>
+              <w:szCs w:val="22"/>
               <w:lang w:eastAsia="en-IN"/>
+              <w14:ligatures w14:val="none"/>
             </w:rPr>
           </w:pPr>
-          <w:hyperlink w:anchor="_Toc210999050" w:history="1">
+          <w:hyperlink w:anchor="_Toc211189130" w:history="1">
             <w:r>
               <w:rPr>
                 <w:rStyle w:val="Hyperlink"/>
@@ -633,6 +878,82 @@
                 <w:noProof/>
                 <w:lang w:eastAsia="en-IN"/>
               </w:rPr>
+              <w:t>2.3. PUT (Update):</w:t>
+            </w:r>
+            <w:r>
+              <w:rPr>
+                <w:noProof/>
+                <w:webHidden/>
+              </w:rPr>
+              <w:tab/>
+            </w:r>
+            <w:r>
+              <w:rPr>
+                <w:noProof/>
+                <w:webHidden/>
+              </w:rPr>
+              <w:fldChar w:fldCharType="begin"/>
+            </w:r>
+            <w:r>
+              <w:rPr>
+                <w:noProof/>
+                <w:webHidden/>
+              </w:rPr>
+              <w:instrText xml:space="preserve"> PAGEREF _Toc211189130 \h </w:instrText>
+            </w:r>
+            <w:r>
+              <w:rPr>
+                <w:noProof/>
+                <w:webHidden/>
+              </w:rPr>
+            </w:r>
+            <w:r>
+              <w:rPr>
+                <w:noProof/>
+                <w:webHidden/>
+              </w:rPr>
+              <w:fldChar w:fldCharType="separate"/>
+            </w:r>
+            <w:r>
+              <w:rPr>
+                <w:noProof/>
+                <w:webHidden/>
+              </w:rPr>
+              <w:t>13</w:t>
+            </w:r>
+            <w:r>
+              <w:rPr>
+                <w:noProof/>
+                <w:webHidden/>
+              </w:rPr>
+              <w:fldChar w:fldCharType="end"/>
+            </w:r>
+          </w:hyperlink>
+        </w:p>
+        <w:p>
+          <w:pPr>
+            <w:pStyle w:val="TOC2"/>
+            <w:tabs>
+              <w:tab w:val="right" w:leader="dot" w:pos="9736"/>
+            </w:tabs>
+            <w:rPr>
+              <w:rFonts w:eastAsiaTheme="minorEastAsia"/>
+              <w:noProof/>
+              <w:kern w:val="0"/>
+              <w:sz w:val="22"/>
+              <w:szCs w:val="22"/>
+              <w:lang w:eastAsia="en-IN"/>
+              <w14:ligatures w14:val="none"/>
+            </w:rPr>
+          </w:pPr>
+          <w:hyperlink w:anchor="_Toc211189131" w:history="1">
+            <w:r>
+              <w:rPr>
+                <w:rStyle w:val="Hyperlink"/>
+                <w:rFonts w:eastAsia="Times New Roman"/>
+                <w:noProof/>
+                <w:lang w:eastAsia="en-IN"/>
+              </w:rPr>
               <w:t>2.4. Delete (Delete):</w:t>
             </w:r>
             <w:r>
@@ -654,7 +975,7 @@
                 <w:noProof/>
                 <w:webHidden/>
               </w:rPr>
-              <w:instrText xml:space="preserve"> PAGEREF _Toc210999050 \h </w:instrText>
+              <w:instrText xml:space="preserve"> PAGEREF _Toc211189131 \h </w:instrText>
             </w:r>
             <w:r>
               <w:rPr>
@@ -674,7 +995,7 @@
                 <w:noProof/>
                 <w:webHidden/>
               </w:rPr>
-              <w:t>13</w:t>
+              <w:t>14</w:t>
             </w:r>
             <w:r>
               <w:rPr>
@@ -694,10 +1015,14 @@
             <w:rPr>
               <w:rFonts w:eastAsiaTheme="minorEastAsia"/>
               <w:noProof/>
+              <w:kern w:val="0"/>
+              <w:sz w:val="22"/>
+              <w:szCs w:val="22"/>
               <w:lang w:eastAsia="en-IN"/>
+              <w14:ligatures w14:val="none"/>
             </w:rPr>
           </w:pPr>
-          <w:hyperlink w:anchor="_Toc210999051" w:history="1">
+          <w:hyperlink w:anchor="_Toc211189132" w:history="1">
             <w:r>
               <w:rPr>
                 <w:rStyle w:val="Hyperlink"/>
@@ -726,7 +1051,7 @@
                 <w:noProof/>
                 <w:webHidden/>
               </w:rPr>
-              <w:instrText xml:space="preserve"> PAGEREF _Toc210999051 \h </w:instrText>
+              <w:instrText xml:space="preserve"> PAGEREF _Toc211189132 \h </w:instrText>
             </w:r>
             <w:r>
               <w:rPr>
@@ -746,7 +1071,7 @@
                 <w:noProof/>
                 <w:webHidden/>
               </w:rPr>
-              <w:t>15</w:t>
+              <w:t>16</w:t>
             </w:r>
             <w:r>
               <w:rPr>
@@ -796,7 +1121,7 @@
           <w:lang w:val="en-US"/>
         </w:rPr>
       </w:pPr>
-      <w:bookmarkStart w:id="0" w:name="_Toc210999042"/>
+      <w:bookmarkStart w:id="1" w:name="_Toc211189120"/>
       <w:r>
         <w:rPr>
           <w:b/>
@@ -806,7 +1131,7 @@
         <w:lastRenderedPageBreak/>
         <w:t>Fast API</w:t>
       </w:r>
-      <w:bookmarkEnd w:id="0"/>
+      <w:bookmarkEnd w:id="1"/>
     </w:p>
     <w:p>
       <w:pPr>
@@ -941,13 +1266,13 @@
           <w:numId w:val="2"/>
         </w:numPr>
       </w:pPr>
-      <w:bookmarkStart w:id="1" w:name="_Toc210996675"/>
-      <w:bookmarkStart w:id="2" w:name="_Toc210999043"/>
+      <w:bookmarkStart w:id="2" w:name="_Toc210996675"/>
+      <w:bookmarkStart w:id="3" w:name="_Toc211189121"/>
       <w:r>
         <w:t>Need for APIs:</w:t>
       </w:r>
-      <w:bookmarkEnd w:id="1"/>
       <w:bookmarkEnd w:id="2"/>
+      <w:bookmarkEnd w:id="3"/>
     </w:p>
     <w:p>
       <w:pPr>
@@ -1069,7 +1394,6 @@
         <w:jc w:val="both"/>
       </w:pPr>
       <w:r>
-        <w:lastRenderedPageBreak/>
         <w:t xml:space="preserve">Solution for above issue, </w:t>
       </w:r>
       <w:r>
@@ -1090,6 +1414,7 @@
           <w:noProof/>
           <w:lang w:eastAsia="en-IN"/>
         </w:rPr>
+        <w:lastRenderedPageBreak/>
         <w:drawing>
           <wp:inline distT="0" distB="0" distL="0" distR="0" wp14:anchorId="3A415EAD" wp14:editId="617B84FE">
             <wp:extent cx="5143500" cy="3257550"/>
@@ -1263,7 +1588,6 @@
         <w:jc w:val="both"/>
       </w:pPr>
       <w:r>
-        <w:lastRenderedPageBreak/>
         <w:t>For multiple device application like Android, windows and IOS front end of the application</w:t>
       </w:r>
       <w:r>
@@ -1287,6 +1611,7 @@
           <w:noProof/>
           <w:lang w:eastAsia="en-IN"/>
         </w:rPr>
+        <w:lastRenderedPageBreak/>
         <w:drawing>
           <wp:inline distT="0" distB="0" distL="0" distR="0" wp14:anchorId="64F000D6" wp14:editId="0378C6F2">
             <wp:extent cx="3695700" cy="2066925"/>
@@ -1503,7 +1828,7 @@
         </w:numPr>
         <w:jc w:val="both"/>
       </w:pPr>
-      <w:bookmarkStart w:id="3" w:name="_Toc210999044"/>
+      <w:bookmarkStart w:id="4" w:name="_Toc211189122"/>
       <w:r>
         <w:rPr>
           <w:rStyle w:val="Heading2Char"/>
@@ -1521,7 +1846,7 @@
         </w:rPr>
         <w:t>Fast API:</w:t>
       </w:r>
-      <w:bookmarkEnd w:id="3"/>
+      <w:bookmarkEnd w:id="4"/>
       <w:r>
         <w:rPr>
           <w:sz w:val="22"/>
@@ -1542,23 +1867,7 @@
         <w:jc w:val="both"/>
       </w:pPr>
       <w:r>
-        <w:t xml:space="preserve">It is based on two python libraries Starlette and </w:t>
-      </w:r>
-      <w:proofErr w:type="spellStart"/>
-      <w:r>
-        <w:t>Pydantic</w:t>
-      </w:r>
-      <w:proofErr w:type="spellEnd"/>
-      <w:r>
-        <w:t xml:space="preserve">, Starlette, where Starlette handles the request meaning the all the request from the user to the backend and the response from the backend to the user. Whereas the </w:t>
-      </w:r>
-      <w:proofErr w:type="spellStart"/>
-      <w:r>
-        <w:t>Pydantic</w:t>
-      </w:r>
-      <w:proofErr w:type="spellEnd"/>
-      <w:r>
-        <w:t xml:space="preserve"> handles the data validation part of the returned output. </w:t>
+        <w:t xml:space="preserve">It is based on two python libraries Starlette and Pydantic, Starlette, where Starlette handles the request meaning the all the request from the user to the backend and the response from the backend to the user. Whereas the Pydantic handles the data validation part of the returned output. </w:t>
       </w:r>
     </w:p>
     <w:p>
@@ -1854,7 +2163,7 @@
           <w:szCs w:val="28"/>
         </w:rPr>
       </w:pPr>
-      <w:bookmarkStart w:id="4" w:name="_Toc210999045"/>
+      <w:bookmarkStart w:id="5" w:name="_Toc211189123"/>
       <w:r>
         <w:rPr>
           <w:sz w:val="28"/>
@@ -1862,7 +2171,7 @@
         </w:rPr>
         <w:t>Flask API vs Fast API</w:t>
       </w:r>
-      <w:bookmarkEnd w:id="4"/>
+      <w:bookmarkEnd w:id="5"/>
     </w:p>
     <w:p>
       <w:pPr>
@@ -1942,10 +2251,10 @@
         <w:tblLook w:val="04A0" w:firstRow="1" w:lastRow="0" w:firstColumn="1" w:lastColumn="0" w:noHBand="0" w:noVBand="1"/>
       </w:tblPr>
       <w:tblGrid>
-        <w:gridCol w:w="1462"/>
-        <w:gridCol w:w="1959"/>
-        <w:gridCol w:w="1381"/>
-        <w:gridCol w:w="4235"/>
+        <w:gridCol w:w="1521"/>
+        <w:gridCol w:w="1967"/>
+        <w:gridCol w:w="1375"/>
+        <w:gridCol w:w="4174"/>
       </w:tblGrid>
       <w:tr>
         <w:trPr>
@@ -2162,47 +2471,13 @@
                 <w:bCs/>
               </w:rPr>
             </w:pPr>
-            <w:proofErr w:type="spellStart"/>
             <w:r>
               <w:rPr>
                 <w:b/>
                 <w:bCs/>
               </w:rPr>
-              <w:t>Gunicorn</w:t>
-            </w:r>
-            <w:proofErr w:type="spellEnd"/>
-            <w:r>
-              <w:rPr>
-                <w:b/>
-                <w:bCs/>
-              </w:rPr>
-              <w:t xml:space="preserve">, </w:t>
-            </w:r>
-            <w:proofErr w:type="spellStart"/>
-            <w:r>
-              <w:rPr>
-                <w:b/>
-                <w:bCs/>
-              </w:rPr>
-              <w:t>uWSGI</w:t>
-            </w:r>
-            <w:proofErr w:type="spellEnd"/>
-            <w:r>
-              <w:rPr>
-                <w:b/>
-                <w:bCs/>
-              </w:rPr>
-              <w:t xml:space="preserve">, Waitress, </w:t>
-            </w:r>
-            <w:proofErr w:type="spellStart"/>
-            <w:r>
-              <w:rPr>
-                <w:b/>
-                <w:bCs/>
-              </w:rPr>
-              <w:t>gevent</w:t>
-            </w:r>
-            <w:proofErr w:type="spellEnd"/>
+              <w:t>Gunicorn, uWSGI, Waitress, gevent</w:t>
+            </w:r>
           </w:p>
         </w:tc>
         <w:tc>
@@ -2341,31 +2616,13 @@
                 <w:bCs/>
               </w:rPr>
             </w:pPr>
-            <w:proofErr w:type="spellStart"/>
             <w:r>
               <w:rPr>
                 <w:b/>
                 <w:bCs/>
               </w:rPr>
-              <w:t>Uvicorn</w:t>
-            </w:r>
-            <w:proofErr w:type="spellEnd"/>
-            <w:r>
-              <w:rPr>
-                <w:b/>
-                <w:bCs/>
-              </w:rPr>
-              <w:t xml:space="preserve">, Daphne, </w:t>
-            </w:r>
-            <w:proofErr w:type="spellStart"/>
-            <w:r>
-              <w:rPr>
-                <w:b/>
-                <w:bCs/>
-              </w:rPr>
-              <w:t>Hypercorn</w:t>
-            </w:r>
-            <w:proofErr w:type="spellEnd"/>
+              <w:t>Uvicorn, Daphne, Hypercorn</w:t>
+            </w:r>
           </w:p>
         </w:tc>
         <w:tc>
@@ -2455,47 +2712,7 @@
       </w:pPr>
       <w:r>
         <w:lastRenderedPageBreak/>
-        <w:t xml:space="preserve">Flask and FastAPI are both powerful Python web frameworks with different focuses. Flask uses the synchronous WSGI protocol and popular web servers like </w:t>
-      </w:r>
-      <w:proofErr w:type="spellStart"/>
-      <w:r>
-        <w:t>Gunicorn</w:t>
-      </w:r>
-      <w:proofErr w:type="spellEnd"/>
-      <w:r>
-        <w:t xml:space="preserve"> and </w:t>
-      </w:r>
-      <w:proofErr w:type="spellStart"/>
-      <w:r>
-        <w:t>uWSGI</w:t>
-      </w:r>
-      <w:proofErr w:type="spellEnd"/>
-      <w:r>
-        <w:t xml:space="preserve">, making it well-suited for traditional, simpler web applications and quick prototypes. FastAPI utilizes the modern asynchronous ASGI protocol with ASGI servers such as </w:t>
-      </w:r>
-      <w:proofErr w:type="spellStart"/>
-      <w:r>
-        <w:t>Uvicorn</w:t>
-      </w:r>
-      <w:proofErr w:type="spellEnd"/>
-      <w:r>
-        <w:t xml:space="preserve"> and Daphne, providing native async support for higher concurrency, </w:t>
-      </w:r>
-      <w:proofErr w:type="spellStart"/>
-      <w:r>
-        <w:t>WebSockets</w:t>
-      </w:r>
-      <w:proofErr w:type="spellEnd"/>
-      <w:r>
-        <w:t xml:space="preserve">, and real-time features. FastAPI is designed for high-performance APIs and microservices, supporting automatic validation and documentation, while Flask offers great flexibility and mature ecosystem support. In summary, Flask is ideal for synchronous, straightforward apps, whereas </w:t>
-      </w:r>
-      <w:proofErr w:type="spellStart"/>
-      <w:r>
-        <w:t>FastAPI</w:t>
-      </w:r>
-      <w:proofErr w:type="spellEnd"/>
-      <w:r>
-        <w:t xml:space="preserve"> excels in async-heavy, scalable applications with modern protocol features. Both frameworks rely on their respective gateway interfaces (WSGI for Flask and ASGI for FastAPI) to mediate between the web server and the Python API code.</w:t>
+        <w:t>Flask and FastAPI are both powerful Python web frameworks with different focuses. Flask uses the synchronous WSGI protocol and popular web servers like Gunicorn and uWSGI, making it well-suited for traditional, simpler web applications and quick prototypes. FastAPI utilizes the modern asynchronous ASGI protocol with ASGI servers such as Uvicorn and Daphne, providing native async support for higher concurrency, WebSockets, and real-time features. FastAPI is designed for high-performance APIs and microservices, supporting automatic validation and documentation, while Flask offers great flexibility and mature ecosystem support. In summary, Flask is ideal for synchronous, straightforward apps, whereas FastAPI excels in async-heavy, scalable applications with modern protocol features. Both frameworks rely on their respective gateway interfaces (WSGI for Flask and ASGI for FastAPI) to mediate between the web server and the Python API code.</w:t>
       </w:r>
     </w:p>
     <w:p>
@@ -2514,44 +2731,8 @@
         <w:rPr>
           <w:b/>
         </w:rPr>
-        <w:t xml:space="preserve">pip install </w:t>
-      </w:r>
-      <w:proofErr w:type="spellStart"/>
-      <w:r>
-        <w:rPr>
-          <w:b/>
-        </w:rPr>
-        <w:t>fastapi</w:t>
-      </w:r>
-      <w:proofErr w:type="spellEnd"/>
-      <w:r>
-        <w:rPr>
-          <w:b/>
-        </w:rPr>
-        <w:t xml:space="preserve"> </w:t>
-      </w:r>
-      <w:proofErr w:type="spellStart"/>
-      <w:r>
-        <w:rPr>
-          <w:b/>
-        </w:rPr>
-        <w:t>uvicorn</w:t>
-      </w:r>
-      <w:proofErr w:type="spellEnd"/>
-      <w:r>
-        <w:rPr>
-          <w:b/>
-        </w:rPr>
-        <w:t xml:space="preserve"> </w:t>
-      </w:r>
-      <w:proofErr w:type="spellStart"/>
-      <w:r>
-        <w:rPr>
-          <w:b/>
-        </w:rPr>
-        <w:t>pydantic</w:t>
-      </w:r>
-      <w:proofErr w:type="spellEnd"/>
+        <w:t>pip install fastapi uvicorn pydantic</w:t>
+      </w:r>
     </w:p>
     <w:p>
       <w:pPr>
@@ -2581,33 +2762,11 @@
           <w:b/>
         </w:rPr>
       </w:pPr>
-      <w:proofErr w:type="spellStart"/>
       <w:r>
         <w:rPr>
           <w:b/>
         </w:rPr>
-        <w:t>uvicorn</w:t>
-      </w:r>
-      <w:proofErr w:type="spellEnd"/>
-      <w:r>
-        <w:rPr>
-          <w:b/>
-        </w:rPr>
-        <w:t xml:space="preserve"> </w:t>
-      </w:r>
-      <w:proofErr w:type="spellStart"/>
-      <w:r>
-        <w:rPr>
-          <w:b/>
-        </w:rPr>
-        <w:t>main:app</w:t>
-      </w:r>
-      <w:proofErr w:type="spellEnd"/>
-      <w:r>
-        <w:rPr>
-          <w:b/>
-        </w:rPr>
-        <w:t xml:space="preserve"> –reload</w:t>
+        <w:t>uvicorn main:app –reload</w:t>
       </w:r>
     </w:p>
     <w:p>
@@ -2740,7 +2899,7 @@
           <w:szCs w:val="32"/>
         </w:rPr>
       </w:pPr>
-      <w:bookmarkStart w:id="5" w:name="_Toc210999046"/>
+      <w:bookmarkStart w:id="6" w:name="_Toc211189124"/>
       <w:r>
         <w:rPr>
           <w:b/>
@@ -2750,7 +2909,7 @@
         </w:rPr>
         <w:t>HTTP methods:</w:t>
       </w:r>
-      <w:bookmarkEnd w:id="5"/>
+      <w:bookmarkEnd w:id="6"/>
     </w:p>
     <w:p>
       <w:pPr>
@@ -2782,21 +2941,7 @@
         <w:rPr>
           <w:rFonts w:asciiTheme="minorHAnsi" w:hAnsiTheme="minorHAnsi"/>
         </w:rPr>
-        <w:t xml:space="preserve"> → Fixed, precompiled, predictable; same </w:t>
-      </w:r>
-      <w:proofErr w:type="spellStart"/>
-      <w:r>
-        <w:rPr>
-          <w:rFonts w:asciiTheme="minorHAnsi" w:hAnsiTheme="minorHAnsi"/>
-        </w:rPr>
-        <w:t>behavior</w:t>
-      </w:r>
-      <w:proofErr w:type="spellEnd"/>
-      <w:r>
-        <w:rPr>
-          <w:rFonts w:asciiTheme="minorHAnsi" w:hAnsiTheme="minorHAnsi"/>
-        </w:rPr>
-        <w:t xml:space="preserve"> for all users (e.g., Notepad, Minesweeper).</w:t>
+        <w:t xml:space="preserve"> → Fixed, precompiled, predictable; same behavior for all users (e.g., Notepad, Minesweeper).</w:t>
       </w:r>
     </w:p>
     <w:p>
@@ -3045,6 +3190,1315 @@
     </w:p>
     <w:p>
       <w:pPr>
+        <w:pStyle w:val="Heading2"/>
+        <w:jc w:val="both"/>
+        <w:rPr>
+          <w:rFonts w:asciiTheme="minorHAnsi" w:eastAsia="Times New Roman" w:hAnsiTheme="minorHAnsi"/>
+          <w:lang w:eastAsia="en-IN"/>
+        </w:rPr>
+      </w:pPr>
+      <w:bookmarkStart w:id="7" w:name="_Toc211189125"/>
+      <w:r>
+        <w:rPr>
+          <w:rFonts w:asciiTheme="minorHAnsi" w:eastAsia="Times New Roman" w:hAnsiTheme="minorHAnsi"/>
+          <w:lang w:eastAsia="en-IN"/>
+        </w:rPr>
+        <w:t>Status codes:</w:t>
+      </w:r>
+      <w:bookmarkEnd w:id="7"/>
+    </w:p>
+    <w:p>
+      <w:pPr>
+        <w:jc w:val="both"/>
+        <w:rPr>
+          <w:lang w:eastAsia="en-IN"/>
+        </w:rPr>
+      </w:pPr>
+      <w:r>
+        <w:t xml:space="preserve">In </w:t>
+      </w:r>
+      <w:r>
+        <w:rPr>
+          <w:rStyle w:val="Strong"/>
+        </w:rPr>
+        <w:t>FastAPI</w:t>
+      </w:r>
+      <w:r>
+        <w:t xml:space="preserve">, </w:t>
+      </w:r>
+      <w:r>
+        <w:rPr>
+          <w:rStyle w:val="Strong"/>
+        </w:rPr>
+        <w:t>status codes</w:t>
+      </w:r>
+      <w:r>
+        <w:t xml:space="preserve"> represent the outcome of an HTTP request — whether it succeeded, failed, or needs further action. They come from the </w:t>
+      </w:r>
+      <w:r>
+        <w:rPr>
+          <w:rStyle w:val="Strong"/>
+        </w:rPr>
+        <w:t>HTTP standard</w:t>
+      </w:r>
+      <w:r>
+        <w:t xml:space="preserve"> and are used to communicate between client and server.</w:t>
+      </w:r>
+    </w:p>
+    <w:tbl>
+      <w:tblPr>
+        <w:tblW w:w="0" w:type="auto"/>
+        <w:tblCellSpacing w:w="15" w:type="dxa"/>
+        <w:tblCellMar>
+          <w:top w:w="15" w:type="dxa"/>
+          <w:left w:w="15" w:type="dxa"/>
+          <w:bottom w:w="15" w:type="dxa"/>
+          <w:right w:w="15" w:type="dxa"/>
+        </w:tblCellMar>
+        <w:tblLook w:val="04A0" w:firstRow="1" w:lastRow="0" w:firstColumn="1" w:lastColumn="0" w:noHBand="0" w:noVBand="1"/>
+      </w:tblPr>
+      <w:tblGrid>
+        <w:gridCol w:w="1116"/>
+        <w:gridCol w:w="1350"/>
+        <w:gridCol w:w="1448"/>
+        <w:gridCol w:w="5832"/>
+      </w:tblGrid>
+      <w:tr>
+        <w:trPr>
+          <w:tblHeader/>
+          <w:tblCellSpacing w:w="15" w:type="dxa"/>
+        </w:trPr>
+        <w:tc>
+          <w:tcPr>
+            <w:tcW w:w="0" w:type="auto"/>
+            <w:vAlign w:val="center"/>
+            <w:hideMark/>
+          </w:tcPr>
+          <w:p>
+            <w:pPr>
+              <w:spacing w:after="0" w:line="240" w:lineRule="auto"/>
+              <w:jc w:val="center"/>
+              <w:rPr>
+                <w:rFonts w:eastAsia="Times New Roman" w:cs="Times New Roman"/>
+                <w:b/>
+                <w:bCs/>
+                <w:kern w:val="0"/>
+                <w:lang w:eastAsia="en-IN"/>
+                <w14:ligatures w14:val="none"/>
+              </w:rPr>
+            </w:pPr>
+            <w:r>
+              <w:rPr>
+                <w:rFonts w:eastAsia="Times New Roman" w:cs="Times New Roman"/>
+                <w:b/>
+                <w:bCs/>
+                <w:kern w:val="0"/>
+                <w:lang w:eastAsia="en-IN"/>
+                <w14:ligatures w14:val="none"/>
+              </w:rPr>
+              <w:t>Category</w:t>
+            </w:r>
+          </w:p>
+        </w:tc>
+        <w:tc>
+          <w:tcPr>
+            <w:tcW w:w="0" w:type="auto"/>
+            <w:vAlign w:val="center"/>
+            <w:hideMark/>
+          </w:tcPr>
+          <w:p>
+            <w:pPr>
+              <w:spacing w:after="0" w:line="240" w:lineRule="auto"/>
+              <w:jc w:val="center"/>
+              <w:rPr>
+                <w:rFonts w:eastAsia="Times New Roman" w:cs="Times New Roman"/>
+                <w:b/>
+                <w:bCs/>
+                <w:kern w:val="0"/>
+                <w:lang w:eastAsia="en-IN"/>
+                <w14:ligatures w14:val="none"/>
+              </w:rPr>
+            </w:pPr>
+            <w:r>
+              <w:rPr>
+                <w:rFonts w:eastAsia="Times New Roman" w:cs="Times New Roman"/>
+                <w:b/>
+                <w:bCs/>
+                <w:kern w:val="0"/>
+                <w:lang w:eastAsia="en-IN"/>
+                <w14:ligatures w14:val="none"/>
+              </w:rPr>
+              <w:t>Code Range</w:t>
+            </w:r>
+          </w:p>
+        </w:tc>
+        <w:tc>
+          <w:tcPr>
+            <w:tcW w:w="0" w:type="auto"/>
+            <w:vAlign w:val="center"/>
+            <w:hideMark/>
+          </w:tcPr>
+          <w:p>
+            <w:pPr>
+              <w:spacing w:after="0" w:line="240" w:lineRule="auto"/>
+              <w:jc w:val="center"/>
+              <w:rPr>
+                <w:rFonts w:eastAsia="Times New Roman" w:cs="Times New Roman"/>
+                <w:b/>
+                <w:bCs/>
+                <w:kern w:val="0"/>
+                <w:lang w:eastAsia="en-IN"/>
+                <w14:ligatures w14:val="none"/>
+              </w:rPr>
+            </w:pPr>
+            <w:r>
+              <w:rPr>
+                <w:rFonts w:eastAsia="Times New Roman" w:cs="Times New Roman"/>
+                <w:b/>
+                <w:bCs/>
+                <w:kern w:val="0"/>
+                <w:lang w:eastAsia="en-IN"/>
+                <w14:ligatures w14:val="none"/>
+              </w:rPr>
+              <w:t>Type</w:t>
+            </w:r>
+          </w:p>
+        </w:tc>
+        <w:tc>
+          <w:tcPr>
+            <w:tcW w:w="0" w:type="auto"/>
+            <w:vAlign w:val="center"/>
+            <w:hideMark/>
+          </w:tcPr>
+          <w:p>
+            <w:pPr>
+              <w:spacing w:after="0" w:line="240" w:lineRule="auto"/>
+              <w:jc w:val="center"/>
+              <w:rPr>
+                <w:rFonts w:eastAsia="Times New Roman" w:cs="Times New Roman"/>
+                <w:b/>
+                <w:bCs/>
+                <w:kern w:val="0"/>
+                <w:lang w:eastAsia="en-IN"/>
+                <w14:ligatures w14:val="none"/>
+              </w:rPr>
+            </w:pPr>
+            <w:r>
+              <w:rPr>
+                <w:rFonts w:eastAsia="Times New Roman" w:cs="Times New Roman"/>
+                <w:b/>
+                <w:bCs/>
+                <w:kern w:val="0"/>
+                <w:lang w:eastAsia="en-IN"/>
+                <w14:ligatures w14:val="none"/>
+              </w:rPr>
+              <w:t>Meaning</w:t>
+            </w:r>
+          </w:p>
+        </w:tc>
+      </w:tr>
+      <w:tr>
+        <w:trPr>
+          <w:tblCellSpacing w:w="15" w:type="dxa"/>
+        </w:trPr>
+        <w:tc>
+          <w:tcPr>
+            <w:tcW w:w="0" w:type="auto"/>
+            <w:vAlign w:val="center"/>
+            <w:hideMark/>
+          </w:tcPr>
+          <w:p>
+            <w:pPr>
+              <w:spacing w:after="0" w:line="240" w:lineRule="auto"/>
+              <w:rPr>
+                <w:rFonts w:eastAsia="Times New Roman" w:cs="Times New Roman"/>
+                <w:kern w:val="0"/>
+                <w:lang w:eastAsia="en-IN"/>
+                <w14:ligatures w14:val="none"/>
+              </w:rPr>
+            </w:pPr>
+            <w:r>
+              <w:rPr>
+                <w:rFonts w:eastAsia="Times New Roman" w:cs="Times New Roman"/>
+                <w:kern w:val="0"/>
+                <w:lang w:eastAsia="en-IN"/>
+                <w14:ligatures w14:val="none"/>
+              </w:rPr>
+              <w:t xml:space="preserve"> </w:t>
+            </w:r>
+            <w:r>
+              <w:rPr>
+                <w:rFonts w:eastAsia="Times New Roman" w:cs="Times New Roman"/>
+                <w:b/>
+                <w:bCs/>
+                <w:kern w:val="0"/>
+                <w:lang w:eastAsia="en-IN"/>
+                <w14:ligatures w14:val="none"/>
+              </w:rPr>
+              <w:t>1xx</w:t>
+            </w:r>
+          </w:p>
+        </w:tc>
+        <w:tc>
+          <w:tcPr>
+            <w:tcW w:w="0" w:type="auto"/>
+            <w:vAlign w:val="center"/>
+            <w:hideMark/>
+          </w:tcPr>
+          <w:p>
+            <w:pPr>
+              <w:spacing w:after="0" w:line="240" w:lineRule="auto"/>
+              <w:rPr>
+                <w:rFonts w:eastAsia="Times New Roman" w:cs="Times New Roman"/>
+                <w:kern w:val="0"/>
+                <w:lang w:eastAsia="en-IN"/>
+                <w14:ligatures w14:val="none"/>
+              </w:rPr>
+            </w:pPr>
+            <w:r>
+              <w:rPr>
+                <w:rFonts w:eastAsia="Times New Roman" w:cs="Times New Roman"/>
+                <w:kern w:val="0"/>
+                <w:lang w:eastAsia="en-IN"/>
+                <w14:ligatures w14:val="none"/>
+              </w:rPr>
+              <w:t>100–199</w:t>
+            </w:r>
+          </w:p>
+        </w:tc>
+        <w:tc>
+          <w:tcPr>
+            <w:tcW w:w="0" w:type="auto"/>
+            <w:vAlign w:val="center"/>
+            <w:hideMark/>
+          </w:tcPr>
+          <w:p>
+            <w:pPr>
+              <w:spacing w:after="0" w:line="240" w:lineRule="auto"/>
+              <w:rPr>
+                <w:rFonts w:eastAsia="Times New Roman" w:cs="Times New Roman"/>
+                <w:kern w:val="0"/>
+                <w:lang w:eastAsia="en-IN"/>
+                <w14:ligatures w14:val="none"/>
+              </w:rPr>
+            </w:pPr>
+            <w:r>
+              <w:rPr>
+                <w:rFonts w:eastAsia="Times New Roman" w:cs="Times New Roman"/>
+                <w:kern w:val="0"/>
+                <w:lang w:eastAsia="en-IN"/>
+                <w14:ligatures w14:val="none"/>
+              </w:rPr>
+              <w:t>Informational</w:t>
+            </w:r>
+          </w:p>
+        </w:tc>
+        <w:tc>
+          <w:tcPr>
+            <w:tcW w:w="0" w:type="auto"/>
+            <w:vAlign w:val="center"/>
+            <w:hideMark/>
+          </w:tcPr>
+          <w:p>
+            <w:pPr>
+              <w:spacing w:after="0" w:line="240" w:lineRule="auto"/>
+              <w:rPr>
+                <w:rFonts w:eastAsia="Times New Roman" w:cs="Times New Roman"/>
+                <w:kern w:val="0"/>
+                <w:lang w:eastAsia="en-IN"/>
+                <w14:ligatures w14:val="none"/>
+              </w:rPr>
+            </w:pPr>
+            <w:r>
+              <w:rPr>
+                <w:rFonts w:eastAsia="Times New Roman" w:cs="Times New Roman"/>
+                <w:kern w:val="0"/>
+                <w:lang w:eastAsia="en-IN"/>
+                <w14:ligatures w14:val="none"/>
+              </w:rPr>
+              <w:t>Request received and continuing process</w:t>
+            </w:r>
+          </w:p>
+        </w:tc>
+      </w:tr>
+      <w:tr>
+        <w:trPr>
+          <w:tblCellSpacing w:w="15" w:type="dxa"/>
+        </w:trPr>
+        <w:tc>
+          <w:tcPr>
+            <w:tcW w:w="0" w:type="auto"/>
+            <w:vAlign w:val="center"/>
+            <w:hideMark/>
+          </w:tcPr>
+          <w:p>
+            <w:pPr>
+              <w:spacing w:after="0" w:line="240" w:lineRule="auto"/>
+              <w:rPr>
+                <w:rFonts w:eastAsia="Times New Roman" w:cs="Times New Roman"/>
+                <w:kern w:val="0"/>
+                <w:lang w:eastAsia="en-IN"/>
+                <w14:ligatures w14:val="none"/>
+              </w:rPr>
+            </w:pPr>
+            <w:r>
+              <w:rPr>
+                <w:rFonts w:eastAsia="Times New Roman" w:cs="Times New Roman"/>
+                <w:b/>
+                <w:bCs/>
+                <w:kern w:val="0"/>
+                <w:lang w:eastAsia="en-IN"/>
+                <w14:ligatures w14:val="none"/>
+              </w:rPr>
+              <w:t>2xx</w:t>
+            </w:r>
+          </w:p>
+        </w:tc>
+        <w:tc>
+          <w:tcPr>
+            <w:tcW w:w="0" w:type="auto"/>
+            <w:vAlign w:val="center"/>
+            <w:hideMark/>
+          </w:tcPr>
+          <w:p>
+            <w:pPr>
+              <w:spacing w:after="0" w:line="240" w:lineRule="auto"/>
+              <w:rPr>
+                <w:rFonts w:eastAsia="Times New Roman" w:cs="Times New Roman"/>
+                <w:kern w:val="0"/>
+                <w:lang w:eastAsia="en-IN"/>
+                <w14:ligatures w14:val="none"/>
+              </w:rPr>
+            </w:pPr>
+            <w:r>
+              <w:rPr>
+                <w:rFonts w:eastAsia="Times New Roman" w:cs="Times New Roman"/>
+                <w:kern w:val="0"/>
+                <w:lang w:eastAsia="en-IN"/>
+                <w14:ligatures w14:val="none"/>
+              </w:rPr>
+              <w:t>200–299</w:t>
+            </w:r>
+          </w:p>
+        </w:tc>
+        <w:tc>
+          <w:tcPr>
+            <w:tcW w:w="0" w:type="auto"/>
+            <w:vAlign w:val="center"/>
+            <w:hideMark/>
+          </w:tcPr>
+          <w:p>
+            <w:pPr>
+              <w:spacing w:after="0" w:line="240" w:lineRule="auto"/>
+              <w:rPr>
+                <w:rFonts w:eastAsia="Times New Roman" w:cs="Times New Roman"/>
+                <w:kern w:val="0"/>
+                <w:lang w:eastAsia="en-IN"/>
+                <w14:ligatures w14:val="none"/>
+              </w:rPr>
+            </w:pPr>
+            <w:r>
+              <w:rPr>
+                <w:rFonts w:eastAsia="Times New Roman" w:cs="Times New Roman"/>
+                <w:kern w:val="0"/>
+                <w:lang w:eastAsia="en-IN"/>
+                <w14:ligatures w14:val="none"/>
+              </w:rPr>
+              <w:t>Success</w:t>
+            </w:r>
+          </w:p>
+        </w:tc>
+        <w:tc>
+          <w:tcPr>
+            <w:tcW w:w="0" w:type="auto"/>
+            <w:vAlign w:val="center"/>
+            <w:hideMark/>
+          </w:tcPr>
+          <w:p>
+            <w:pPr>
+              <w:spacing w:after="0" w:line="240" w:lineRule="auto"/>
+              <w:rPr>
+                <w:rFonts w:eastAsia="Times New Roman" w:cs="Times New Roman"/>
+                <w:kern w:val="0"/>
+                <w:lang w:eastAsia="en-IN"/>
+                <w14:ligatures w14:val="none"/>
+              </w:rPr>
+            </w:pPr>
+            <w:r>
+              <w:rPr>
+                <w:rFonts w:eastAsia="Times New Roman" w:cs="Times New Roman"/>
+                <w:kern w:val="0"/>
+                <w:lang w:eastAsia="en-IN"/>
+                <w14:ligatures w14:val="none"/>
+              </w:rPr>
+              <w:t>Request successfully received, understood, and accepted</w:t>
+            </w:r>
+          </w:p>
+        </w:tc>
+      </w:tr>
+      <w:tr>
+        <w:trPr>
+          <w:tblCellSpacing w:w="15" w:type="dxa"/>
+        </w:trPr>
+        <w:tc>
+          <w:tcPr>
+            <w:tcW w:w="0" w:type="auto"/>
+            <w:vAlign w:val="center"/>
+            <w:hideMark/>
+          </w:tcPr>
+          <w:p>
+            <w:pPr>
+              <w:spacing w:after="0" w:line="240" w:lineRule="auto"/>
+              <w:rPr>
+                <w:rFonts w:eastAsia="Times New Roman" w:cs="Times New Roman"/>
+                <w:kern w:val="0"/>
+                <w:lang w:eastAsia="en-IN"/>
+                <w14:ligatures w14:val="none"/>
+              </w:rPr>
+            </w:pPr>
+            <w:r>
+              <w:rPr>
+                <w:rFonts w:eastAsia="Times New Roman" w:cs="Times New Roman"/>
+                <w:b/>
+                <w:bCs/>
+                <w:kern w:val="0"/>
+                <w:lang w:eastAsia="en-IN"/>
+                <w14:ligatures w14:val="none"/>
+              </w:rPr>
+              <w:t>3xx</w:t>
+            </w:r>
+          </w:p>
+        </w:tc>
+        <w:tc>
+          <w:tcPr>
+            <w:tcW w:w="0" w:type="auto"/>
+            <w:vAlign w:val="center"/>
+            <w:hideMark/>
+          </w:tcPr>
+          <w:p>
+            <w:pPr>
+              <w:spacing w:after="0" w:line="240" w:lineRule="auto"/>
+              <w:rPr>
+                <w:rFonts w:eastAsia="Times New Roman" w:cs="Times New Roman"/>
+                <w:kern w:val="0"/>
+                <w:lang w:eastAsia="en-IN"/>
+                <w14:ligatures w14:val="none"/>
+              </w:rPr>
+            </w:pPr>
+            <w:r>
+              <w:rPr>
+                <w:rFonts w:eastAsia="Times New Roman" w:cs="Times New Roman"/>
+                <w:kern w:val="0"/>
+                <w:lang w:eastAsia="en-IN"/>
+                <w14:ligatures w14:val="none"/>
+              </w:rPr>
+              <w:t>300–399</w:t>
+            </w:r>
+          </w:p>
+        </w:tc>
+        <w:tc>
+          <w:tcPr>
+            <w:tcW w:w="0" w:type="auto"/>
+            <w:vAlign w:val="center"/>
+            <w:hideMark/>
+          </w:tcPr>
+          <w:p>
+            <w:pPr>
+              <w:spacing w:after="0" w:line="240" w:lineRule="auto"/>
+              <w:rPr>
+                <w:rFonts w:eastAsia="Times New Roman" w:cs="Times New Roman"/>
+                <w:kern w:val="0"/>
+                <w:lang w:eastAsia="en-IN"/>
+                <w14:ligatures w14:val="none"/>
+              </w:rPr>
+            </w:pPr>
+            <w:r>
+              <w:rPr>
+                <w:rFonts w:eastAsia="Times New Roman" w:cs="Times New Roman"/>
+                <w:kern w:val="0"/>
+                <w:lang w:eastAsia="en-IN"/>
+                <w14:ligatures w14:val="none"/>
+              </w:rPr>
+              <w:t>Redirection</w:t>
+            </w:r>
+          </w:p>
+        </w:tc>
+        <w:tc>
+          <w:tcPr>
+            <w:tcW w:w="0" w:type="auto"/>
+            <w:vAlign w:val="center"/>
+            <w:hideMark/>
+          </w:tcPr>
+          <w:p>
+            <w:pPr>
+              <w:spacing w:after="0" w:line="240" w:lineRule="auto"/>
+              <w:rPr>
+                <w:rFonts w:eastAsia="Times New Roman" w:cs="Times New Roman"/>
+                <w:kern w:val="0"/>
+                <w:lang w:eastAsia="en-IN"/>
+                <w14:ligatures w14:val="none"/>
+              </w:rPr>
+            </w:pPr>
+            <w:r>
+              <w:rPr>
+                <w:rFonts w:eastAsia="Times New Roman" w:cs="Times New Roman"/>
+                <w:kern w:val="0"/>
+                <w:lang w:eastAsia="en-IN"/>
+                <w14:ligatures w14:val="none"/>
+              </w:rPr>
+              <w:t>Further action needs to be taken (usually redirect)</w:t>
+            </w:r>
+          </w:p>
+        </w:tc>
+      </w:tr>
+      <w:tr>
+        <w:trPr>
+          <w:tblCellSpacing w:w="15" w:type="dxa"/>
+        </w:trPr>
+        <w:tc>
+          <w:tcPr>
+            <w:tcW w:w="0" w:type="auto"/>
+            <w:vAlign w:val="center"/>
+            <w:hideMark/>
+          </w:tcPr>
+          <w:p>
+            <w:pPr>
+              <w:spacing w:after="0" w:line="240" w:lineRule="auto"/>
+              <w:rPr>
+                <w:rFonts w:eastAsia="Times New Roman" w:cs="Times New Roman"/>
+                <w:kern w:val="0"/>
+                <w:lang w:eastAsia="en-IN"/>
+                <w14:ligatures w14:val="none"/>
+              </w:rPr>
+            </w:pPr>
+            <w:r>
+              <w:rPr>
+                <w:rFonts w:eastAsia="Times New Roman" w:cs="Times New Roman"/>
+                <w:b/>
+                <w:bCs/>
+                <w:kern w:val="0"/>
+                <w:lang w:eastAsia="en-IN"/>
+                <w14:ligatures w14:val="none"/>
+              </w:rPr>
+              <w:t>4xx</w:t>
+            </w:r>
+          </w:p>
+        </w:tc>
+        <w:tc>
+          <w:tcPr>
+            <w:tcW w:w="0" w:type="auto"/>
+            <w:vAlign w:val="center"/>
+            <w:hideMark/>
+          </w:tcPr>
+          <w:p>
+            <w:pPr>
+              <w:spacing w:after="0" w:line="240" w:lineRule="auto"/>
+              <w:rPr>
+                <w:rFonts w:eastAsia="Times New Roman" w:cs="Times New Roman"/>
+                <w:kern w:val="0"/>
+                <w:lang w:eastAsia="en-IN"/>
+                <w14:ligatures w14:val="none"/>
+              </w:rPr>
+            </w:pPr>
+            <w:r>
+              <w:rPr>
+                <w:rFonts w:eastAsia="Times New Roman" w:cs="Times New Roman"/>
+                <w:kern w:val="0"/>
+                <w:lang w:eastAsia="en-IN"/>
+                <w14:ligatures w14:val="none"/>
+              </w:rPr>
+              <w:t>400–499</w:t>
+            </w:r>
+          </w:p>
+        </w:tc>
+        <w:tc>
+          <w:tcPr>
+            <w:tcW w:w="0" w:type="auto"/>
+            <w:vAlign w:val="center"/>
+            <w:hideMark/>
+          </w:tcPr>
+          <w:p>
+            <w:pPr>
+              <w:spacing w:after="0" w:line="240" w:lineRule="auto"/>
+              <w:rPr>
+                <w:rFonts w:eastAsia="Times New Roman" w:cs="Times New Roman"/>
+                <w:kern w:val="0"/>
+                <w:lang w:eastAsia="en-IN"/>
+                <w14:ligatures w14:val="none"/>
+              </w:rPr>
+            </w:pPr>
+            <w:r>
+              <w:rPr>
+                <w:rFonts w:eastAsia="Times New Roman" w:cs="Times New Roman"/>
+                <w:kern w:val="0"/>
+                <w:lang w:eastAsia="en-IN"/>
+                <w14:ligatures w14:val="none"/>
+              </w:rPr>
+              <w:t>Client Error</w:t>
+            </w:r>
+          </w:p>
+        </w:tc>
+        <w:tc>
+          <w:tcPr>
+            <w:tcW w:w="0" w:type="auto"/>
+            <w:vAlign w:val="center"/>
+            <w:hideMark/>
+          </w:tcPr>
+          <w:p>
+            <w:pPr>
+              <w:spacing w:after="0" w:line="240" w:lineRule="auto"/>
+              <w:rPr>
+                <w:rFonts w:eastAsia="Times New Roman" w:cs="Times New Roman"/>
+                <w:kern w:val="0"/>
+                <w:lang w:eastAsia="en-IN"/>
+                <w14:ligatures w14:val="none"/>
+              </w:rPr>
+            </w:pPr>
+            <w:r>
+              <w:rPr>
+                <w:rFonts w:eastAsia="Times New Roman" w:cs="Times New Roman"/>
+                <w:kern w:val="0"/>
+                <w:lang w:eastAsia="en-IN"/>
+                <w14:ligatures w14:val="none"/>
+              </w:rPr>
+              <w:t>Request has invalid syntax or cannot be fulfilled by client issue</w:t>
+            </w:r>
+          </w:p>
+        </w:tc>
+      </w:tr>
+      <w:tr>
+        <w:trPr>
+          <w:tblCellSpacing w:w="15" w:type="dxa"/>
+        </w:trPr>
+        <w:tc>
+          <w:tcPr>
+            <w:tcW w:w="0" w:type="auto"/>
+            <w:vAlign w:val="center"/>
+            <w:hideMark/>
+          </w:tcPr>
+          <w:p>
+            <w:pPr>
+              <w:spacing w:after="0" w:line="240" w:lineRule="auto"/>
+              <w:rPr>
+                <w:rFonts w:eastAsia="Times New Roman" w:cs="Times New Roman"/>
+                <w:kern w:val="0"/>
+                <w:lang w:eastAsia="en-IN"/>
+                <w14:ligatures w14:val="none"/>
+              </w:rPr>
+            </w:pPr>
+            <w:r>
+              <w:rPr>
+                <w:rFonts w:eastAsia="Times New Roman" w:cs="Times New Roman"/>
+                <w:b/>
+                <w:bCs/>
+                <w:kern w:val="0"/>
+                <w:lang w:eastAsia="en-IN"/>
+                <w14:ligatures w14:val="none"/>
+              </w:rPr>
+              <w:t>5xx</w:t>
+            </w:r>
+          </w:p>
+        </w:tc>
+        <w:tc>
+          <w:tcPr>
+            <w:tcW w:w="0" w:type="auto"/>
+            <w:vAlign w:val="center"/>
+            <w:hideMark/>
+          </w:tcPr>
+          <w:p>
+            <w:pPr>
+              <w:spacing w:after="0" w:line="240" w:lineRule="auto"/>
+              <w:rPr>
+                <w:rFonts w:eastAsia="Times New Roman" w:cs="Times New Roman"/>
+                <w:kern w:val="0"/>
+                <w:lang w:eastAsia="en-IN"/>
+                <w14:ligatures w14:val="none"/>
+              </w:rPr>
+            </w:pPr>
+            <w:r>
+              <w:rPr>
+                <w:rFonts w:eastAsia="Times New Roman" w:cs="Times New Roman"/>
+                <w:kern w:val="0"/>
+                <w:lang w:eastAsia="en-IN"/>
+                <w14:ligatures w14:val="none"/>
+              </w:rPr>
+              <w:t>500–599</w:t>
+            </w:r>
+          </w:p>
+        </w:tc>
+        <w:tc>
+          <w:tcPr>
+            <w:tcW w:w="0" w:type="auto"/>
+            <w:vAlign w:val="center"/>
+            <w:hideMark/>
+          </w:tcPr>
+          <w:p>
+            <w:pPr>
+              <w:spacing w:after="0" w:line="240" w:lineRule="auto"/>
+              <w:rPr>
+                <w:rFonts w:eastAsia="Times New Roman" w:cs="Times New Roman"/>
+                <w:kern w:val="0"/>
+                <w:lang w:eastAsia="en-IN"/>
+                <w14:ligatures w14:val="none"/>
+              </w:rPr>
+            </w:pPr>
+            <w:r>
+              <w:rPr>
+                <w:rFonts w:eastAsia="Times New Roman" w:cs="Times New Roman"/>
+                <w:kern w:val="0"/>
+                <w:lang w:eastAsia="en-IN"/>
+                <w14:ligatures w14:val="none"/>
+              </w:rPr>
+              <w:t>Server Error</w:t>
+            </w:r>
+          </w:p>
+        </w:tc>
+        <w:tc>
+          <w:tcPr>
+            <w:tcW w:w="0" w:type="auto"/>
+            <w:vAlign w:val="center"/>
+            <w:hideMark/>
+          </w:tcPr>
+          <w:p>
+            <w:pPr>
+              <w:spacing w:after="0" w:line="240" w:lineRule="auto"/>
+              <w:rPr>
+                <w:rFonts w:eastAsia="Times New Roman" w:cs="Times New Roman"/>
+                <w:kern w:val="0"/>
+                <w:lang w:eastAsia="en-IN"/>
+                <w14:ligatures w14:val="none"/>
+              </w:rPr>
+            </w:pPr>
+            <w:r>
+              <w:rPr>
+                <w:rFonts w:eastAsia="Times New Roman" w:cs="Times New Roman"/>
+                <w:kern w:val="0"/>
+                <w:lang w:eastAsia="en-IN"/>
+                <w14:ligatures w14:val="none"/>
+              </w:rPr>
+              <w:t>Server failed to fulfill a valid request</w:t>
+            </w:r>
+          </w:p>
+        </w:tc>
+      </w:tr>
+    </w:tbl>
+    <w:p>
+      <w:pPr>
+        <w:rPr>
+          <w:lang w:eastAsia="en-IN"/>
+        </w:rPr>
+      </w:pPr>
+    </w:p>
+    <w:p>
+      <w:pPr>
+        <w:rPr>
+          <w:lang w:eastAsia="en-IN"/>
+        </w:rPr>
+      </w:pPr>
+    </w:p>
+    <w:p>
+      <w:pPr>
+        <w:rPr>
+          <w:lang w:eastAsia="en-IN"/>
+        </w:rPr>
+      </w:pPr>
+    </w:p>
+    <w:p>
+      <w:pPr>
+        <w:rPr>
+          <w:lang w:eastAsia="en-IN"/>
+        </w:rPr>
+      </w:pPr>
+    </w:p>
+    <w:p>
+      <w:pPr>
+        <w:rPr>
+          <w:lang w:eastAsia="en-IN"/>
+        </w:rPr>
+      </w:pPr>
+      <w:r>
+        <w:rPr>
+          <w:lang w:eastAsia="en-IN"/>
+        </w:rPr>
+        <w:lastRenderedPageBreak/>
+        <w:t>Details of 1XX</w:t>
+      </w:r>
+    </w:p>
+    <w:tbl>
+      <w:tblPr>
+        <w:tblW w:w="0" w:type="auto"/>
+        <w:tblCellSpacing w:w="15" w:type="dxa"/>
+        <w:tblCellMar>
+          <w:top w:w="15" w:type="dxa"/>
+          <w:left w:w="15" w:type="dxa"/>
+          <w:bottom w:w="15" w:type="dxa"/>
+          <w:right w:w="15" w:type="dxa"/>
+        </w:tblCellMar>
+        <w:tblLook w:val="04A0" w:firstRow="1" w:lastRow="0" w:firstColumn="1" w:lastColumn="0" w:noHBand="0" w:noVBand="1"/>
+      </w:tblPr>
+      <w:tblGrid>
+        <w:gridCol w:w="609"/>
+        <w:gridCol w:w="2001"/>
+        <w:gridCol w:w="6413"/>
+      </w:tblGrid>
+      <w:tr>
+        <w:trPr>
+          <w:tblHeader/>
+          <w:tblCellSpacing w:w="15" w:type="dxa"/>
+        </w:trPr>
+        <w:tc>
+          <w:tcPr>
+            <w:tcW w:w="0" w:type="auto"/>
+            <w:vAlign w:val="center"/>
+            <w:hideMark/>
+          </w:tcPr>
+          <w:p>
+            <w:pPr>
+              <w:spacing w:after="0" w:line="240" w:lineRule="auto"/>
+              <w:jc w:val="center"/>
+              <w:rPr>
+                <w:rFonts w:ascii="Times New Roman" w:eastAsia="Times New Roman" w:hAnsi="Times New Roman" w:cs="Times New Roman"/>
+                <w:b/>
+                <w:bCs/>
+                <w:kern w:val="0"/>
+                <w:lang w:eastAsia="en-IN"/>
+                <w14:ligatures w14:val="none"/>
+              </w:rPr>
+            </w:pPr>
+            <w:r>
+              <w:rPr>
+                <w:rFonts w:ascii="Times New Roman" w:eastAsia="Times New Roman" w:hAnsi="Times New Roman" w:cs="Times New Roman"/>
+                <w:b/>
+                <w:bCs/>
+                <w:kern w:val="0"/>
+                <w:lang w:eastAsia="en-IN"/>
+                <w14:ligatures w14:val="none"/>
+              </w:rPr>
+              <w:t>Code</w:t>
+            </w:r>
+          </w:p>
+        </w:tc>
+        <w:tc>
+          <w:tcPr>
+            <w:tcW w:w="0" w:type="auto"/>
+            <w:vAlign w:val="center"/>
+            <w:hideMark/>
+          </w:tcPr>
+          <w:p>
+            <w:pPr>
+              <w:spacing w:after="0" w:line="240" w:lineRule="auto"/>
+              <w:jc w:val="center"/>
+              <w:rPr>
+                <w:rFonts w:ascii="Times New Roman" w:eastAsia="Times New Roman" w:hAnsi="Times New Roman" w:cs="Times New Roman"/>
+                <w:b/>
+                <w:bCs/>
+                <w:kern w:val="0"/>
+                <w:lang w:eastAsia="en-IN"/>
+                <w14:ligatures w14:val="none"/>
+              </w:rPr>
+            </w:pPr>
+            <w:r>
+              <w:rPr>
+                <w:rFonts w:ascii="Times New Roman" w:eastAsia="Times New Roman" w:hAnsi="Times New Roman" w:cs="Times New Roman"/>
+                <w:b/>
+                <w:bCs/>
+                <w:kern w:val="0"/>
+                <w:lang w:eastAsia="en-IN"/>
+                <w14:ligatures w14:val="none"/>
+              </w:rPr>
+              <w:t>Name</w:t>
+            </w:r>
+          </w:p>
+        </w:tc>
+        <w:tc>
+          <w:tcPr>
+            <w:tcW w:w="0" w:type="auto"/>
+            <w:vAlign w:val="center"/>
+            <w:hideMark/>
+          </w:tcPr>
+          <w:p>
+            <w:pPr>
+              <w:spacing w:after="0" w:line="240" w:lineRule="auto"/>
+              <w:jc w:val="center"/>
+              <w:rPr>
+                <w:rFonts w:ascii="Times New Roman" w:eastAsia="Times New Roman" w:hAnsi="Times New Roman" w:cs="Times New Roman"/>
+                <w:b/>
+                <w:bCs/>
+                <w:kern w:val="0"/>
+                <w:lang w:eastAsia="en-IN"/>
+                <w14:ligatures w14:val="none"/>
+              </w:rPr>
+            </w:pPr>
+            <w:r>
+              <w:rPr>
+                <w:rFonts w:ascii="Times New Roman" w:eastAsia="Times New Roman" w:hAnsi="Times New Roman" w:cs="Times New Roman"/>
+                <w:b/>
+                <w:bCs/>
+                <w:kern w:val="0"/>
+                <w:lang w:eastAsia="en-IN"/>
+                <w14:ligatures w14:val="none"/>
+              </w:rPr>
+              <w:t>Meaning</w:t>
+            </w:r>
+          </w:p>
+        </w:tc>
+      </w:tr>
+      <w:tr>
+        <w:trPr>
+          <w:tblCellSpacing w:w="15" w:type="dxa"/>
+        </w:trPr>
+        <w:tc>
+          <w:tcPr>
+            <w:tcW w:w="0" w:type="auto"/>
+            <w:vAlign w:val="center"/>
+            <w:hideMark/>
+          </w:tcPr>
+          <w:p>
+            <w:pPr>
+              <w:spacing w:after="0" w:line="240" w:lineRule="auto"/>
+              <w:rPr>
+                <w:rFonts w:ascii="Times New Roman" w:eastAsia="Times New Roman" w:hAnsi="Times New Roman" w:cs="Times New Roman"/>
+                <w:kern w:val="0"/>
+                <w:lang w:eastAsia="en-IN"/>
+                <w14:ligatures w14:val="none"/>
+              </w:rPr>
+            </w:pPr>
+            <w:r>
+              <w:rPr>
+                <w:rFonts w:ascii="Courier New" w:eastAsia="Times New Roman" w:hAnsi="Courier New" w:cs="Courier New"/>
+                <w:kern w:val="0"/>
+                <w:sz w:val="20"/>
+                <w:szCs w:val="20"/>
+                <w:lang w:eastAsia="en-IN"/>
+                <w14:ligatures w14:val="none"/>
+              </w:rPr>
+              <w:t>100</w:t>
+            </w:r>
+          </w:p>
+        </w:tc>
+        <w:tc>
+          <w:tcPr>
+            <w:tcW w:w="0" w:type="auto"/>
+            <w:vAlign w:val="center"/>
+            <w:hideMark/>
+          </w:tcPr>
+          <w:p>
+            <w:pPr>
+              <w:spacing w:after="0" w:line="240" w:lineRule="auto"/>
+              <w:rPr>
+                <w:rFonts w:ascii="Times New Roman" w:eastAsia="Times New Roman" w:hAnsi="Times New Roman" w:cs="Times New Roman"/>
+                <w:kern w:val="0"/>
+                <w:lang w:eastAsia="en-IN"/>
+                <w14:ligatures w14:val="none"/>
+              </w:rPr>
+            </w:pPr>
+            <w:r>
+              <w:rPr>
+                <w:rFonts w:ascii="Times New Roman" w:eastAsia="Times New Roman" w:hAnsi="Times New Roman" w:cs="Times New Roman"/>
+                <w:kern w:val="0"/>
+                <w:lang w:eastAsia="en-IN"/>
+                <w14:ligatures w14:val="none"/>
+              </w:rPr>
+              <w:t>Continue</w:t>
+            </w:r>
+          </w:p>
+        </w:tc>
+        <w:tc>
+          <w:tcPr>
+            <w:tcW w:w="0" w:type="auto"/>
+            <w:vAlign w:val="center"/>
+            <w:hideMark/>
+          </w:tcPr>
+          <w:p>
+            <w:pPr>
+              <w:spacing w:after="0" w:line="240" w:lineRule="auto"/>
+              <w:rPr>
+                <w:rFonts w:ascii="Times New Roman" w:eastAsia="Times New Roman" w:hAnsi="Times New Roman" w:cs="Times New Roman"/>
+                <w:kern w:val="0"/>
+                <w:lang w:eastAsia="en-IN"/>
+                <w14:ligatures w14:val="none"/>
+              </w:rPr>
+            </w:pPr>
+            <w:r>
+              <w:rPr>
+                <w:rFonts w:ascii="Times New Roman" w:eastAsia="Times New Roman" w:hAnsi="Times New Roman" w:cs="Times New Roman"/>
+                <w:kern w:val="0"/>
+                <w:lang w:eastAsia="en-IN"/>
+                <w14:ligatures w14:val="none"/>
+              </w:rPr>
+              <w:t>Server received the initial request, client can proceed with the rest</w:t>
+            </w:r>
+          </w:p>
+        </w:tc>
+      </w:tr>
+      <w:tr>
+        <w:trPr>
+          <w:tblCellSpacing w:w="15" w:type="dxa"/>
+        </w:trPr>
+        <w:tc>
+          <w:tcPr>
+            <w:tcW w:w="0" w:type="auto"/>
+            <w:vAlign w:val="center"/>
+            <w:hideMark/>
+          </w:tcPr>
+          <w:p>
+            <w:pPr>
+              <w:spacing w:after="0" w:line="240" w:lineRule="auto"/>
+              <w:rPr>
+                <w:rFonts w:ascii="Times New Roman" w:eastAsia="Times New Roman" w:hAnsi="Times New Roman" w:cs="Times New Roman"/>
+                <w:kern w:val="0"/>
+                <w:lang w:eastAsia="en-IN"/>
+                <w14:ligatures w14:val="none"/>
+              </w:rPr>
+            </w:pPr>
+            <w:r>
+              <w:rPr>
+                <w:rFonts w:ascii="Courier New" w:eastAsia="Times New Roman" w:hAnsi="Courier New" w:cs="Courier New"/>
+                <w:kern w:val="0"/>
+                <w:sz w:val="20"/>
+                <w:szCs w:val="20"/>
+                <w:lang w:eastAsia="en-IN"/>
+                <w14:ligatures w14:val="none"/>
+              </w:rPr>
+              <w:t>101</w:t>
+            </w:r>
+          </w:p>
+        </w:tc>
+        <w:tc>
+          <w:tcPr>
+            <w:tcW w:w="0" w:type="auto"/>
+            <w:vAlign w:val="center"/>
+            <w:hideMark/>
+          </w:tcPr>
+          <w:p>
+            <w:pPr>
+              <w:spacing w:after="0" w:line="240" w:lineRule="auto"/>
+              <w:rPr>
+                <w:rFonts w:ascii="Times New Roman" w:eastAsia="Times New Roman" w:hAnsi="Times New Roman" w:cs="Times New Roman"/>
+                <w:kern w:val="0"/>
+                <w:lang w:eastAsia="en-IN"/>
+                <w14:ligatures w14:val="none"/>
+              </w:rPr>
+            </w:pPr>
+            <w:r>
+              <w:rPr>
+                <w:rFonts w:ascii="Times New Roman" w:eastAsia="Times New Roman" w:hAnsi="Times New Roman" w:cs="Times New Roman"/>
+                <w:kern w:val="0"/>
+                <w:lang w:eastAsia="en-IN"/>
+                <w14:ligatures w14:val="none"/>
+              </w:rPr>
+              <w:t>Switching Protocols</w:t>
+            </w:r>
+          </w:p>
+        </w:tc>
+        <w:tc>
+          <w:tcPr>
+            <w:tcW w:w="0" w:type="auto"/>
+            <w:vAlign w:val="center"/>
+            <w:hideMark/>
+          </w:tcPr>
+          <w:p>
+            <w:pPr>
+              <w:spacing w:after="0" w:line="240" w:lineRule="auto"/>
+              <w:rPr>
+                <w:rFonts w:ascii="Times New Roman" w:eastAsia="Times New Roman" w:hAnsi="Times New Roman" w:cs="Times New Roman"/>
+                <w:kern w:val="0"/>
+                <w:lang w:eastAsia="en-IN"/>
+                <w14:ligatures w14:val="none"/>
+              </w:rPr>
+            </w:pPr>
+            <w:r>
+              <w:rPr>
+                <w:rFonts w:ascii="Times New Roman" w:eastAsia="Times New Roman" w:hAnsi="Times New Roman" w:cs="Times New Roman"/>
+                <w:kern w:val="0"/>
+                <w:lang w:eastAsia="en-IN"/>
+                <w14:ligatures w14:val="none"/>
+              </w:rPr>
+              <w:t>Server agrees to switch protocols (e.g., HTTP → WebSocket)</w:t>
+            </w:r>
+          </w:p>
+        </w:tc>
+      </w:tr>
+      <w:tr>
+        <w:trPr>
+          <w:tblCellSpacing w:w="15" w:type="dxa"/>
+        </w:trPr>
+        <w:tc>
+          <w:tcPr>
+            <w:tcW w:w="0" w:type="auto"/>
+            <w:vAlign w:val="center"/>
+            <w:hideMark/>
+          </w:tcPr>
+          <w:p>
+            <w:pPr>
+              <w:spacing w:after="0" w:line="240" w:lineRule="auto"/>
+              <w:rPr>
+                <w:rFonts w:ascii="Times New Roman" w:eastAsia="Times New Roman" w:hAnsi="Times New Roman" w:cs="Times New Roman"/>
+                <w:kern w:val="0"/>
+                <w:lang w:eastAsia="en-IN"/>
+                <w14:ligatures w14:val="none"/>
+              </w:rPr>
+            </w:pPr>
+            <w:r>
+              <w:rPr>
+                <w:rFonts w:ascii="Courier New" w:eastAsia="Times New Roman" w:hAnsi="Courier New" w:cs="Courier New"/>
+                <w:kern w:val="0"/>
+                <w:sz w:val="20"/>
+                <w:szCs w:val="20"/>
+                <w:lang w:eastAsia="en-IN"/>
+                <w14:ligatures w14:val="none"/>
+              </w:rPr>
+              <w:t>102</w:t>
+            </w:r>
+          </w:p>
+        </w:tc>
+        <w:tc>
+          <w:tcPr>
+            <w:tcW w:w="0" w:type="auto"/>
+            <w:vAlign w:val="center"/>
+            <w:hideMark/>
+          </w:tcPr>
+          <w:p>
+            <w:pPr>
+              <w:spacing w:after="0" w:line="240" w:lineRule="auto"/>
+              <w:rPr>
+                <w:rFonts w:ascii="Times New Roman" w:eastAsia="Times New Roman" w:hAnsi="Times New Roman" w:cs="Times New Roman"/>
+                <w:kern w:val="0"/>
+                <w:lang w:eastAsia="en-IN"/>
+                <w14:ligatures w14:val="none"/>
+              </w:rPr>
+            </w:pPr>
+            <w:r>
+              <w:rPr>
+                <w:rFonts w:ascii="Times New Roman" w:eastAsia="Times New Roman" w:hAnsi="Times New Roman" w:cs="Times New Roman"/>
+                <w:kern w:val="0"/>
+                <w:lang w:eastAsia="en-IN"/>
+                <w14:ligatures w14:val="none"/>
+              </w:rPr>
+              <w:t>Processing</w:t>
+            </w:r>
+          </w:p>
+        </w:tc>
+        <w:tc>
+          <w:tcPr>
+            <w:tcW w:w="0" w:type="auto"/>
+            <w:vAlign w:val="center"/>
+            <w:hideMark/>
+          </w:tcPr>
+          <w:p>
+            <w:pPr>
+              <w:spacing w:after="0" w:line="240" w:lineRule="auto"/>
+              <w:rPr>
+                <w:rFonts w:ascii="Times New Roman" w:eastAsia="Times New Roman" w:hAnsi="Times New Roman" w:cs="Times New Roman"/>
+                <w:kern w:val="0"/>
+                <w:lang w:eastAsia="en-IN"/>
+                <w14:ligatures w14:val="none"/>
+              </w:rPr>
+            </w:pPr>
+            <w:r>
+              <w:rPr>
+                <w:rFonts w:ascii="Times New Roman" w:eastAsia="Times New Roman" w:hAnsi="Times New Roman" w:cs="Times New Roman"/>
+                <w:kern w:val="0"/>
+                <w:lang w:eastAsia="en-IN"/>
+                <w14:ligatures w14:val="none"/>
+              </w:rPr>
+              <w:t>Server has received and is processing the request, no response yet</w:t>
+            </w:r>
+          </w:p>
+        </w:tc>
+      </w:tr>
+      <w:tr>
+        <w:trPr>
+          <w:tblCellSpacing w:w="15" w:type="dxa"/>
+        </w:trPr>
+        <w:tc>
+          <w:tcPr>
+            <w:tcW w:w="0" w:type="auto"/>
+            <w:vAlign w:val="center"/>
+            <w:hideMark/>
+          </w:tcPr>
+          <w:p>
+            <w:pPr>
+              <w:spacing w:after="0" w:line="240" w:lineRule="auto"/>
+              <w:rPr>
+                <w:rFonts w:ascii="Times New Roman" w:eastAsia="Times New Roman" w:hAnsi="Times New Roman" w:cs="Times New Roman"/>
+                <w:kern w:val="0"/>
+                <w:lang w:eastAsia="en-IN"/>
+                <w14:ligatures w14:val="none"/>
+              </w:rPr>
+            </w:pPr>
+            <w:r>
+              <w:rPr>
+                <w:rFonts w:ascii="Courier New" w:eastAsia="Times New Roman" w:hAnsi="Courier New" w:cs="Courier New"/>
+                <w:kern w:val="0"/>
+                <w:sz w:val="20"/>
+                <w:szCs w:val="20"/>
+                <w:lang w:eastAsia="en-IN"/>
+                <w14:ligatures w14:val="none"/>
+              </w:rPr>
+              <w:t>103</w:t>
+            </w:r>
+          </w:p>
+        </w:tc>
+        <w:tc>
+          <w:tcPr>
+            <w:tcW w:w="0" w:type="auto"/>
+            <w:vAlign w:val="center"/>
+            <w:hideMark/>
+          </w:tcPr>
+          <w:p>
+            <w:pPr>
+              <w:spacing w:after="0" w:line="240" w:lineRule="auto"/>
+              <w:rPr>
+                <w:rFonts w:ascii="Times New Roman" w:eastAsia="Times New Roman" w:hAnsi="Times New Roman" w:cs="Times New Roman"/>
+                <w:kern w:val="0"/>
+                <w:lang w:eastAsia="en-IN"/>
+                <w14:ligatures w14:val="none"/>
+              </w:rPr>
+            </w:pPr>
+            <w:r>
+              <w:rPr>
+                <w:rFonts w:ascii="Times New Roman" w:eastAsia="Times New Roman" w:hAnsi="Times New Roman" w:cs="Times New Roman"/>
+                <w:kern w:val="0"/>
+                <w:lang w:eastAsia="en-IN"/>
+                <w14:ligatures w14:val="none"/>
+              </w:rPr>
+              <w:t>Early Hints</w:t>
+            </w:r>
+          </w:p>
+        </w:tc>
+        <w:tc>
+          <w:tcPr>
+            <w:tcW w:w="0" w:type="auto"/>
+            <w:vAlign w:val="center"/>
+            <w:hideMark/>
+          </w:tcPr>
+          <w:p>
+            <w:pPr>
+              <w:spacing w:after="0" w:line="240" w:lineRule="auto"/>
+              <w:rPr>
+                <w:rFonts w:ascii="Times New Roman" w:eastAsia="Times New Roman" w:hAnsi="Times New Roman" w:cs="Times New Roman"/>
+                <w:kern w:val="0"/>
+                <w:lang w:eastAsia="en-IN"/>
+                <w14:ligatures w14:val="none"/>
+              </w:rPr>
+            </w:pPr>
+            <w:r>
+              <w:rPr>
+                <w:rFonts w:ascii="Times New Roman" w:eastAsia="Times New Roman" w:hAnsi="Times New Roman" w:cs="Times New Roman"/>
+                <w:kern w:val="0"/>
+                <w:lang w:eastAsia="en-IN"/>
+                <w14:ligatures w14:val="none"/>
+              </w:rPr>
+              <w:t>Used to preload resources before the final response</w:t>
+            </w:r>
+          </w:p>
+        </w:tc>
+      </w:tr>
+    </w:tbl>
+    <w:p>
+      <w:pPr>
+        <w:jc w:val="both"/>
         <w:rPr>
           <w:rFonts w:eastAsia="Times New Roman" w:cs="Times New Roman"/>
           <w:kern w:val="0"/>
@@ -3052,50 +4506,513 @@
           <w14:ligatures w14:val="none"/>
         </w:rPr>
       </w:pPr>
-      <w:r>
+    </w:p>
+    <w:p>
+      <w:pPr>
+        <w:jc w:val="both"/>
         <w:rPr>
           <w:rFonts w:eastAsia="Times New Roman" w:cs="Times New Roman"/>
           <w:kern w:val="0"/>
           <w:lang w:eastAsia="en-IN"/>
           <w14:ligatures w14:val="none"/>
         </w:rPr>
-        <w:br w:type="page"/>
-      </w:r>
-    </w:p>
-    <w:p>
-      <w:pPr>
-        <w:pStyle w:val="Heading2"/>
-        <w:rPr>
-          <w:rFonts w:eastAsia="Times New Roman"/>
-          <w:sz w:val="28"/>
-          <w:szCs w:val="28"/>
+      </w:pPr>
+      <w:r>
+        <w:rPr>
+          <w:rFonts w:eastAsia="Times New Roman" w:cs="Times New Roman"/>
+          <w:kern w:val="0"/>
           <w:lang w:eastAsia="en-IN"/>
-        </w:rPr>
-      </w:pPr>
-      <w:bookmarkStart w:id="6" w:name="_Toc210999047"/>
-      <w:r>
-        <w:rPr>
-          <w:rFonts w:eastAsia="Times New Roman"/>
-          <w:sz w:val="28"/>
-          <w:szCs w:val="28"/>
+          <w14:ligatures w14:val="none"/>
+        </w:rPr>
+        <w:t>2XX</w:t>
+      </w:r>
+    </w:p>
+    <w:tbl>
+      <w:tblPr>
+        <w:tblW w:w="0" w:type="auto"/>
+        <w:tblCellSpacing w:w="15" w:type="dxa"/>
+        <w:tblCellMar>
+          <w:top w:w="15" w:type="dxa"/>
+          <w:left w:w="15" w:type="dxa"/>
+          <w:bottom w:w="15" w:type="dxa"/>
+          <w:right w:w="15" w:type="dxa"/>
+        </w:tblCellMar>
+        <w:tblLook w:val="04A0" w:firstRow="1" w:lastRow="0" w:firstColumn="1" w:lastColumn="0" w:noHBand="0" w:noVBand="1"/>
+      </w:tblPr>
+      <w:tblGrid>
+        <w:gridCol w:w="609"/>
+        <w:gridCol w:w="1174"/>
+        <w:gridCol w:w="4034"/>
+      </w:tblGrid>
+      <w:tr>
+        <w:trPr>
+          <w:tblHeader/>
+          <w:tblCellSpacing w:w="15" w:type="dxa"/>
+        </w:trPr>
+        <w:tc>
+          <w:tcPr>
+            <w:tcW w:w="0" w:type="auto"/>
+            <w:vAlign w:val="center"/>
+            <w:hideMark/>
+          </w:tcPr>
+          <w:p>
+            <w:pPr>
+              <w:spacing w:after="0" w:line="240" w:lineRule="auto"/>
+              <w:jc w:val="center"/>
+              <w:rPr>
+                <w:rFonts w:ascii="Times New Roman" w:eastAsia="Times New Roman" w:hAnsi="Times New Roman" w:cs="Times New Roman"/>
+                <w:b/>
+                <w:bCs/>
+                <w:kern w:val="0"/>
+                <w:lang w:eastAsia="en-IN"/>
+                <w14:ligatures w14:val="none"/>
+              </w:rPr>
+            </w:pPr>
+            <w:r>
+              <w:rPr>
+                <w:rFonts w:ascii="Times New Roman" w:eastAsia="Times New Roman" w:hAnsi="Times New Roman" w:cs="Times New Roman"/>
+                <w:b/>
+                <w:bCs/>
+                <w:kern w:val="0"/>
+                <w:lang w:eastAsia="en-IN"/>
+                <w14:ligatures w14:val="none"/>
+              </w:rPr>
+              <w:t>Code</w:t>
+            </w:r>
+          </w:p>
+        </w:tc>
+        <w:tc>
+          <w:tcPr>
+            <w:tcW w:w="0" w:type="auto"/>
+            <w:vAlign w:val="center"/>
+            <w:hideMark/>
+          </w:tcPr>
+          <w:p>
+            <w:pPr>
+              <w:spacing w:after="0" w:line="240" w:lineRule="auto"/>
+              <w:jc w:val="center"/>
+              <w:rPr>
+                <w:rFonts w:ascii="Times New Roman" w:eastAsia="Times New Roman" w:hAnsi="Times New Roman" w:cs="Times New Roman"/>
+                <w:b/>
+                <w:bCs/>
+                <w:kern w:val="0"/>
+                <w:lang w:eastAsia="en-IN"/>
+                <w14:ligatures w14:val="none"/>
+              </w:rPr>
+            </w:pPr>
+            <w:r>
+              <w:rPr>
+                <w:rFonts w:ascii="Times New Roman" w:eastAsia="Times New Roman" w:hAnsi="Times New Roman" w:cs="Times New Roman"/>
+                <w:b/>
+                <w:bCs/>
+                <w:kern w:val="0"/>
+                <w:lang w:eastAsia="en-IN"/>
+                <w14:ligatures w14:val="none"/>
+              </w:rPr>
+              <w:t>Name</w:t>
+            </w:r>
+          </w:p>
+        </w:tc>
+        <w:tc>
+          <w:tcPr>
+            <w:tcW w:w="0" w:type="auto"/>
+            <w:vAlign w:val="center"/>
+            <w:hideMark/>
+          </w:tcPr>
+          <w:p>
+            <w:pPr>
+              <w:spacing w:after="0" w:line="240" w:lineRule="auto"/>
+              <w:jc w:val="center"/>
+              <w:rPr>
+                <w:rFonts w:ascii="Times New Roman" w:eastAsia="Times New Roman" w:hAnsi="Times New Roman" w:cs="Times New Roman"/>
+                <w:b/>
+                <w:bCs/>
+                <w:kern w:val="0"/>
+                <w:lang w:eastAsia="en-IN"/>
+                <w14:ligatures w14:val="none"/>
+              </w:rPr>
+            </w:pPr>
+            <w:r>
+              <w:rPr>
+                <w:rFonts w:ascii="Times New Roman" w:eastAsia="Times New Roman" w:hAnsi="Times New Roman" w:cs="Times New Roman"/>
+                <w:b/>
+                <w:bCs/>
+                <w:kern w:val="0"/>
+                <w:lang w:eastAsia="en-IN"/>
+                <w14:ligatures w14:val="none"/>
+              </w:rPr>
+              <w:t>Meaning</w:t>
+            </w:r>
+          </w:p>
+        </w:tc>
+      </w:tr>
+      <w:tr>
+        <w:trPr>
+          <w:tblCellSpacing w:w="15" w:type="dxa"/>
+        </w:trPr>
+        <w:tc>
+          <w:tcPr>
+            <w:tcW w:w="0" w:type="auto"/>
+            <w:vAlign w:val="center"/>
+            <w:hideMark/>
+          </w:tcPr>
+          <w:p>
+            <w:pPr>
+              <w:spacing w:after="0" w:line="240" w:lineRule="auto"/>
+              <w:rPr>
+                <w:rFonts w:ascii="Times New Roman" w:eastAsia="Times New Roman" w:hAnsi="Times New Roman" w:cs="Times New Roman"/>
+                <w:kern w:val="0"/>
+                <w:lang w:eastAsia="en-IN"/>
+                <w14:ligatures w14:val="none"/>
+              </w:rPr>
+            </w:pPr>
+            <w:r>
+              <w:rPr>
+                <w:rFonts w:ascii="Courier New" w:eastAsia="Times New Roman" w:hAnsi="Courier New" w:cs="Courier New"/>
+                <w:kern w:val="0"/>
+                <w:sz w:val="20"/>
+                <w:szCs w:val="20"/>
+                <w:lang w:eastAsia="en-IN"/>
+                <w14:ligatures w14:val="none"/>
+              </w:rPr>
+              <w:t>200</w:t>
+            </w:r>
+          </w:p>
+        </w:tc>
+        <w:tc>
+          <w:tcPr>
+            <w:tcW w:w="0" w:type="auto"/>
+            <w:vAlign w:val="center"/>
+            <w:hideMark/>
+          </w:tcPr>
+          <w:p>
+            <w:pPr>
+              <w:spacing w:after="0" w:line="240" w:lineRule="auto"/>
+              <w:rPr>
+                <w:rFonts w:ascii="Times New Roman" w:eastAsia="Times New Roman" w:hAnsi="Times New Roman" w:cs="Times New Roman"/>
+                <w:kern w:val="0"/>
+                <w:lang w:eastAsia="en-IN"/>
+                <w14:ligatures w14:val="none"/>
+              </w:rPr>
+            </w:pPr>
+            <w:r>
+              <w:rPr>
+                <w:rFonts w:ascii="Times New Roman" w:eastAsia="Times New Roman" w:hAnsi="Times New Roman" w:cs="Times New Roman"/>
+                <w:kern w:val="0"/>
+                <w:lang w:eastAsia="en-IN"/>
+                <w14:ligatures w14:val="none"/>
+              </w:rPr>
+              <w:t>OK</w:t>
+            </w:r>
+          </w:p>
+        </w:tc>
+        <w:tc>
+          <w:tcPr>
+            <w:tcW w:w="0" w:type="auto"/>
+            <w:vAlign w:val="center"/>
+            <w:hideMark/>
+          </w:tcPr>
+          <w:p>
+            <w:pPr>
+              <w:spacing w:after="0" w:line="240" w:lineRule="auto"/>
+              <w:rPr>
+                <w:rFonts w:ascii="Times New Roman" w:eastAsia="Times New Roman" w:hAnsi="Times New Roman" w:cs="Times New Roman"/>
+                <w:kern w:val="0"/>
+                <w:lang w:eastAsia="en-IN"/>
+                <w14:ligatures w14:val="none"/>
+              </w:rPr>
+            </w:pPr>
+            <w:r>
+              <w:rPr>
+                <w:rFonts w:ascii="Times New Roman" w:eastAsia="Times New Roman" w:hAnsi="Times New Roman" w:cs="Times New Roman"/>
+                <w:kern w:val="0"/>
+                <w:lang w:eastAsia="en-IN"/>
+                <w14:ligatures w14:val="none"/>
+              </w:rPr>
+              <w:t>Request succeeded (default success)</w:t>
+            </w:r>
+          </w:p>
+        </w:tc>
+      </w:tr>
+      <w:tr>
+        <w:trPr>
+          <w:tblCellSpacing w:w="15" w:type="dxa"/>
+        </w:trPr>
+        <w:tc>
+          <w:tcPr>
+            <w:tcW w:w="0" w:type="auto"/>
+            <w:vAlign w:val="center"/>
+            <w:hideMark/>
+          </w:tcPr>
+          <w:p>
+            <w:pPr>
+              <w:spacing w:after="0" w:line="240" w:lineRule="auto"/>
+              <w:rPr>
+                <w:rFonts w:ascii="Times New Roman" w:eastAsia="Times New Roman" w:hAnsi="Times New Roman" w:cs="Times New Roman"/>
+                <w:kern w:val="0"/>
+                <w:lang w:eastAsia="en-IN"/>
+                <w14:ligatures w14:val="none"/>
+              </w:rPr>
+            </w:pPr>
+            <w:r>
+              <w:rPr>
+                <w:rFonts w:ascii="Courier New" w:eastAsia="Times New Roman" w:hAnsi="Courier New" w:cs="Courier New"/>
+                <w:kern w:val="0"/>
+                <w:sz w:val="20"/>
+                <w:szCs w:val="20"/>
+                <w:lang w:eastAsia="en-IN"/>
+                <w14:ligatures w14:val="none"/>
+              </w:rPr>
+              <w:t>201</w:t>
+            </w:r>
+          </w:p>
+        </w:tc>
+        <w:tc>
+          <w:tcPr>
+            <w:tcW w:w="0" w:type="auto"/>
+            <w:vAlign w:val="center"/>
+            <w:hideMark/>
+          </w:tcPr>
+          <w:p>
+            <w:pPr>
+              <w:spacing w:after="0" w:line="240" w:lineRule="auto"/>
+              <w:rPr>
+                <w:rFonts w:ascii="Times New Roman" w:eastAsia="Times New Roman" w:hAnsi="Times New Roman" w:cs="Times New Roman"/>
+                <w:kern w:val="0"/>
+                <w:lang w:eastAsia="en-IN"/>
+                <w14:ligatures w14:val="none"/>
+              </w:rPr>
+            </w:pPr>
+            <w:r>
+              <w:rPr>
+                <w:rFonts w:ascii="Times New Roman" w:eastAsia="Times New Roman" w:hAnsi="Times New Roman" w:cs="Times New Roman"/>
+                <w:kern w:val="0"/>
+                <w:lang w:eastAsia="en-IN"/>
+                <w14:ligatures w14:val="none"/>
+              </w:rPr>
+              <w:t>Created</w:t>
+            </w:r>
+          </w:p>
+        </w:tc>
+        <w:tc>
+          <w:tcPr>
+            <w:tcW w:w="0" w:type="auto"/>
+            <w:vAlign w:val="center"/>
+            <w:hideMark/>
+          </w:tcPr>
+          <w:p>
+            <w:pPr>
+              <w:spacing w:after="0" w:line="240" w:lineRule="auto"/>
+              <w:rPr>
+                <w:rFonts w:ascii="Times New Roman" w:eastAsia="Times New Roman" w:hAnsi="Times New Roman" w:cs="Times New Roman"/>
+                <w:kern w:val="0"/>
+                <w:lang w:eastAsia="en-IN"/>
+                <w14:ligatures w14:val="none"/>
+              </w:rPr>
+            </w:pPr>
+            <w:r>
+              <w:rPr>
+                <w:rFonts w:ascii="Times New Roman" w:eastAsia="Times New Roman" w:hAnsi="Times New Roman" w:cs="Times New Roman"/>
+                <w:kern w:val="0"/>
+                <w:lang w:eastAsia="en-IN"/>
+                <w14:ligatures w14:val="none"/>
+              </w:rPr>
+              <w:t>New resource successfully created</w:t>
+            </w:r>
+          </w:p>
+        </w:tc>
+      </w:tr>
+      <w:tr>
+        <w:trPr>
+          <w:tblCellSpacing w:w="15" w:type="dxa"/>
+        </w:trPr>
+        <w:tc>
+          <w:tcPr>
+            <w:tcW w:w="0" w:type="auto"/>
+            <w:vAlign w:val="center"/>
+            <w:hideMark/>
+          </w:tcPr>
+          <w:p>
+            <w:pPr>
+              <w:spacing w:after="0" w:line="240" w:lineRule="auto"/>
+              <w:rPr>
+                <w:rFonts w:ascii="Times New Roman" w:eastAsia="Times New Roman" w:hAnsi="Times New Roman" w:cs="Times New Roman"/>
+                <w:kern w:val="0"/>
+                <w:lang w:eastAsia="en-IN"/>
+                <w14:ligatures w14:val="none"/>
+              </w:rPr>
+            </w:pPr>
+            <w:r>
+              <w:rPr>
+                <w:rFonts w:ascii="Courier New" w:eastAsia="Times New Roman" w:hAnsi="Courier New" w:cs="Courier New"/>
+                <w:kern w:val="0"/>
+                <w:sz w:val="20"/>
+                <w:szCs w:val="20"/>
+                <w:lang w:eastAsia="en-IN"/>
+                <w14:ligatures w14:val="none"/>
+              </w:rPr>
+              <w:t>202</w:t>
+            </w:r>
+          </w:p>
+        </w:tc>
+        <w:tc>
+          <w:tcPr>
+            <w:tcW w:w="0" w:type="auto"/>
+            <w:vAlign w:val="center"/>
+            <w:hideMark/>
+          </w:tcPr>
+          <w:p>
+            <w:pPr>
+              <w:spacing w:after="0" w:line="240" w:lineRule="auto"/>
+              <w:rPr>
+                <w:rFonts w:ascii="Times New Roman" w:eastAsia="Times New Roman" w:hAnsi="Times New Roman" w:cs="Times New Roman"/>
+                <w:kern w:val="0"/>
+                <w:lang w:eastAsia="en-IN"/>
+                <w14:ligatures w14:val="none"/>
+              </w:rPr>
+            </w:pPr>
+            <w:r>
+              <w:rPr>
+                <w:rFonts w:ascii="Times New Roman" w:eastAsia="Times New Roman" w:hAnsi="Times New Roman" w:cs="Times New Roman"/>
+                <w:kern w:val="0"/>
+                <w:lang w:eastAsia="en-IN"/>
+                <w14:ligatures w14:val="none"/>
+              </w:rPr>
+              <w:t>Accepted</w:t>
+            </w:r>
+          </w:p>
+        </w:tc>
+        <w:tc>
+          <w:tcPr>
+            <w:tcW w:w="0" w:type="auto"/>
+            <w:vAlign w:val="center"/>
+            <w:hideMark/>
+          </w:tcPr>
+          <w:p>
+            <w:pPr>
+              <w:spacing w:after="0" w:line="240" w:lineRule="auto"/>
+              <w:rPr>
+                <w:rFonts w:ascii="Times New Roman" w:eastAsia="Times New Roman" w:hAnsi="Times New Roman" w:cs="Times New Roman"/>
+                <w:kern w:val="0"/>
+                <w:lang w:eastAsia="en-IN"/>
+                <w14:ligatures w14:val="none"/>
+              </w:rPr>
+            </w:pPr>
+            <w:r>
+              <w:rPr>
+                <w:rFonts w:ascii="Times New Roman" w:eastAsia="Times New Roman" w:hAnsi="Times New Roman" w:cs="Times New Roman"/>
+                <w:kern w:val="0"/>
+                <w:lang w:eastAsia="en-IN"/>
+                <w14:ligatures w14:val="none"/>
+              </w:rPr>
+              <w:t>Request accepted but processing pending</w:t>
+            </w:r>
+          </w:p>
+        </w:tc>
+      </w:tr>
+      <w:tr>
+        <w:trPr>
+          <w:tblCellSpacing w:w="15" w:type="dxa"/>
+        </w:trPr>
+        <w:tc>
+          <w:tcPr>
+            <w:tcW w:w="0" w:type="auto"/>
+            <w:vAlign w:val="center"/>
+            <w:hideMark/>
+          </w:tcPr>
+          <w:p>
+            <w:pPr>
+              <w:spacing w:after="0" w:line="240" w:lineRule="auto"/>
+              <w:rPr>
+                <w:rFonts w:ascii="Times New Roman" w:eastAsia="Times New Roman" w:hAnsi="Times New Roman" w:cs="Times New Roman"/>
+                <w:kern w:val="0"/>
+                <w:lang w:eastAsia="en-IN"/>
+                <w14:ligatures w14:val="none"/>
+              </w:rPr>
+            </w:pPr>
+            <w:r>
+              <w:rPr>
+                <w:rFonts w:ascii="Courier New" w:eastAsia="Times New Roman" w:hAnsi="Courier New" w:cs="Courier New"/>
+                <w:kern w:val="0"/>
+                <w:sz w:val="20"/>
+                <w:szCs w:val="20"/>
+                <w:lang w:eastAsia="en-IN"/>
+                <w14:ligatures w14:val="none"/>
+              </w:rPr>
+              <w:t>204</w:t>
+            </w:r>
+          </w:p>
+        </w:tc>
+        <w:tc>
+          <w:tcPr>
+            <w:tcW w:w="0" w:type="auto"/>
+            <w:vAlign w:val="center"/>
+            <w:hideMark/>
+          </w:tcPr>
+          <w:p>
+            <w:pPr>
+              <w:spacing w:after="0" w:line="240" w:lineRule="auto"/>
+              <w:rPr>
+                <w:rFonts w:ascii="Times New Roman" w:eastAsia="Times New Roman" w:hAnsi="Times New Roman" w:cs="Times New Roman"/>
+                <w:kern w:val="0"/>
+                <w:lang w:eastAsia="en-IN"/>
+                <w14:ligatures w14:val="none"/>
+              </w:rPr>
+            </w:pPr>
+            <w:r>
+              <w:rPr>
+                <w:rFonts w:ascii="Times New Roman" w:eastAsia="Times New Roman" w:hAnsi="Times New Roman" w:cs="Times New Roman"/>
+                <w:kern w:val="0"/>
+                <w:lang w:eastAsia="en-IN"/>
+                <w14:ligatures w14:val="none"/>
+              </w:rPr>
+              <w:t>No Content</w:t>
+            </w:r>
+          </w:p>
+        </w:tc>
+        <w:tc>
+          <w:tcPr>
+            <w:tcW w:w="0" w:type="auto"/>
+            <w:vAlign w:val="center"/>
+            <w:hideMark/>
+          </w:tcPr>
+          <w:p>
+            <w:pPr>
+              <w:spacing w:after="0" w:line="240" w:lineRule="auto"/>
+              <w:rPr>
+                <w:rFonts w:ascii="Times New Roman" w:eastAsia="Times New Roman" w:hAnsi="Times New Roman" w:cs="Times New Roman"/>
+                <w:kern w:val="0"/>
+                <w:lang w:eastAsia="en-IN"/>
+                <w14:ligatures w14:val="none"/>
+              </w:rPr>
+            </w:pPr>
+            <w:r>
+              <w:rPr>
+                <w:rFonts w:ascii="Times New Roman" w:eastAsia="Times New Roman" w:hAnsi="Times New Roman" w:cs="Times New Roman"/>
+                <w:kern w:val="0"/>
+                <w:lang w:eastAsia="en-IN"/>
+                <w14:ligatures w14:val="none"/>
+              </w:rPr>
+              <w:t>Success but no data returned</w:t>
+            </w:r>
+          </w:p>
+        </w:tc>
+      </w:tr>
+    </w:tbl>
+    <w:p>
+      <w:pPr>
+        <w:jc w:val="both"/>
+        <w:rPr>
+          <w:rFonts w:eastAsia="Times New Roman" w:cs="Times New Roman"/>
+          <w:kern w:val="0"/>
           <w:lang w:eastAsia="en-IN"/>
-        </w:rPr>
-        <w:t>2.1 GET method (Retrieve):</w:t>
-      </w:r>
-      <w:bookmarkEnd w:id="6"/>
-      <w:r>
-        <w:rPr>
-          <w:rFonts w:eastAsia="Times New Roman"/>
-          <w:sz w:val="28"/>
-          <w:szCs w:val="28"/>
-          <w:lang w:eastAsia="en-IN"/>
-        </w:rPr>
-        <w:t xml:space="preserve"> </w:t>
-      </w:r>
-    </w:p>
-    <w:p>
-      <w:pPr>
-        <w:spacing w:before="120" w:after="0" w:line="240" w:lineRule="auto"/>
+          <w14:ligatures w14:val="none"/>
+        </w:rPr>
+      </w:pPr>
+    </w:p>
+    <w:p>
+      <w:pPr>
+        <w:spacing w:after="80"/>
         <w:jc w:val="both"/>
         <w:rPr>
           <w:rFonts w:eastAsia="Times New Roman" w:cs="Times New Roman"/>
@@ -3107,10 +5024,1518 @@
       </w:pPr>
       <w:r>
         <w:rPr>
+          <w:rFonts w:eastAsia="Times New Roman" w:cs="Times New Roman"/>
           <w:b/>
+          <w:kern w:val="0"/>
+          <w:lang w:eastAsia="en-IN"/>
+          <w14:ligatures w14:val="none"/>
+        </w:rPr>
+        <w:t>3XX</w:t>
+      </w:r>
+    </w:p>
+    <w:tbl>
+      <w:tblPr>
+        <w:tblW w:w="0" w:type="auto"/>
+        <w:tblCellSpacing w:w="15" w:type="dxa"/>
+        <w:tblCellMar>
+          <w:top w:w="15" w:type="dxa"/>
+          <w:left w:w="15" w:type="dxa"/>
+          <w:bottom w:w="15" w:type="dxa"/>
+          <w:right w:w="15" w:type="dxa"/>
+        </w:tblCellMar>
+        <w:tblLook w:val="04A0" w:firstRow="1" w:lastRow="0" w:firstColumn="1" w:lastColumn="0" w:noHBand="0" w:noVBand="1"/>
+      </w:tblPr>
+      <w:tblGrid>
+        <w:gridCol w:w="675"/>
+        <w:gridCol w:w="2195"/>
+        <w:gridCol w:w="5412"/>
+      </w:tblGrid>
+      <w:tr>
+        <w:trPr>
+          <w:tblHeader/>
+          <w:tblCellSpacing w:w="15" w:type="dxa"/>
+        </w:trPr>
+        <w:tc>
+          <w:tcPr>
+            <w:tcW w:w="0" w:type="auto"/>
+            <w:vAlign w:val="center"/>
+            <w:hideMark/>
+          </w:tcPr>
+          <w:p>
+            <w:pPr>
+              <w:jc w:val="center"/>
+              <w:rPr>
+                <w:b/>
+                <w:bCs/>
+              </w:rPr>
+            </w:pPr>
+            <w:r>
+              <w:rPr>
+                <w:rStyle w:val="Strong"/>
+              </w:rPr>
+              <w:t>Code</w:t>
+            </w:r>
+          </w:p>
+        </w:tc>
+        <w:tc>
+          <w:tcPr>
+            <w:tcW w:w="0" w:type="auto"/>
+            <w:vAlign w:val="center"/>
+            <w:hideMark/>
+          </w:tcPr>
+          <w:p>
+            <w:pPr>
+              <w:jc w:val="center"/>
+              <w:rPr>
+                <w:b/>
+                <w:bCs/>
+              </w:rPr>
+            </w:pPr>
+            <w:r>
+              <w:rPr>
+                <w:rStyle w:val="Strong"/>
+              </w:rPr>
+              <w:t>Name</w:t>
+            </w:r>
+          </w:p>
+        </w:tc>
+        <w:tc>
+          <w:tcPr>
+            <w:tcW w:w="0" w:type="auto"/>
+            <w:vAlign w:val="center"/>
+            <w:hideMark/>
+          </w:tcPr>
+          <w:p>
+            <w:pPr>
+              <w:jc w:val="center"/>
+              <w:rPr>
+                <w:b/>
+                <w:bCs/>
+              </w:rPr>
+            </w:pPr>
+            <w:r>
+              <w:rPr>
+                <w:rStyle w:val="Strong"/>
+              </w:rPr>
+              <w:t>Meaning</w:t>
+            </w:r>
+          </w:p>
+        </w:tc>
+      </w:tr>
+      <w:tr>
+        <w:trPr>
+          <w:tblCellSpacing w:w="15" w:type="dxa"/>
+        </w:trPr>
+        <w:tc>
+          <w:tcPr>
+            <w:tcW w:w="0" w:type="auto"/>
+            <w:vAlign w:val="center"/>
+            <w:hideMark/>
+          </w:tcPr>
+          <w:p>
+            <w:r>
+              <w:rPr>
+                <w:rStyle w:val="HTMLCode"/>
+                <w:rFonts w:eastAsiaTheme="majorEastAsia"/>
+              </w:rPr>
+              <w:t>301</w:t>
+            </w:r>
+          </w:p>
+        </w:tc>
+        <w:tc>
+          <w:tcPr>
+            <w:tcW w:w="0" w:type="auto"/>
+            <w:vAlign w:val="center"/>
+            <w:hideMark/>
+          </w:tcPr>
+          <w:p>
+            <w:r>
+              <w:t>Moved Permanently</w:t>
+            </w:r>
+          </w:p>
+        </w:tc>
+        <w:tc>
+          <w:tcPr>
+            <w:tcW w:w="0" w:type="auto"/>
+            <w:vAlign w:val="center"/>
+            <w:hideMark/>
+          </w:tcPr>
+          <w:p>
+            <w:r>
+              <w:t>Resource moved permanently to a new URL</w:t>
+            </w:r>
+          </w:p>
+        </w:tc>
+      </w:tr>
+      <w:tr>
+        <w:trPr>
+          <w:tblCellSpacing w:w="15" w:type="dxa"/>
+        </w:trPr>
+        <w:tc>
+          <w:tcPr>
+            <w:tcW w:w="0" w:type="auto"/>
+            <w:vAlign w:val="center"/>
+            <w:hideMark/>
+          </w:tcPr>
+          <w:p>
+            <w:r>
+              <w:rPr>
+                <w:rStyle w:val="HTMLCode"/>
+                <w:rFonts w:eastAsiaTheme="majorEastAsia"/>
+              </w:rPr>
+              <w:t>302</w:t>
+            </w:r>
+          </w:p>
+        </w:tc>
+        <w:tc>
+          <w:tcPr>
+            <w:tcW w:w="0" w:type="auto"/>
+            <w:vAlign w:val="center"/>
+            <w:hideMark/>
+          </w:tcPr>
+          <w:p>
+            <w:r>
+              <w:t>Found</w:t>
+            </w:r>
+          </w:p>
+        </w:tc>
+        <w:tc>
+          <w:tcPr>
+            <w:tcW w:w="0" w:type="auto"/>
+            <w:vAlign w:val="center"/>
+            <w:hideMark/>
+          </w:tcPr>
+          <w:p>
+            <w:r>
+              <w:t>Resource temporarily moved</w:t>
+            </w:r>
+          </w:p>
+        </w:tc>
+      </w:tr>
+      <w:tr>
+        <w:trPr>
+          <w:tblCellSpacing w:w="15" w:type="dxa"/>
+        </w:trPr>
+        <w:tc>
+          <w:tcPr>
+            <w:tcW w:w="0" w:type="auto"/>
+            <w:vAlign w:val="center"/>
+            <w:hideMark/>
+          </w:tcPr>
+          <w:p>
+            <w:r>
+              <w:rPr>
+                <w:rStyle w:val="HTMLCode"/>
+                <w:rFonts w:eastAsiaTheme="majorEastAsia"/>
+              </w:rPr>
+              <w:t>304</w:t>
+            </w:r>
+          </w:p>
+        </w:tc>
+        <w:tc>
+          <w:tcPr>
+            <w:tcW w:w="0" w:type="auto"/>
+            <w:vAlign w:val="center"/>
+            <w:hideMark/>
+          </w:tcPr>
+          <w:p>
+            <w:r>
+              <w:t>Not Modified</w:t>
+            </w:r>
+          </w:p>
+        </w:tc>
+        <w:tc>
+          <w:tcPr>
+            <w:tcW w:w="0" w:type="auto"/>
+            <w:vAlign w:val="center"/>
+            <w:hideMark/>
+          </w:tcPr>
+          <w:p>
+            <w:r>
+              <w:t>Cached version still valid (no need to resend data)</w:t>
+            </w:r>
+          </w:p>
+        </w:tc>
+      </w:tr>
+    </w:tbl>
+    <w:p>
+      <w:pPr>
+        <w:jc w:val="both"/>
+        <w:rPr>
+          <w:rFonts w:eastAsia="Times New Roman" w:cs="Times New Roman"/>
+          <w:kern w:val="0"/>
+          <w:lang w:eastAsia="en-IN"/>
+          <w14:ligatures w14:val="none"/>
+        </w:rPr>
+      </w:pPr>
+    </w:p>
+    <w:p>
+      <w:pPr>
+        <w:spacing w:after="120"/>
+        <w:jc w:val="both"/>
+        <w:rPr>
+          <w:rFonts w:eastAsia="Times New Roman" w:cs="Times New Roman"/>
+          <w:b/>
+          <w:kern w:val="0"/>
+          <w:lang w:eastAsia="en-IN"/>
+          <w14:ligatures w14:val="none"/>
+        </w:rPr>
+      </w:pPr>
+      <w:r>
+        <w:rPr>
+          <w:rFonts w:eastAsia="Times New Roman" w:cs="Times New Roman"/>
+          <w:b/>
+          <w:kern w:val="0"/>
+          <w:lang w:eastAsia="en-IN"/>
+          <w14:ligatures w14:val="none"/>
+        </w:rPr>
+        <w:t>4XX</w:t>
+      </w:r>
+    </w:p>
+    <w:tbl>
+      <w:tblPr>
+        <w:tblW w:w="0" w:type="auto"/>
+        <w:tblCellSpacing w:w="15" w:type="dxa"/>
+        <w:tblCellMar>
+          <w:top w:w="15" w:type="dxa"/>
+          <w:left w:w="15" w:type="dxa"/>
+          <w:bottom w:w="15" w:type="dxa"/>
+          <w:right w:w="15" w:type="dxa"/>
+        </w:tblCellMar>
+        <w:tblLook w:val="04A0" w:firstRow="1" w:lastRow="0" w:firstColumn="1" w:lastColumn="0" w:noHBand="0" w:noVBand="1"/>
+      </w:tblPr>
+      <w:tblGrid>
+        <w:gridCol w:w="609"/>
+        <w:gridCol w:w="2120"/>
+        <w:gridCol w:w="3768"/>
+      </w:tblGrid>
+      <w:tr>
+        <w:trPr>
+          <w:tblHeader/>
+          <w:tblCellSpacing w:w="15" w:type="dxa"/>
+        </w:trPr>
+        <w:tc>
+          <w:tcPr>
+            <w:tcW w:w="0" w:type="auto"/>
+            <w:vAlign w:val="center"/>
+            <w:hideMark/>
+          </w:tcPr>
+          <w:p>
+            <w:pPr>
+              <w:spacing w:after="0" w:line="240" w:lineRule="auto"/>
+              <w:jc w:val="center"/>
+              <w:rPr>
+                <w:rFonts w:ascii="Times New Roman" w:eastAsia="Times New Roman" w:hAnsi="Times New Roman" w:cs="Times New Roman"/>
+                <w:b/>
+                <w:bCs/>
+                <w:kern w:val="0"/>
+                <w:lang w:eastAsia="en-IN"/>
+                <w14:ligatures w14:val="none"/>
+              </w:rPr>
+            </w:pPr>
+            <w:r>
+              <w:rPr>
+                <w:rFonts w:ascii="Times New Roman" w:eastAsia="Times New Roman" w:hAnsi="Times New Roman" w:cs="Times New Roman"/>
+                <w:b/>
+                <w:bCs/>
+                <w:kern w:val="0"/>
+                <w:lang w:eastAsia="en-IN"/>
+                <w14:ligatures w14:val="none"/>
+              </w:rPr>
+              <w:t>Code</w:t>
+            </w:r>
+          </w:p>
+        </w:tc>
+        <w:tc>
+          <w:tcPr>
+            <w:tcW w:w="0" w:type="auto"/>
+            <w:vAlign w:val="center"/>
+            <w:hideMark/>
+          </w:tcPr>
+          <w:p>
+            <w:pPr>
+              <w:spacing w:after="0" w:line="240" w:lineRule="auto"/>
+              <w:jc w:val="center"/>
+              <w:rPr>
+                <w:rFonts w:ascii="Times New Roman" w:eastAsia="Times New Roman" w:hAnsi="Times New Roman" w:cs="Times New Roman"/>
+                <w:b/>
+                <w:bCs/>
+                <w:kern w:val="0"/>
+                <w:lang w:eastAsia="en-IN"/>
+                <w14:ligatures w14:val="none"/>
+              </w:rPr>
+            </w:pPr>
+            <w:r>
+              <w:rPr>
+                <w:rFonts w:ascii="Times New Roman" w:eastAsia="Times New Roman" w:hAnsi="Times New Roman" w:cs="Times New Roman"/>
+                <w:b/>
+                <w:bCs/>
+                <w:kern w:val="0"/>
+                <w:lang w:eastAsia="en-IN"/>
+                <w14:ligatures w14:val="none"/>
+              </w:rPr>
+              <w:t>Name</w:t>
+            </w:r>
+          </w:p>
+        </w:tc>
+        <w:tc>
+          <w:tcPr>
+            <w:tcW w:w="0" w:type="auto"/>
+            <w:vAlign w:val="center"/>
+            <w:hideMark/>
+          </w:tcPr>
+          <w:p>
+            <w:pPr>
+              <w:spacing w:after="0" w:line="240" w:lineRule="auto"/>
+              <w:jc w:val="center"/>
+              <w:rPr>
+                <w:rFonts w:ascii="Times New Roman" w:eastAsia="Times New Roman" w:hAnsi="Times New Roman" w:cs="Times New Roman"/>
+                <w:b/>
+                <w:bCs/>
+                <w:kern w:val="0"/>
+                <w:lang w:eastAsia="en-IN"/>
+                <w14:ligatures w14:val="none"/>
+              </w:rPr>
+            </w:pPr>
+            <w:r>
+              <w:rPr>
+                <w:rFonts w:ascii="Times New Roman" w:eastAsia="Times New Roman" w:hAnsi="Times New Roman" w:cs="Times New Roman"/>
+                <w:b/>
+                <w:bCs/>
+                <w:kern w:val="0"/>
+                <w:lang w:eastAsia="en-IN"/>
+                <w14:ligatures w14:val="none"/>
+              </w:rPr>
+              <w:t>Meaning</w:t>
+            </w:r>
+          </w:p>
+        </w:tc>
+      </w:tr>
+      <w:tr>
+        <w:trPr>
+          <w:tblCellSpacing w:w="15" w:type="dxa"/>
+        </w:trPr>
+        <w:tc>
+          <w:tcPr>
+            <w:tcW w:w="0" w:type="auto"/>
+            <w:vAlign w:val="center"/>
+            <w:hideMark/>
+          </w:tcPr>
+          <w:p>
+            <w:pPr>
+              <w:spacing w:after="0" w:line="240" w:lineRule="auto"/>
+              <w:rPr>
+                <w:rFonts w:ascii="Times New Roman" w:eastAsia="Times New Roman" w:hAnsi="Times New Roman" w:cs="Times New Roman"/>
+                <w:kern w:val="0"/>
+                <w:lang w:eastAsia="en-IN"/>
+                <w14:ligatures w14:val="none"/>
+              </w:rPr>
+            </w:pPr>
+            <w:r>
+              <w:rPr>
+                <w:rFonts w:ascii="Courier New" w:eastAsia="Times New Roman" w:hAnsi="Courier New" w:cs="Courier New"/>
+                <w:kern w:val="0"/>
+                <w:sz w:val="20"/>
+                <w:szCs w:val="20"/>
+                <w:lang w:eastAsia="en-IN"/>
+                <w14:ligatures w14:val="none"/>
+              </w:rPr>
+              <w:t>400</w:t>
+            </w:r>
+          </w:p>
+        </w:tc>
+        <w:tc>
+          <w:tcPr>
+            <w:tcW w:w="0" w:type="auto"/>
+            <w:vAlign w:val="center"/>
+            <w:hideMark/>
+          </w:tcPr>
+          <w:p>
+            <w:pPr>
+              <w:spacing w:after="0" w:line="240" w:lineRule="auto"/>
+              <w:rPr>
+                <w:rFonts w:ascii="Times New Roman" w:eastAsia="Times New Roman" w:hAnsi="Times New Roman" w:cs="Times New Roman"/>
+                <w:kern w:val="0"/>
+                <w:lang w:eastAsia="en-IN"/>
+                <w14:ligatures w14:val="none"/>
+              </w:rPr>
+            </w:pPr>
+            <w:r>
+              <w:rPr>
+                <w:rFonts w:ascii="Times New Roman" w:eastAsia="Times New Roman" w:hAnsi="Times New Roman" w:cs="Times New Roman"/>
+                <w:kern w:val="0"/>
+                <w:lang w:eastAsia="en-IN"/>
+                <w14:ligatures w14:val="none"/>
+              </w:rPr>
+              <w:t>Bad Request</w:t>
+            </w:r>
+          </w:p>
+        </w:tc>
+        <w:tc>
+          <w:tcPr>
+            <w:tcW w:w="0" w:type="auto"/>
+            <w:vAlign w:val="center"/>
+            <w:hideMark/>
+          </w:tcPr>
+          <w:p>
+            <w:pPr>
+              <w:spacing w:after="0" w:line="240" w:lineRule="auto"/>
+              <w:rPr>
+                <w:rFonts w:ascii="Times New Roman" w:eastAsia="Times New Roman" w:hAnsi="Times New Roman" w:cs="Times New Roman"/>
+                <w:kern w:val="0"/>
+                <w:lang w:eastAsia="en-IN"/>
+                <w14:ligatures w14:val="none"/>
+              </w:rPr>
+            </w:pPr>
+            <w:r>
+              <w:rPr>
+                <w:rFonts w:ascii="Times New Roman" w:eastAsia="Times New Roman" w:hAnsi="Times New Roman" w:cs="Times New Roman"/>
+                <w:kern w:val="0"/>
+                <w:lang w:eastAsia="en-IN"/>
+                <w14:ligatures w14:val="none"/>
+              </w:rPr>
+              <w:t>Invalid or malformed request</w:t>
+            </w:r>
+          </w:p>
+        </w:tc>
+      </w:tr>
+      <w:tr>
+        <w:trPr>
+          <w:tblCellSpacing w:w="15" w:type="dxa"/>
+        </w:trPr>
+        <w:tc>
+          <w:tcPr>
+            <w:tcW w:w="0" w:type="auto"/>
+            <w:vAlign w:val="center"/>
+            <w:hideMark/>
+          </w:tcPr>
+          <w:p>
+            <w:pPr>
+              <w:spacing w:after="0" w:line="240" w:lineRule="auto"/>
+              <w:rPr>
+                <w:rFonts w:ascii="Times New Roman" w:eastAsia="Times New Roman" w:hAnsi="Times New Roman" w:cs="Times New Roman"/>
+                <w:kern w:val="0"/>
+                <w:lang w:eastAsia="en-IN"/>
+                <w14:ligatures w14:val="none"/>
+              </w:rPr>
+            </w:pPr>
+            <w:r>
+              <w:rPr>
+                <w:rFonts w:ascii="Courier New" w:eastAsia="Times New Roman" w:hAnsi="Courier New" w:cs="Courier New"/>
+                <w:kern w:val="0"/>
+                <w:sz w:val="20"/>
+                <w:szCs w:val="20"/>
+                <w:lang w:eastAsia="en-IN"/>
+                <w14:ligatures w14:val="none"/>
+              </w:rPr>
+              <w:t>401</w:t>
+            </w:r>
+          </w:p>
+        </w:tc>
+        <w:tc>
+          <w:tcPr>
+            <w:tcW w:w="0" w:type="auto"/>
+            <w:vAlign w:val="center"/>
+            <w:hideMark/>
+          </w:tcPr>
+          <w:p>
+            <w:pPr>
+              <w:spacing w:after="0" w:line="240" w:lineRule="auto"/>
+              <w:rPr>
+                <w:rFonts w:ascii="Times New Roman" w:eastAsia="Times New Roman" w:hAnsi="Times New Roman" w:cs="Times New Roman"/>
+                <w:kern w:val="0"/>
+                <w:lang w:eastAsia="en-IN"/>
+                <w14:ligatures w14:val="none"/>
+              </w:rPr>
+            </w:pPr>
+            <w:r>
+              <w:rPr>
+                <w:rFonts w:ascii="Times New Roman" w:eastAsia="Times New Roman" w:hAnsi="Times New Roman" w:cs="Times New Roman"/>
+                <w:kern w:val="0"/>
+                <w:lang w:eastAsia="en-IN"/>
+                <w14:ligatures w14:val="none"/>
+              </w:rPr>
+              <w:t>Unauthorized</w:t>
+            </w:r>
+          </w:p>
+        </w:tc>
+        <w:tc>
+          <w:tcPr>
+            <w:tcW w:w="0" w:type="auto"/>
+            <w:vAlign w:val="center"/>
+            <w:hideMark/>
+          </w:tcPr>
+          <w:p>
+            <w:pPr>
+              <w:spacing w:after="0" w:line="240" w:lineRule="auto"/>
+              <w:rPr>
+                <w:rFonts w:ascii="Times New Roman" w:eastAsia="Times New Roman" w:hAnsi="Times New Roman" w:cs="Times New Roman"/>
+                <w:kern w:val="0"/>
+                <w:lang w:eastAsia="en-IN"/>
+                <w14:ligatures w14:val="none"/>
+              </w:rPr>
+            </w:pPr>
+            <w:r>
+              <w:rPr>
+                <w:rFonts w:ascii="Times New Roman" w:eastAsia="Times New Roman" w:hAnsi="Times New Roman" w:cs="Times New Roman"/>
+                <w:kern w:val="0"/>
+                <w:lang w:eastAsia="en-IN"/>
+                <w14:ligatures w14:val="none"/>
+              </w:rPr>
+              <w:t>Authentication required or invalid</w:t>
+            </w:r>
+          </w:p>
+        </w:tc>
+      </w:tr>
+      <w:tr>
+        <w:trPr>
+          <w:tblCellSpacing w:w="15" w:type="dxa"/>
+        </w:trPr>
+        <w:tc>
+          <w:tcPr>
+            <w:tcW w:w="0" w:type="auto"/>
+            <w:vAlign w:val="center"/>
+            <w:hideMark/>
+          </w:tcPr>
+          <w:p>
+            <w:pPr>
+              <w:spacing w:after="0" w:line="240" w:lineRule="auto"/>
+              <w:rPr>
+                <w:rFonts w:ascii="Times New Roman" w:eastAsia="Times New Roman" w:hAnsi="Times New Roman" w:cs="Times New Roman"/>
+                <w:kern w:val="0"/>
+                <w:lang w:eastAsia="en-IN"/>
+                <w14:ligatures w14:val="none"/>
+              </w:rPr>
+            </w:pPr>
+            <w:r>
+              <w:rPr>
+                <w:rFonts w:ascii="Courier New" w:eastAsia="Times New Roman" w:hAnsi="Courier New" w:cs="Courier New"/>
+                <w:kern w:val="0"/>
+                <w:sz w:val="20"/>
+                <w:szCs w:val="20"/>
+                <w:lang w:eastAsia="en-IN"/>
+                <w14:ligatures w14:val="none"/>
+              </w:rPr>
+              <w:t>403</w:t>
+            </w:r>
+          </w:p>
+        </w:tc>
+        <w:tc>
+          <w:tcPr>
+            <w:tcW w:w="0" w:type="auto"/>
+            <w:vAlign w:val="center"/>
+            <w:hideMark/>
+          </w:tcPr>
+          <w:p>
+            <w:pPr>
+              <w:spacing w:after="0" w:line="240" w:lineRule="auto"/>
+              <w:rPr>
+                <w:rFonts w:ascii="Times New Roman" w:eastAsia="Times New Roman" w:hAnsi="Times New Roman" w:cs="Times New Roman"/>
+                <w:kern w:val="0"/>
+                <w:lang w:eastAsia="en-IN"/>
+                <w14:ligatures w14:val="none"/>
+              </w:rPr>
+            </w:pPr>
+            <w:r>
+              <w:rPr>
+                <w:rFonts w:ascii="Times New Roman" w:eastAsia="Times New Roman" w:hAnsi="Times New Roman" w:cs="Times New Roman"/>
+                <w:kern w:val="0"/>
+                <w:lang w:eastAsia="en-IN"/>
+                <w14:ligatures w14:val="none"/>
+              </w:rPr>
+              <w:t>Forbidden</w:t>
+            </w:r>
+          </w:p>
+        </w:tc>
+        <w:tc>
+          <w:tcPr>
+            <w:tcW w:w="0" w:type="auto"/>
+            <w:vAlign w:val="center"/>
+            <w:hideMark/>
+          </w:tcPr>
+          <w:p>
+            <w:pPr>
+              <w:spacing w:after="0" w:line="240" w:lineRule="auto"/>
+              <w:rPr>
+                <w:rFonts w:ascii="Times New Roman" w:eastAsia="Times New Roman" w:hAnsi="Times New Roman" w:cs="Times New Roman"/>
+                <w:kern w:val="0"/>
+                <w:lang w:eastAsia="en-IN"/>
+                <w14:ligatures w14:val="none"/>
+              </w:rPr>
+            </w:pPr>
+            <w:r>
+              <w:rPr>
+                <w:rFonts w:ascii="Times New Roman" w:eastAsia="Times New Roman" w:hAnsi="Times New Roman" w:cs="Times New Roman"/>
+                <w:kern w:val="0"/>
+                <w:lang w:eastAsia="en-IN"/>
+                <w14:ligatures w14:val="none"/>
+              </w:rPr>
+              <w:t>Authenticated but not allowed</w:t>
+            </w:r>
+          </w:p>
+        </w:tc>
+      </w:tr>
+      <w:tr>
+        <w:trPr>
+          <w:tblCellSpacing w:w="15" w:type="dxa"/>
+        </w:trPr>
+        <w:tc>
+          <w:tcPr>
+            <w:tcW w:w="0" w:type="auto"/>
+            <w:vAlign w:val="center"/>
+            <w:hideMark/>
+          </w:tcPr>
+          <w:p>
+            <w:pPr>
+              <w:spacing w:after="0" w:line="240" w:lineRule="auto"/>
+              <w:rPr>
+                <w:rFonts w:ascii="Times New Roman" w:eastAsia="Times New Roman" w:hAnsi="Times New Roman" w:cs="Times New Roman"/>
+                <w:kern w:val="0"/>
+                <w:lang w:eastAsia="en-IN"/>
+                <w14:ligatures w14:val="none"/>
+              </w:rPr>
+            </w:pPr>
+            <w:r>
+              <w:rPr>
+                <w:rFonts w:ascii="Courier New" w:eastAsia="Times New Roman" w:hAnsi="Courier New" w:cs="Courier New"/>
+                <w:kern w:val="0"/>
+                <w:sz w:val="20"/>
+                <w:szCs w:val="20"/>
+                <w:lang w:eastAsia="en-IN"/>
+                <w14:ligatures w14:val="none"/>
+              </w:rPr>
+              <w:t>404</w:t>
+            </w:r>
+          </w:p>
+        </w:tc>
+        <w:tc>
+          <w:tcPr>
+            <w:tcW w:w="0" w:type="auto"/>
+            <w:vAlign w:val="center"/>
+            <w:hideMark/>
+          </w:tcPr>
+          <w:p>
+            <w:pPr>
+              <w:spacing w:after="0" w:line="240" w:lineRule="auto"/>
+              <w:rPr>
+                <w:rFonts w:ascii="Times New Roman" w:eastAsia="Times New Roman" w:hAnsi="Times New Roman" w:cs="Times New Roman"/>
+                <w:kern w:val="0"/>
+                <w:lang w:eastAsia="en-IN"/>
+                <w14:ligatures w14:val="none"/>
+              </w:rPr>
+            </w:pPr>
+            <w:r>
+              <w:rPr>
+                <w:rFonts w:ascii="Times New Roman" w:eastAsia="Times New Roman" w:hAnsi="Times New Roman" w:cs="Times New Roman"/>
+                <w:kern w:val="0"/>
+                <w:lang w:eastAsia="en-IN"/>
+                <w14:ligatures w14:val="none"/>
+              </w:rPr>
+              <w:t>Not Found</w:t>
+            </w:r>
+          </w:p>
+        </w:tc>
+        <w:tc>
+          <w:tcPr>
+            <w:tcW w:w="0" w:type="auto"/>
+            <w:vAlign w:val="center"/>
+            <w:hideMark/>
+          </w:tcPr>
+          <w:p>
+            <w:pPr>
+              <w:spacing w:after="0" w:line="240" w:lineRule="auto"/>
+              <w:rPr>
+                <w:rFonts w:ascii="Times New Roman" w:eastAsia="Times New Roman" w:hAnsi="Times New Roman" w:cs="Times New Roman"/>
+                <w:kern w:val="0"/>
+                <w:lang w:eastAsia="en-IN"/>
+                <w14:ligatures w14:val="none"/>
+              </w:rPr>
+            </w:pPr>
+            <w:r>
+              <w:rPr>
+                <w:rFonts w:ascii="Times New Roman" w:eastAsia="Times New Roman" w:hAnsi="Times New Roman" w:cs="Times New Roman"/>
+                <w:kern w:val="0"/>
+                <w:lang w:eastAsia="en-IN"/>
+                <w14:ligatures w14:val="none"/>
+              </w:rPr>
+              <w:t>Resource doesn’t exist</w:t>
+            </w:r>
+          </w:p>
+        </w:tc>
+      </w:tr>
+      <w:tr>
+        <w:trPr>
+          <w:tblCellSpacing w:w="15" w:type="dxa"/>
+        </w:trPr>
+        <w:tc>
+          <w:tcPr>
+            <w:tcW w:w="0" w:type="auto"/>
+            <w:vAlign w:val="center"/>
+            <w:hideMark/>
+          </w:tcPr>
+          <w:p>
+            <w:pPr>
+              <w:spacing w:after="0" w:line="240" w:lineRule="auto"/>
+              <w:rPr>
+                <w:rFonts w:ascii="Times New Roman" w:eastAsia="Times New Roman" w:hAnsi="Times New Roman" w:cs="Times New Roman"/>
+                <w:kern w:val="0"/>
+                <w:lang w:eastAsia="en-IN"/>
+                <w14:ligatures w14:val="none"/>
+              </w:rPr>
+            </w:pPr>
+            <w:r>
+              <w:rPr>
+                <w:rFonts w:ascii="Courier New" w:eastAsia="Times New Roman" w:hAnsi="Courier New" w:cs="Courier New"/>
+                <w:kern w:val="0"/>
+                <w:sz w:val="20"/>
+                <w:szCs w:val="20"/>
+                <w:lang w:eastAsia="en-IN"/>
+                <w14:ligatures w14:val="none"/>
+              </w:rPr>
+              <w:t>405</w:t>
+            </w:r>
+          </w:p>
+        </w:tc>
+        <w:tc>
+          <w:tcPr>
+            <w:tcW w:w="0" w:type="auto"/>
+            <w:vAlign w:val="center"/>
+            <w:hideMark/>
+          </w:tcPr>
+          <w:p>
+            <w:pPr>
+              <w:spacing w:after="0" w:line="240" w:lineRule="auto"/>
+              <w:rPr>
+                <w:rFonts w:ascii="Times New Roman" w:eastAsia="Times New Roman" w:hAnsi="Times New Roman" w:cs="Times New Roman"/>
+                <w:kern w:val="0"/>
+                <w:lang w:eastAsia="en-IN"/>
+                <w14:ligatures w14:val="none"/>
+              </w:rPr>
+            </w:pPr>
+            <w:r>
+              <w:rPr>
+                <w:rFonts w:ascii="Times New Roman" w:eastAsia="Times New Roman" w:hAnsi="Times New Roman" w:cs="Times New Roman"/>
+                <w:kern w:val="0"/>
+                <w:lang w:eastAsia="en-IN"/>
+                <w14:ligatures w14:val="none"/>
+              </w:rPr>
+              <w:t>Method Not Allowed</w:t>
+            </w:r>
+          </w:p>
+        </w:tc>
+        <w:tc>
+          <w:tcPr>
+            <w:tcW w:w="0" w:type="auto"/>
+            <w:vAlign w:val="center"/>
+            <w:hideMark/>
+          </w:tcPr>
+          <w:p>
+            <w:pPr>
+              <w:spacing w:after="0" w:line="240" w:lineRule="auto"/>
+              <w:rPr>
+                <w:rFonts w:ascii="Times New Roman" w:eastAsia="Times New Roman" w:hAnsi="Times New Roman" w:cs="Times New Roman"/>
+                <w:kern w:val="0"/>
+                <w:lang w:eastAsia="en-IN"/>
+                <w14:ligatures w14:val="none"/>
+              </w:rPr>
+            </w:pPr>
+            <w:r>
+              <w:rPr>
+                <w:rFonts w:ascii="Times New Roman" w:eastAsia="Times New Roman" w:hAnsi="Times New Roman" w:cs="Times New Roman"/>
+                <w:kern w:val="0"/>
+                <w:lang w:eastAsia="en-IN"/>
+                <w14:ligatures w14:val="none"/>
+              </w:rPr>
+              <w:t>Wrong HTTP method used</w:t>
+            </w:r>
+          </w:p>
+        </w:tc>
+      </w:tr>
+      <w:tr>
+        <w:trPr>
+          <w:tblCellSpacing w:w="15" w:type="dxa"/>
+        </w:trPr>
+        <w:tc>
+          <w:tcPr>
+            <w:tcW w:w="0" w:type="auto"/>
+            <w:vAlign w:val="center"/>
+            <w:hideMark/>
+          </w:tcPr>
+          <w:p>
+            <w:pPr>
+              <w:spacing w:after="0" w:line="240" w:lineRule="auto"/>
+              <w:rPr>
+                <w:rFonts w:ascii="Times New Roman" w:eastAsia="Times New Roman" w:hAnsi="Times New Roman" w:cs="Times New Roman"/>
+                <w:kern w:val="0"/>
+                <w:lang w:eastAsia="en-IN"/>
+                <w14:ligatures w14:val="none"/>
+              </w:rPr>
+            </w:pPr>
+            <w:r>
+              <w:rPr>
+                <w:rFonts w:ascii="Courier New" w:eastAsia="Times New Roman" w:hAnsi="Courier New" w:cs="Courier New"/>
+                <w:kern w:val="0"/>
+                <w:sz w:val="20"/>
+                <w:szCs w:val="20"/>
+                <w:lang w:eastAsia="en-IN"/>
+                <w14:ligatures w14:val="none"/>
+              </w:rPr>
+              <w:t>422</w:t>
+            </w:r>
+          </w:p>
+        </w:tc>
+        <w:tc>
+          <w:tcPr>
+            <w:tcW w:w="0" w:type="auto"/>
+            <w:vAlign w:val="center"/>
+            <w:hideMark/>
+          </w:tcPr>
+          <w:p>
+            <w:pPr>
+              <w:spacing w:after="0" w:line="240" w:lineRule="auto"/>
+              <w:rPr>
+                <w:rFonts w:ascii="Times New Roman" w:eastAsia="Times New Roman" w:hAnsi="Times New Roman" w:cs="Times New Roman"/>
+                <w:kern w:val="0"/>
+                <w:lang w:eastAsia="en-IN"/>
+                <w14:ligatures w14:val="none"/>
+              </w:rPr>
+            </w:pPr>
+            <w:r>
+              <w:rPr>
+                <w:rFonts w:ascii="Times New Roman" w:eastAsia="Times New Roman" w:hAnsi="Times New Roman" w:cs="Times New Roman"/>
+                <w:kern w:val="0"/>
+                <w:lang w:eastAsia="en-IN"/>
+                <w14:ligatures w14:val="none"/>
+              </w:rPr>
+              <w:t>Unprocessable Entity</w:t>
+            </w:r>
+          </w:p>
+        </w:tc>
+        <w:tc>
+          <w:tcPr>
+            <w:tcW w:w="0" w:type="auto"/>
+            <w:vAlign w:val="center"/>
+            <w:hideMark/>
+          </w:tcPr>
+          <w:p>
+            <w:pPr>
+              <w:spacing w:after="0" w:line="240" w:lineRule="auto"/>
+              <w:rPr>
+                <w:rFonts w:ascii="Times New Roman" w:eastAsia="Times New Roman" w:hAnsi="Times New Roman" w:cs="Times New Roman"/>
+                <w:kern w:val="0"/>
+                <w:lang w:eastAsia="en-IN"/>
+                <w14:ligatures w14:val="none"/>
+              </w:rPr>
+            </w:pPr>
+            <w:r>
+              <w:rPr>
+                <w:rFonts w:ascii="Times New Roman" w:eastAsia="Times New Roman" w:hAnsi="Times New Roman" w:cs="Times New Roman"/>
+                <w:kern w:val="0"/>
+                <w:lang w:eastAsia="en-IN"/>
+                <w14:ligatures w14:val="none"/>
+              </w:rPr>
+              <w:t>Validation error (common in FastAPI)</w:t>
+            </w:r>
+          </w:p>
+        </w:tc>
+      </w:tr>
+    </w:tbl>
+    <w:p>
+      <w:pPr>
+        <w:jc w:val="both"/>
+        <w:rPr>
+          <w:rFonts w:eastAsia="Times New Roman" w:cs="Times New Roman"/>
+          <w:kern w:val="0"/>
+          <w:lang w:eastAsia="en-IN"/>
+          <w14:ligatures w14:val="none"/>
+        </w:rPr>
+      </w:pPr>
+    </w:p>
+    <w:p>
+      <w:pPr>
+        <w:spacing w:after="80"/>
+        <w:jc w:val="both"/>
+        <w:rPr>
+          <w:rFonts w:eastAsia="Times New Roman" w:cs="Times New Roman"/>
+          <w:b/>
+          <w:kern w:val="0"/>
+          <w:lang w:eastAsia="en-IN"/>
+          <w14:ligatures w14:val="none"/>
+        </w:rPr>
+      </w:pPr>
+      <w:r>
+        <w:rPr>
+          <w:rFonts w:eastAsia="Times New Roman" w:cs="Times New Roman"/>
+          <w:b/>
+          <w:kern w:val="0"/>
+          <w:lang w:eastAsia="en-IN"/>
+          <w14:ligatures w14:val="none"/>
+        </w:rPr>
+        <w:t>5XX</w:t>
+      </w:r>
+    </w:p>
+    <w:tbl>
+      <w:tblPr>
+        <w:tblW w:w="0" w:type="auto"/>
+        <w:tblCellSpacing w:w="15" w:type="dxa"/>
+        <w:tblCellMar>
+          <w:top w:w="15" w:type="dxa"/>
+          <w:left w:w="15" w:type="dxa"/>
+          <w:bottom w:w="15" w:type="dxa"/>
+          <w:right w:w="15" w:type="dxa"/>
+        </w:tblCellMar>
+        <w:tblLook w:val="04A0" w:firstRow="1" w:lastRow="0" w:firstColumn="1" w:lastColumn="0" w:noHBand="0" w:noVBand="1"/>
+      </w:tblPr>
+      <w:tblGrid>
+        <w:gridCol w:w="609"/>
+        <w:gridCol w:w="2059"/>
+        <w:gridCol w:w="3841"/>
+      </w:tblGrid>
+      <w:tr>
+        <w:trPr>
+          <w:tblHeader/>
+          <w:tblCellSpacing w:w="15" w:type="dxa"/>
+        </w:trPr>
+        <w:tc>
+          <w:tcPr>
+            <w:tcW w:w="0" w:type="auto"/>
+            <w:vAlign w:val="center"/>
+            <w:hideMark/>
+          </w:tcPr>
+          <w:p>
+            <w:pPr>
+              <w:spacing w:after="0" w:line="240" w:lineRule="auto"/>
+              <w:jc w:val="center"/>
+              <w:rPr>
+                <w:rFonts w:ascii="Times New Roman" w:eastAsia="Times New Roman" w:hAnsi="Times New Roman" w:cs="Times New Roman"/>
+                <w:b/>
+                <w:bCs/>
+                <w:kern w:val="0"/>
+                <w:lang w:eastAsia="en-IN"/>
+                <w14:ligatures w14:val="none"/>
+              </w:rPr>
+            </w:pPr>
+            <w:r>
+              <w:rPr>
+                <w:rFonts w:ascii="Times New Roman" w:eastAsia="Times New Roman" w:hAnsi="Times New Roman" w:cs="Times New Roman"/>
+                <w:b/>
+                <w:bCs/>
+                <w:kern w:val="0"/>
+                <w:lang w:eastAsia="en-IN"/>
+                <w14:ligatures w14:val="none"/>
+              </w:rPr>
+              <w:t>Code</w:t>
+            </w:r>
+          </w:p>
+        </w:tc>
+        <w:tc>
+          <w:tcPr>
+            <w:tcW w:w="0" w:type="auto"/>
+            <w:vAlign w:val="center"/>
+            <w:hideMark/>
+          </w:tcPr>
+          <w:p>
+            <w:pPr>
+              <w:spacing w:after="0" w:line="240" w:lineRule="auto"/>
+              <w:jc w:val="center"/>
+              <w:rPr>
+                <w:rFonts w:ascii="Times New Roman" w:eastAsia="Times New Roman" w:hAnsi="Times New Roman" w:cs="Times New Roman"/>
+                <w:b/>
+                <w:bCs/>
+                <w:kern w:val="0"/>
+                <w:lang w:eastAsia="en-IN"/>
+                <w14:ligatures w14:val="none"/>
+              </w:rPr>
+            </w:pPr>
+            <w:r>
+              <w:rPr>
+                <w:rFonts w:ascii="Times New Roman" w:eastAsia="Times New Roman" w:hAnsi="Times New Roman" w:cs="Times New Roman"/>
+                <w:b/>
+                <w:bCs/>
+                <w:kern w:val="0"/>
+                <w:lang w:eastAsia="en-IN"/>
+                <w14:ligatures w14:val="none"/>
+              </w:rPr>
+              <w:t>Name</w:t>
+            </w:r>
+          </w:p>
+        </w:tc>
+        <w:tc>
+          <w:tcPr>
+            <w:tcW w:w="0" w:type="auto"/>
+            <w:vAlign w:val="center"/>
+            <w:hideMark/>
+          </w:tcPr>
+          <w:p>
+            <w:pPr>
+              <w:spacing w:after="0" w:line="240" w:lineRule="auto"/>
+              <w:jc w:val="center"/>
+              <w:rPr>
+                <w:rFonts w:ascii="Times New Roman" w:eastAsia="Times New Roman" w:hAnsi="Times New Roman" w:cs="Times New Roman"/>
+                <w:b/>
+                <w:bCs/>
+                <w:kern w:val="0"/>
+                <w:lang w:eastAsia="en-IN"/>
+                <w14:ligatures w14:val="none"/>
+              </w:rPr>
+            </w:pPr>
+            <w:r>
+              <w:rPr>
+                <w:rFonts w:ascii="Times New Roman" w:eastAsia="Times New Roman" w:hAnsi="Times New Roman" w:cs="Times New Roman"/>
+                <w:b/>
+                <w:bCs/>
+                <w:kern w:val="0"/>
+                <w:lang w:eastAsia="en-IN"/>
+                <w14:ligatures w14:val="none"/>
+              </w:rPr>
+              <w:t>Meaning</w:t>
+            </w:r>
+          </w:p>
+        </w:tc>
+      </w:tr>
+      <w:tr>
+        <w:trPr>
+          <w:tblCellSpacing w:w="15" w:type="dxa"/>
+        </w:trPr>
+        <w:tc>
+          <w:tcPr>
+            <w:tcW w:w="0" w:type="auto"/>
+            <w:vAlign w:val="center"/>
+            <w:hideMark/>
+          </w:tcPr>
+          <w:p>
+            <w:pPr>
+              <w:spacing w:after="0" w:line="240" w:lineRule="auto"/>
+              <w:rPr>
+                <w:rFonts w:ascii="Times New Roman" w:eastAsia="Times New Roman" w:hAnsi="Times New Roman" w:cs="Times New Roman"/>
+                <w:kern w:val="0"/>
+                <w:lang w:eastAsia="en-IN"/>
+                <w14:ligatures w14:val="none"/>
+              </w:rPr>
+            </w:pPr>
+            <w:r>
+              <w:rPr>
+                <w:rFonts w:ascii="Courier New" w:eastAsia="Times New Roman" w:hAnsi="Courier New" w:cs="Courier New"/>
+                <w:kern w:val="0"/>
+                <w:sz w:val="20"/>
+                <w:szCs w:val="20"/>
+                <w:lang w:eastAsia="en-IN"/>
+                <w14:ligatures w14:val="none"/>
+              </w:rPr>
+              <w:t>500</w:t>
+            </w:r>
+          </w:p>
+        </w:tc>
+        <w:tc>
+          <w:tcPr>
+            <w:tcW w:w="0" w:type="auto"/>
+            <w:vAlign w:val="center"/>
+            <w:hideMark/>
+          </w:tcPr>
+          <w:p>
+            <w:pPr>
+              <w:spacing w:after="0" w:line="240" w:lineRule="auto"/>
+              <w:rPr>
+                <w:rFonts w:ascii="Times New Roman" w:eastAsia="Times New Roman" w:hAnsi="Times New Roman" w:cs="Times New Roman"/>
+                <w:kern w:val="0"/>
+                <w:lang w:eastAsia="en-IN"/>
+                <w14:ligatures w14:val="none"/>
+              </w:rPr>
+            </w:pPr>
+            <w:r>
+              <w:rPr>
+                <w:rFonts w:ascii="Times New Roman" w:eastAsia="Times New Roman" w:hAnsi="Times New Roman" w:cs="Times New Roman"/>
+                <w:kern w:val="0"/>
+                <w:lang w:eastAsia="en-IN"/>
+                <w14:ligatures w14:val="none"/>
+              </w:rPr>
+              <w:t>Internal Server Error</w:t>
+            </w:r>
+          </w:p>
+        </w:tc>
+        <w:tc>
+          <w:tcPr>
+            <w:tcW w:w="0" w:type="auto"/>
+            <w:vAlign w:val="center"/>
+            <w:hideMark/>
+          </w:tcPr>
+          <w:p>
+            <w:pPr>
+              <w:spacing w:after="0" w:line="240" w:lineRule="auto"/>
+              <w:rPr>
+                <w:rFonts w:ascii="Times New Roman" w:eastAsia="Times New Roman" w:hAnsi="Times New Roman" w:cs="Times New Roman"/>
+                <w:kern w:val="0"/>
+                <w:lang w:eastAsia="en-IN"/>
+                <w14:ligatures w14:val="none"/>
+              </w:rPr>
+            </w:pPr>
+            <w:r>
+              <w:rPr>
+                <w:rFonts w:ascii="Times New Roman" w:eastAsia="Times New Roman" w:hAnsi="Times New Roman" w:cs="Times New Roman"/>
+                <w:kern w:val="0"/>
+                <w:lang w:eastAsia="en-IN"/>
+                <w14:ligatures w14:val="none"/>
+              </w:rPr>
+              <w:t>Generic server failure</w:t>
+            </w:r>
+          </w:p>
+        </w:tc>
+      </w:tr>
+      <w:tr>
+        <w:trPr>
+          <w:tblCellSpacing w:w="15" w:type="dxa"/>
+        </w:trPr>
+        <w:tc>
+          <w:tcPr>
+            <w:tcW w:w="0" w:type="auto"/>
+            <w:vAlign w:val="center"/>
+            <w:hideMark/>
+          </w:tcPr>
+          <w:p>
+            <w:pPr>
+              <w:spacing w:after="0" w:line="240" w:lineRule="auto"/>
+              <w:rPr>
+                <w:rFonts w:ascii="Times New Roman" w:eastAsia="Times New Roman" w:hAnsi="Times New Roman" w:cs="Times New Roman"/>
+                <w:kern w:val="0"/>
+                <w:lang w:eastAsia="en-IN"/>
+                <w14:ligatures w14:val="none"/>
+              </w:rPr>
+            </w:pPr>
+            <w:r>
+              <w:rPr>
+                <w:rFonts w:ascii="Courier New" w:eastAsia="Times New Roman" w:hAnsi="Courier New" w:cs="Courier New"/>
+                <w:kern w:val="0"/>
+                <w:sz w:val="20"/>
+                <w:szCs w:val="20"/>
+                <w:lang w:eastAsia="en-IN"/>
+                <w14:ligatures w14:val="none"/>
+              </w:rPr>
+              <w:t>502</w:t>
+            </w:r>
+          </w:p>
+        </w:tc>
+        <w:tc>
+          <w:tcPr>
+            <w:tcW w:w="0" w:type="auto"/>
+            <w:vAlign w:val="center"/>
+            <w:hideMark/>
+          </w:tcPr>
+          <w:p>
+            <w:pPr>
+              <w:spacing w:after="0" w:line="240" w:lineRule="auto"/>
+              <w:rPr>
+                <w:rFonts w:ascii="Times New Roman" w:eastAsia="Times New Roman" w:hAnsi="Times New Roman" w:cs="Times New Roman"/>
+                <w:kern w:val="0"/>
+                <w:lang w:eastAsia="en-IN"/>
+                <w14:ligatures w14:val="none"/>
+              </w:rPr>
+            </w:pPr>
+            <w:r>
+              <w:rPr>
+                <w:rFonts w:ascii="Times New Roman" w:eastAsia="Times New Roman" w:hAnsi="Times New Roman" w:cs="Times New Roman"/>
+                <w:kern w:val="0"/>
+                <w:lang w:eastAsia="en-IN"/>
+                <w14:ligatures w14:val="none"/>
+              </w:rPr>
+              <w:t>Bad Gateway</w:t>
+            </w:r>
+          </w:p>
+        </w:tc>
+        <w:tc>
+          <w:tcPr>
+            <w:tcW w:w="0" w:type="auto"/>
+            <w:vAlign w:val="center"/>
+            <w:hideMark/>
+          </w:tcPr>
+          <w:p>
+            <w:pPr>
+              <w:spacing w:after="0" w:line="240" w:lineRule="auto"/>
+              <w:rPr>
+                <w:rFonts w:ascii="Times New Roman" w:eastAsia="Times New Roman" w:hAnsi="Times New Roman" w:cs="Times New Roman"/>
+                <w:kern w:val="0"/>
+                <w:lang w:eastAsia="en-IN"/>
+                <w14:ligatures w14:val="none"/>
+              </w:rPr>
+            </w:pPr>
+            <w:r>
+              <w:rPr>
+                <w:rFonts w:ascii="Times New Roman" w:eastAsia="Times New Roman" w:hAnsi="Times New Roman" w:cs="Times New Roman"/>
+                <w:kern w:val="0"/>
+                <w:lang w:eastAsia="en-IN"/>
+                <w14:ligatures w14:val="none"/>
+              </w:rPr>
+              <w:t>Invalid response from another server</w:t>
+            </w:r>
+          </w:p>
+        </w:tc>
+      </w:tr>
+      <w:tr>
+        <w:trPr>
+          <w:tblCellSpacing w:w="15" w:type="dxa"/>
+        </w:trPr>
+        <w:tc>
+          <w:tcPr>
+            <w:tcW w:w="0" w:type="auto"/>
+            <w:vAlign w:val="center"/>
+            <w:hideMark/>
+          </w:tcPr>
+          <w:p>
+            <w:pPr>
+              <w:spacing w:after="0" w:line="240" w:lineRule="auto"/>
+              <w:rPr>
+                <w:rFonts w:ascii="Times New Roman" w:eastAsia="Times New Roman" w:hAnsi="Times New Roman" w:cs="Times New Roman"/>
+                <w:kern w:val="0"/>
+                <w:lang w:eastAsia="en-IN"/>
+                <w14:ligatures w14:val="none"/>
+              </w:rPr>
+            </w:pPr>
+            <w:r>
+              <w:rPr>
+                <w:rFonts w:ascii="Courier New" w:eastAsia="Times New Roman" w:hAnsi="Courier New" w:cs="Courier New"/>
+                <w:kern w:val="0"/>
+                <w:sz w:val="20"/>
+                <w:szCs w:val="20"/>
+                <w:lang w:eastAsia="en-IN"/>
+                <w14:ligatures w14:val="none"/>
+              </w:rPr>
+              <w:t>503</w:t>
+            </w:r>
+          </w:p>
+        </w:tc>
+        <w:tc>
+          <w:tcPr>
+            <w:tcW w:w="0" w:type="auto"/>
+            <w:vAlign w:val="center"/>
+            <w:hideMark/>
+          </w:tcPr>
+          <w:p>
+            <w:pPr>
+              <w:spacing w:after="0" w:line="240" w:lineRule="auto"/>
+              <w:rPr>
+                <w:rFonts w:ascii="Times New Roman" w:eastAsia="Times New Roman" w:hAnsi="Times New Roman" w:cs="Times New Roman"/>
+                <w:kern w:val="0"/>
+                <w:lang w:eastAsia="en-IN"/>
+                <w14:ligatures w14:val="none"/>
+              </w:rPr>
+            </w:pPr>
+            <w:r>
+              <w:rPr>
+                <w:rFonts w:ascii="Times New Roman" w:eastAsia="Times New Roman" w:hAnsi="Times New Roman" w:cs="Times New Roman"/>
+                <w:kern w:val="0"/>
+                <w:lang w:eastAsia="en-IN"/>
+                <w14:ligatures w14:val="none"/>
+              </w:rPr>
+              <w:t>Service Unavailable</w:t>
+            </w:r>
+          </w:p>
+        </w:tc>
+        <w:tc>
+          <w:tcPr>
+            <w:tcW w:w="0" w:type="auto"/>
+            <w:vAlign w:val="center"/>
+            <w:hideMark/>
+          </w:tcPr>
+          <w:p>
+            <w:pPr>
+              <w:spacing w:after="0" w:line="240" w:lineRule="auto"/>
+              <w:rPr>
+                <w:rFonts w:ascii="Times New Roman" w:eastAsia="Times New Roman" w:hAnsi="Times New Roman" w:cs="Times New Roman"/>
+                <w:kern w:val="0"/>
+                <w:lang w:eastAsia="en-IN"/>
+                <w14:ligatures w14:val="none"/>
+              </w:rPr>
+            </w:pPr>
+            <w:r>
+              <w:rPr>
+                <w:rFonts w:ascii="Times New Roman" w:eastAsia="Times New Roman" w:hAnsi="Times New Roman" w:cs="Times New Roman"/>
+                <w:kern w:val="0"/>
+                <w:lang w:eastAsia="en-IN"/>
+                <w14:ligatures w14:val="none"/>
+              </w:rPr>
+              <w:t>Server overloaded or down</w:t>
+            </w:r>
+          </w:p>
+        </w:tc>
+      </w:tr>
+      <w:tr>
+        <w:trPr>
+          <w:tblCellSpacing w:w="15" w:type="dxa"/>
+        </w:trPr>
+        <w:tc>
+          <w:tcPr>
+            <w:tcW w:w="0" w:type="auto"/>
+            <w:vAlign w:val="center"/>
+            <w:hideMark/>
+          </w:tcPr>
+          <w:p>
+            <w:pPr>
+              <w:spacing w:after="0" w:line="240" w:lineRule="auto"/>
+              <w:rPr>
+                <w:rFonts w:ascii="Times New Roman" w:eastAsia="Times New Roman" w:hAnsi="Times New Roman" w:cs="Times New Roman"/>
+                <w:kern w:val="0"/>
+                <w:lang w:eastAsia="en-IN"/>
+                <w14:ligatures w14:val="none"/>
+              </w:rPr>
+            </w:pPr>
+            <w:r>
+              <w:rPr>
+                <w:rFonts w:ascii="Courier New" w:eastAsia="Times New Roman" w:hAnsi="Courier New" w:cs="Courier New"/>
+                <w:kern w:val="0"/>
+                <w:sz w:val="20"/>
+                <w:szCs w:val="20"/>
+                <w:lang w:eastAsia="en-IN"/>
+                <w14:ligatures w14:val="none"/>
+              </w:rPr>
+              <w:t>504</w:t>
+            </w:r>
+          </w:p>
+        </w:tc>
+        <w:tc>
+          <w:tcPr>
+            <w:tcW w:w="0" w:type="auto"/>
+            <w:vAlign w:val="center"/>
+            <w:hideMark/>
+          </w:tcPr>
+          <w:p>
+            <w:pPr>
+              <w:spacing w:after="0" w:line="240" w:lineRule="auto"/>
+              <w:rPr>
+                <w:rFonts w:ascii="Times New Roman" w:eastAsia="Times New Roman" w:hAnsi="Times New Roman" w:cs="Times New Roman"/>
+                <w:kern w:val="0"/>
+                <w:lang w:eastAsia="en-IN"/>
+                <w14:ligatures w14:val="none"/>
+              </w:rPr>
+            </w:pPr>
+            <w:r>
+              <w:rPr>
+                <w:rFonts w:ascii="Times New Roman" w:eastAsia="Times New Roman" w:hAnsi="Times New Roman" w:cs="Times New Roman"/>
+                <w:kern w:val="0"/>
+                <w:lang w:eastAsia="en-IN"/>
+                <w14:ligatures w14:val="none"/>
+              </w:rPr>
+              <w:t>Gateway Timeout</w:t>
+            </w:r>
+          </w:p>
+        </w:tc>
+        <w:tc>
+          <w:tcPr>
+            <w:tcW w:w="0" w:type="auto"/>
+            <w:vAlign w:val="center"/>
+            <w:hideMark/>
+          </w:tcPr>
+          <w:p>
+            <w:pPr>
+              <w:spacing w:after="0" w:line="240" w:lineRule="auto"/>
+              <w:rPr>
+                <w:rFonts w:ascii="Times New Roman" w:eastAsia="Times New Roman" w:hAnsi="Times New Roman" w:cs="Times New Roman"/>
+                <w:kern w:val="0"/>
+                <w:lang w:eastAsia="en-IN"/>
+                <w14:ligatures w14:val="none"/>
+              </w:rPr>
+            </w:pPr>
+            <w:r>
+              <w:rPr>
+                <w:rFonts w:ascii="Times New Roman" w:eastAsia="Times New Roman" w:hAnsi="Times New Roman" w:cs="Times New Roman"/>
+                <w:kern w:val="0"/>
+                <w:lang w:eastAsia="en-IN"/>
+                <w14:ligatures w14:val="none"/>
+              </w:rPr>
+              <w:t>Upstream server didn’t respond in time</w:t>
+            </w:r>
+          </w:p>
+        </w:tc>
+      </w:tr>
+    </w:tbl>
+    <w:p>
+      <w:pPr>
+        <w:jc w:val="both"/>
+        <w:rPr>
+          <w:rFonts w:eastAsia="Times New Roman" w:cs="Times New Roman"/>
+          <w:kern w:val="0"/>
+          <w:lang w:eastAsia="en-IN"/>
+          <w14:ligatures w14:val="none"/>
+        </w:rPr>
+      </w:pPr>
+      <w:r>
+        <w:rPr>
+          <w:rFonts w:eastAsia="Times New Roman" w:cs="Times New Roman"/>
+          <w:kern w:val="0"/>
+          <w:lang w:eastAsia="en-IN"/>
+          <w14:ligatures w14:val="none"/>
+        </w:rPr>
+        <w:br w:type="page"/>
+      </w:r>
+    </w:p>
+    <w:p>
+      <w:pPr>
+        <w:pStyle w:val="Heading2"/>
+        <w:numPr>
+          <w:ilvl w:val="1"/>
+          <w:numId w:val="12"/>
+        </w:numPr>
+        <w:rPr>
+          <w:rFonts w:eastAsia="Times New Roman"/>
+          <w:sz w:val="28"/>
+          <w:szCs w:val="28"/>
+          <w:lang w:eastAsia="en-IN"/>
+        </w:rPr>
+      </w:pPr>
+      <w:bookmarkStart w:id="8" w:name="_Toc211189126"/>
+      <w:r>
+        <w:rPr>
+          <w:rFonts w:eastAsia="Times New Roman"/>
+          <w:sz w:val="28"/>
+          <w:szCs w:val="28"/>
+          <w:lang w:eastAsia="en-IN"/>
+        </w:rPr>
+        <w:lastRenderedPageBreak/>
+        <w:t>GET method (Retrieve):</w:t>
+      </w:r>
+      <w:bookmarkEnd w:id="8"/>
+      <w:r>
+        <w:rPr>
+          <w:rFonts w:eastAsia="Times New Roman"/>
+          <w:sz w:val="28"/>
+          <w:szCs w:val="28"/>
+          <w:lang w:eastAsia="en-IN"/>
+        </w:rPr>
+        <w:t xml:space="preserve"> </w:t>
+      </w:r>
+    </w:p>
+    <w:p>
+      <w:pPr>
+        <w:rPr>
+          <w:lang w:eastAsia="en-IN"/>
+        </w:rPr>
+      </w:pPr>
+      <w:r>
+        <w:rPr>
+          <w:lang w:eastAsia="en-IN"/>
+        </w:rPr>
+        <w:t>To retrieve you need path parameters which are validated by path function</w:t>
+      </w:r>
+    </w:p>
+    <w:p>
+      <w:pPr>
+        <w:pStyle w:val="Heading3"/>
+        <w:numPr>
+          <w:ilvl w:val="2"/>
+          <w:numId w:val="2"/>
+        </w:numPr>
+        <w:rPr>
+          <w:rFonts w:eastAsiaTheme="minorHAnsi" w:cstheme="minorBidi"/>
+          <w:sz w:val="22"/>
+          <w:lang w:eastAsia="en-IN"/>
+        </w:rPr>
+      </w:pPr>
+      <w:bookmarkStart w:id="9" w:name="_Toc211189127"/>
+      <w:r>
+        <w:rPr>
+          <w:sz w:val="26"/>
         </w:rPr>
         <w:t>Path parameters</w:t>
       </w:r>
+      <w:bookmarkEnd w:id="9"/>
     </w:p>
     <w:p>
       <w:pPr>
@@ -3154,9 +6579,11 @@
           <w:sz w:val="24"/>
           <w:szCs w:val="24"/>
         </w:rPr>
-        <w:t>/items/{</w:t>
-      </w:r>
-      <w:proofErr w:type="spellStart"/>
+        <w:t>/items/{item_id}</w:t>
+      </w:r>
+      <w:r>
+        <w:t xml:space="preserve">), and FastAPI automatically passes them as arguments to the endpoint function with the same name (e.g., </w:t>
+      </w:r>
       <w:r>
         <w:rPr>
           <w:rStyle w:val="HTMLCode"/>
@@ -3164,9 +6591,11 @@
           <w:sz w:val="24"/>
           <w:szCs w:val="24"/>
         </w:rPr>
-        <w:t>item_id</w:t>
-      </w:r>
-      <w:proofErr w:type="spellEnd"/>
+        <w:t>def read_item(item_id: int)</w:t>
+      </w:r>
+      <w:r>
+        <w:t xml:space="preserve">). If you don’t include </w:t>
+      </w:r>
       <w:r>
         <w:rPr>
           <w:rStyle w:val="HTMLCode"/>
@@ -3174,18 +6603,10 @@
           <w:sz w:val="24"/>
           <w:szCs w:val="24"/>
         </w:rPr>
-        <w:t>}</w:t>
-      </w:r>
-      <w:r>
-        <w:t xml:space="preserve">), and </w:t>
-      </w:r>
-      <w:proofErr w:type="spellStart"/>
-      <w:r>
-        <w:t>FastAPI</w:t>
-      </w:r>
-      <w:proofErr w:type="spellEnd"/>
-      <w:r>
-        <w:t xml:space="preserve"> automatically passes them as arguments to the endpoint function with the same name (e.g., </w:t>
+        <w:t>{item_id}</w:t>
+      </w:r>
+      <w:r>
+        <w:t xml:space="preserve"> in the route, FastAPI won’t treat it as a path parameter, and the function will instead expect it as a query parameter (e.g., </w:t>
       </w:r>
       <w:r>
         <w:rPr>
@@ -3194,9 +6615,11 @@
           <w:sz w:val="24"/>
           <w:szCs w:val="24"/>
         </w:rPr>
-        <w:t xml:space="preserve">def </w:t>
-      </w:r>
-      <w:proofErr w:type="spellStart"/>
+        <w:t>/items/?item_id=5</w:t>
+      </w:r>
+      <w:r>
+        <w:t xml:space="preserve">). Thus, path params must always be specified in </w:t>
+      </w:r>
       <w:r>
         <w:rPr>
           <w:rStyle w:val="HTMLCode"/>
@@ -3204,9 +6627,35 @@
           <w:sz w:val="24"/>
           <w:szCs w:val="24"/>
         </w:rPr>
-        <w:t>read_item</w:t>
-      </w:r>
-      <w:proofErr w:type="spellEnd"/>
+        <w:t>{}</w:t>
+      </w:r>
+      <w:r>
+        <w:t xml:space="preserve"> in the route and matched by name in the endpoint function.</w:t>
+      </w:r>
+    </w:p>
+    <w:p>
+      <w:pPr>
+        <w:spacing w:after="0" w:line="240" w:lineRule="auto"/>
+        <w:jc w:val="both"/>
+      </w:pPr>
+    </w:p>
+    <w:p>
+      <w:pPr>
+        <w:spacing w:after="240" w:line="240" w:lineRule="auto"/>
+        <w:jc w:val="both"/>
+      </w:pPr>
+      <w:r>
+        <w:t xml:space="preserve">In FastAPI, </w:t>
+      </w:r>
+      <w:r>
+        <w:rPr>
+          <w:rStyle w:val="Strong"/>
+        </w:rPr>
+        <w:t>path parameters</w:t>
+      </w:r>
+      <w:r>
+        <w:t xml:space="preserve"> are variables in the URL, defined with curly braces like </w:t>
+      </w:r>
       <w:r>
         <w:rPr>
           <w:rStyle w:val="HTMLCode"/>
@@ -3214,9 +6663,11 @@
           <w:sz w:val="24"/>
           <w:szCs w:val="24"/>
         </w:rPr>
-        <w:t>(</w:t>
-      </w:r>
-      <w:proofErr w:type="spellStart"/>
+        <w:t>/items/{item_id}</w:t>
+      </w:r>
+      <w:r>
+        <w:t xml:space="preserve">, and FastAPI automatically extracts them and applies type conversion based on your annotations (e.g., </w:t>
+      </w:r>
       <w:r>
         <w:rPr>
           <w:rStyle w:val="HTMLCode"/>
@@ -3224,9 +6675,42 @@
           <w:sz w:val="24"/>
           <w:szCs w:val="24"/>
         </w:rPr>
-        <w:t>item_id</w:t>
-      </w:r>
-      <w:proofErr w:type="spellEnd"/>
+        <w:t>item_id: int</w:t>
+      </w:r>
+      <w:r>
+        <w:t xml:space="preserve">). The </w:t>
+      </w:r>
+      <w:r>
+        <w:rPr>
+          <w:rStyle w:val="HTMLCode"/>
+          <w:rFonts w:asciiTheme="minorHAnsi" w:eastAsiaTheme="majorEastAsia" w:hAnsiTheme="minorHAnsi"/>
+          <w:b/>
+          <w:bCs/>
+          <w:sz w:val="24"/>
+          <w:szCs w:val="24"/>
+        </w:rPr>
+        <w:t>Path (</w:t>
+      </w:r>
+      <w:r>
+        <w:rPr>
+          <w:rStyle w:val="HTMLCode"/>
+          <w:rFonts w:asciiTheme="minorHAnsi" w:eastAsiaTheme="majorEastAsia" w:hAnsiTheme="minorHAnsi"/>
+          <w:b/>
+          <w:bCs/>
+          <w:sz w:val="24"/>
+          <w:szCs w:val="24"/>
+        </w:rPr>
+        <w:t>)</w:t>
+      </w:r>
+      <w:r>
+        <w:rPr>
+          <w:rStyle w:val="Strong"/>
+        </w:rPr>
+        <w:t xml:space="preserve"> function</w:t>
+      </w:r>
+      <w:r>
+        <w:t xml:space="preserve"> is used when you need additional control beyond simple type hints, allowing you to add validation (e.g., </w:t>
+      </w:r>
       <w:r>
         <w:rPr>
           <w:rStyle w:val="HTMLCode"/>
@@ -3234,10 +6718,10 @@
           <w:sz w:val="24"/>
           <w:szCs w:val="24"/>
         </w:rPr>
-        <w:t>: int)</w:t>
-      </w:r>
-      <w:r>
-        <w:t xml:space="preserve">). If you don’t include </w:t>
+        <w:t>gt=0</w:t>
+      </w:r>
+      <w:r>
+        <w:t xml:space="preserve">), mark parameters as required, provide descriptions, and supply example values for documentation. This is necessary because full Pydantic models cannot be applied directly to URL path parameters, so </w:t>
       </w:r>
       <w:r>
         <w:rPr>
@@ -3246,9 +6730,8 @@
           <w:sz w:val="24"/>
           <w:szCs w:val="24"/>
         </w:rPr>
-        <w:t>{</w:t>
-      </w:r>
-      <w:proofErr w:type="spellStart"/>
+        <w:t>Path (</w:t>
+      </w:r>
       <w:r>
         <w:rPr>
           <w:rStyle w:val="HTMLCode"/>
@@ -3256,65 +6739,377 @@
           <w:sz w:val="24"/>
           <w:szCs w:val="24"/>
         </w:rPr>
-        <w:t>item_id</w:t>
-      </w:r>
-      <w:proofErr w:type="spellEnd"/>
+        <w:t>)</w:t>
+      </w:r>
+      <w:r>
+        <w:t xml:space="preserve"> ensures both prope</w:t>
+      </w:r>
+      <w:r>
+        <w:t>r validation and rich API docs.</w:t>
+      </w:r>
+    </w:p>
+    <w:p>
+      <w:pPr>
+        <w:pStyle w:val="Heading2"/>
+        <w:numPr>
+          <w:ilvl w:val="2"/>
+          <w:numId w:val="2"/>
+        </w:numPr>
+        <w:rPr>
+          <w:sz w:val="26"/>
+        </w:rPr>
+      </w:pPr>
+      <w:bookmarkStart w:id="10" w:name="_Toc211189128"/>
+      <w:r>
+        <w:rPr>
+          <w:rStyle w:val="Strong"/>
+          <w:sz w:val="26"/>
+        </w:rPr>
+        <w:t>Query parameters</w:t>
+      </w:r>
+      <w:bookmarkEnd w:id="10"/>
+      <w:r>
+        <w:rPr>
+          <w:sz w:val="26"/>
+        </w:rPr>
+        <w:t xml:space="preserve"> </w:t>
+      </w:r>
+    </w:p>
+    <w:p>
+      <w:pPr>
+        <w:spacing w:after="80" w:line="240" w:lineRule="auto"/>
+        <w:jc w:val="both"/>
+        <w:rPr>
+          <w:b/>
+        </w:rPr>
+      </w:pPr>
+      <w:r>
+        <w:rPr>
+          <w:b/>
+        </w:rPr>
+        <w:t>Re</w:t>
+      </w:r>
+      <w:r>
+        <w:rPr>
+          <w:b/>
+        </w:rPr>
+        <w:t>trieve by sorting and ordering:</w:t>
+      </w:r>
+    </w:p>
+    <w:p>
+      <w:pPr>
+        <w:spacing w:after="80" w:line="240" w:lineRule="auto"/>
+        <w:jc w:val="both"/>
+      </w:pPr>
+      <w:r>
+        <w:rPr>
+          <w:rStyle w:val="Strong"/>
+        </w:rPr>
+        <w:t>Query parameters</w:t>
+      </w:r>
+      <w:r>
+        <w:t xml:space="preserve"> </w:t>
+      </w:r>
+      <w:r>
+        <w:t xml:space="preserve">are used whenever you want to pass </w:t>
+      </w:r>
+      <w:r>
+        <w:rPr>
+          <w:rStyle w:val="Strong"/>
+        </w:rPr>
+        <w:t>optional or additional information to an endpoint</w:t>
+      </w:r>
+      <w:r>
+        <w:t xml:space="preserve"> without changing the URL path</w:t>
+      </w:r>
+      <w:r>
+        <w:t xml:space="preserve">. </w:t>
+      </w:r>
+    </w:p>
+    <w:p>
+      <w:pPr>
+        <w:pStyle w:val="NormalWeb"/>
+        <w:spacing w:before="0" w:beforeAutospacing="0" w:after="0" w:afterAutospacing="0"/>
+        <w:jc w:val="both"/>
+        <w:rPr>
+          <w:rFonts w:asciiTheme="minorHAnsi" w:hAnsiTheme="minorHAnsi"/>
+        </w:rPr>
+      </w:pPr>
+      <w:r>
+        <w:rPr>
+          <w:rStyle w:val="Strong"/>
+          <w:rFonts w:asciiTheme="minorHAnsi" w:eastAsiaTheme="majorEastAsia" w:hAnsiTheme="minorHAnsi"/>
+        </w:rPr>
+        <w:t>Query parameters</w:t>
+      </w:r>
+      <w:r>
+        <w:rPr>
+          <w:rFonts w:asciiTheme="minorHAnsi" w:hAnsiTheme="minorHAnsi"/>
+        </w:rPr>
+        <w:t xml:space="preserve"> are values included in the URL after </w:t>
+      </w:r>
+      <w:r>
+        <w:rPr>
+          <w:rFonts w:asciiTheme="minorHAnsi" w:hAnsiTheme="minorHAnsi"/>
+        </w:rPr>
+        <w:t>a? And</w:t>
+      </w:r>
+      <w:r>
+        <w:rPr>
+          <w:rFonts w:asciiTheme="minorHAnsi" w:hAnsiTheme="minorHAnsi"/>
+        </w:rPr>
+        <w:t xml:space="preserve"> are used to pass optional or additional information to a GET endpoint. Multiple parameters are separated by </w:t>
+      </w:r>
       <w:r>
         <w:rPr>
           <w:rStyle w:val="HTMLCode"/>
           <w:rFonts w:asciiTheme="minorHAnsi" w:eastAsiaTheme="majorEastAsia" w:hAnsiTheme="minorHAnsi"/>
-          <w:sz w:val="24"/>
-          <w:szCs w:val="24"/>
-        </w:rPr>
-        <w:t>}</w:t>
-      </w:r>
-      <w:r>
-        <w:t xml:space="preserve"> in the route, FastAPI won’t treat it as a path parameter, and the function will instead expect it as a query parameter (e.g., </w:t>
+        </w:rPr>
+        <w:t>&amp;</w:t>
+      </w:r>
+      <w:r>
+        <w:rPr>
+          <w:rFonts w:asciiTheme="minorHAnsi" w:hAnsiTheme="minorHAnsi"/>
+        </w:rPr>
+        <w:t xml:space="preserve">. In FastAPI, you define query parameters simply as </w:t>
+      </w:r>
+      <w:r>
+        <w:rPr>
+          <w:rStyle w:val="Strong"/>
+          <w:rFonts w:asciiTheme="minorHAnsi" w:eastAsiaTheme="majorEastAsia" w:hAnsiTheme="minorHAnsi"/>
+        </w:rPr>
+        <w:t>function arguments that are not part of the path</w:t>
+      </w:r>
+      <w:r>
+        <w:rPr>
+          <w:rFonts w:asciiTheme="minorHAnsi" w:hAnsiTheme="minorHAnsi"/>
+        </w:rPr>
+        <w:t>. FastAPI automatically reads the values from the URL and passes them to the function arguments by name.</w:t>
+      </w:r>
+    </w:p>
+    <w:p>
+      <w:pPr>
+        <w:pStyle w:val="NormalWeb"/>
+        <w:spacing w:before="0" w:beforeAutospacing="0" w:after="0" w:afterAutospacing="0"/>
+        <w:jc w:val="both"/>
+        <w:rPr>
+          <w:rFonts w:asciiTheme="minorHAnsi" w:hAnsiTheme="minorHAnsi"/>
+        </w:rPr>
+      </w:pPr>
+      <w:r>
+        <w:rPr>
+          <w:rFonts w:asciiTheme="minorHAnsi" w:hAnsiTheme="minorHAnsi"/>
+        </w:rPr>
+        <w:t xml:space="preserve">You can enhance query parameters using the </w:t>
       </w:r>
       <w:r>
         <w:rPr>
           <w:rStyle w:val="HTMLCode"/>
           <w:rFonts w:asciiTheme="minorHAnsi" w:eastAsiaTheme="majorEastAsia" w:hAnsiTheme="minorHAnsi"/>
-          <w:sz w:val="24"/>
-          <w:szCs w:val="24"/>
-        </w:rPr>
-        <w:t>/items/?</w:t>
-      </w:r>
-      <w:proofErr w:type="spellStart"/>
+        </w:rPr>
+        <w:t>Query (</w:t>
+      </w:r>
       <w:r>
         <w:rPr>
           <w:rStyle w:val="HTMLCode"/>
           <w:rFonts w:asciiTheme="minorHAnsi" w:eastAsiaTheme="majorEastAsia" w:hAnsiTheme="minorHAnsi"/>
-          <w:sz w:val="24"/>
-          <w:szCs w:val="24"/>
-        </w:rPr>
-        <w:t>item_id</w:t>
-      </w:r>
-      <w:proofErr w:type="spellEnd"/>
-      <w:r>
-        <w:rPr>
-          <w:rStyle w:val="HTMLCode"/>
+        </w:rPr>
+        <w:t>)</w:t>
+      </w:r>
+      <w:r>
+        <w:rPr>
+          <w:rFonts w:asciiTheme="minorHAnsi" w:hAnsiTheme="minorHAnsi"/>
+        </w:rPr>
+        <w:t xml:space="preserve"> helper, which allows you to:</w:t>
+      </w:r>
+    </w:p>
+    <w:p>
+      <w:pPr>
+        <w:pStyle w:val="NormalWeb"/>
+        <w:numPr>
+          <w:ilvl w:val="0"/>
+          <w:numId w:val="11"/>
+        </w:numPr>
+        <w:spacing w:before="0" w:beforeAutospacing="0" w:after="0" w:afterAutospacing="0"/>
+        <w:jc w:val="both"/>
+        <w:rPr>
+          <w:rFonts w:asciiTheme="minorHAnsi" w:hAnsiTheme="minorHAnsi"/>
+        </w:rPr>
+      </w:pPr>
+      <w:r>
+        <w:rPr>
+          <w:rFonts w:asciiTheme="minorHAnsi" w:hAnsiTheme="minorHAnsi"/>
+        </w:rPr>
+        <w:t xml:space="preserve">Set </w:t>
+      </w:r>
+      <w:r>
+        <w:rPr>
+          <w:rStyle w:val="Strong"/>
           <w:rFonts w:asciiTheme="minorHAnsi" w:eastAsiaTheme="majorEastAsia" w:hAnsiTheme="minorHAnsi"/>
-          <w:sz w:val="24"/>
-          <w:szCs w:val="24"/>
-        </w:rPr>
-        <w:t>=5</w:t>
-      </w:r>
-      <w:r>
-        <w:t xml:space="preserve">). Thus, path params must always be specified in </w:t>
-      </w:r>
-      <w:r>
-        <w:rPr>
-          <w:rStyle w:val="HTMLCode"/>
+        </w:rPr>
+        <w:t>default values</w:t>
+      </w:r>
+      <w:r>
+        <w:rPr>
+          <w:rFonts w:asciiTheme="minorHAnsi" w:hAnsiTheme="minorHAnsi"/>
+        </w:rPr>
+        <w:t xml:space="preserve"> if the parameter is not provided.</w:t>
+      </w:r>
+    </w:p>
+    <w:p>
+      <w:pPr>
+        <w:pStyle w:val="NormalWeb"/>
+        <w:numPr>
+          <w:ilvl w:val="0"/>
+          <w:numId w:val="11"/>
+        </w:numPr>
+        <w:spacing w:before="0" w:beforeAutospacing="0" w:after="0" w:afterAutospacing="0"/>
+        <w:jc w:val="both"/>
+        <w:rPr>
+          <w:rFonts w:asciiTheme="minorHAnsi" w:hAnsiTheme="minorHAnsi"/>
+        </w:rPr>
+      </w:pPr>
+      <w:r>
+        <w:rPr>
+          <w:rFonts w:asciiTheme="minorHAnsi" w:hAnsiTheme="minorHAnsi"/>
+        </w:rPr>
+        <w:t xml:space="preserve">Mark parameters as </w:t>
+      </w:r>
+      <w:r>
+        <w:rPr>
+          <w:rStyle w:val="Strong"/>
           <w:rFonts w:asciiTheme="minorHAnsi" w:eastAsiaTheme="majorEastAsia" w:hAnsiTheme="minorHAnsi"/>
-          <w:sz w:val="24"/>
-          <w:szCs w:val="24"/>
-        </w:rPr>
-        <w:t>{}</w:t>
-      </w:r>
-      <w:r>
-        <w:t xml:space="preserve"> in the route and matched by name in the endpoint function.</w:t>
-      </w:r>
+        </w:rPr>
+        <w:t>required</w:t>
+      </w:r>
+      <w:r>
+        <w:rPr>
+          <w:rFonts w:asciiTheme="minorHAnsi" w:hAnsiTheme="minorHAnsi"/>
+        </w:rPr>
+        <w:t>.</w:t>
+      </w:r>
+    </w:p>
+    <w:p>
+      <w:pPr>
+        <w:pStyle w:val="NormalWeb"/>
+        <w:numPr>
+          <w:ilvl w:val="0"/>
+          <w:numId w:val="11"/>
+        </w:numPr>
+        <w:spacing w:before="0" w:beforeAutospacing="0" w:after="0" w:afterAutospacing="0"/>
+        <w:jc w:val="both"/>
+        <w:rPr>
+          <w:rFonts w:asciiTheme="minorHAnsi" w:hAnsiTheme="minorHAnsi"/>
+        </w:rPr>
+      </w:pPr>
+      <w:r>
+        <w:rPr>
+          <w:rFonts w:asciiTheme="minorHAnsi" w:hAnsiTheme="minorHAnsi"/>
+        </w:rPr>
+        <w:t xml:space="preserve">Add </w:t>
+      </w:r>
+      <w:r>
+        <w:rPr>
+          <w:rStyle w:val="Strong"/>
+          <w:rFonts w:asciiTheme="minorHAnsi" w:eastAsiaTheme="majorEastAsia" w:hAnsiTheme="minorHAnsi"/>
+        </w:rPr>
+        <w:t>metadata</w:t>
+      </w:r>
+      <w:r>
+        <w:rPr>
+          <w:rFonts w:asciiTheme="minorHAnsi" w:hAnsiTheme="minorHAnsi"/>
+        </w:rPr>
+        <w:t xml:space="preserve"> such as descriptions, titles, or examples for API documentation.</w:t>
+      </w:r>
+    </w:p>
+    <w:p>
+      <w:pPr>
+        <w:pStyle w:val="NormalWeb"/>
+        <w:numPr>
+          <w:ilvl w:val="0"/>
+          <w:numId w:val="11"/>
+        </w:numPr>
+        <w:spacing w:before="0" w:beforeAutospacing="0" w:after="0" w:afterAutospacing="0"/>
+        <w:jc w:val="both"/>
+        <w:rPr>
+          <w:rFonts w:asciiTheme="minorHAnsi" w:hAnsiTheme="minorHAnsi"/>
+        </w:rPr>
+      </w:pPr>
+      <w:r>
+        <w:rPr>
+          <w:rFonts w:asciiTheme="minorHAnsi" w:hAnsiTheme="minorHAnsi"/>
+        </w:rPr>
+        <w:t xml:space="preserve">Apply </w:t>
+      </w:r>
+      <w:r>
+        <w:rPr>
+          <w:rStyle w:val="Strong"/>
+          <w:rFonts w:asciiTheme="minorHAnsi" w:eastAsiaTheme="majorEastAsia" w:hAnsiTheme="minorHAnsi"/>
+        </w:rPr>
+        <w:t>validation constraints</w:t>
+      </w:r>
+      <w:r>
+        <w:rPr>
+          <w:rFonts w:asciiTheme="minorHAnsi" w:hAnsiTheme="minorHAnsi"/>
+        </w:rPr>
+        <w:t xml:space="preserve"> like minimum/maximum values, string length limits, or regex patterns.</w:t>
+      </w:r>
+    </w:p>
+    <w:p>
+      <w:pPr>
+        <w:pStyle w:val="NormalWeb"/>
+        <w:spacing w:before="0" w:beforeAutospacing="0" w:after="0" w:afterAutospacing="0"/>
+        <w:jc w:val="both"/>
+        <w:rPr>
+          <w:rFonts w:asciiTheme="minorHAnsi" w:hAnsiTheme="minorHAnsi"/>
+        </w:rPr>
+      </w:pPr>
+      <w:r>
+        <w:rPr>
+          <w:rFonts w:asciiTheme="minorHAnsi" w:hAnsiTheme="minorHAnsi"/>
+        </w:rPr>
+        <w:t xml:space="preserve">Query parameters are ideal for </w:t>
+      </w:r>
+      <w:r>
+        <w:rPr>
+          <w:rStyle w:val="Strong"/>
+          <w:rFonts w:asciiTheme="minorHAnsi" w:eastAsiaTheme="majorEastAsia" w:hAnsiTheme="minorHAnsi"/>
+        </w:rPr>
+        <w:t>filtering, sorting, pagination, and optional configuration</w:t>
+      </w:r>
+      <w:r>
+        <w:rPr>
+          <w:rFonts w:asciiTheme="minorHAnsi" w:hAnsiTheme="minorHAnsi"/>
+        </w:rPr>
+        <w:t xml:space="preserve"> of GET requests, letting clients control the returned data without changing the endpoint path.</w:t>
+      </w:r>
+    </w:p>
+    <w:p>
+      <w:pPr>
+        <w:pStyle w:val="NormalWeb"/>
+        <w:spacing w:before="0" w:beforeAutospacing="0" w:after="0" w:afterAutospacing="0"/>
+        <w:jc w:val="both"/>
+        <w:rPr>
+          <w:rFonts w:asciiTheme="minorHAnsi" w:hAnsiTheme="minorHAnsi"/>
+          <w:b/>
+        </w:rPr>
+      </w:pPr>
+      <w:r>
+        <w:rPr>
+          <w:rFonts w:asciiTheme="minorHAnsi" w:hAnsiTheme="minorHAnsi"/>
+          <w:b/>
+        </w:rPr>
+        <w:t>http://127.0.0.1:8000/sort?sort_by=bmi&amp;order_by=desc</w:t>
+      </w:r>
+    </w:p>
+    <w:p>
+      <w:pPr>
+        <w:spacing w:after="0" w:line="240" w:lineRule="auto"/>
+        <w:jc w:val="both"/>
+        <w:rPr>
+          <w:b/>
+        </w:rPr>
+      </w:pPr>
     </w:p>
     <w:p>
       <w:r>
@@ -3342,9 +7137,10 @@
           <w:szCs w:val="28"/>
           <w:lang w:eastAsia="en-IN"/>
         </w:rPr>
+        <w:lastRenderedPageBreak/>
         <w:t xml:space="preserve"> </w:t>
       </w:r>
-      <w:bookmarkStart w:id="7" w:name="_Toc210999048"/>
+      <w:bookmarkStart w:id="11" w:name="_Toc211189129"/>
       <w:r>
         <w:rPr>
           <w:rFonts w:eastAsia="Times New Roman"/>
@@ -3381,7 +7177,7 @@
         </w:rPr>
         <w:t>):</w:t>
       </w:r>
-      <w:bookmarkEnd w:id="7"/>
+      <w:bookmarkEnd w:id="11"/>
     </w:p>
     <w:p>
       <w:pPr>
@@ -3417,7 +7213,7 @@
           <w:lang w:eastAsia="en-IN"/>
         </w:rPr>
       </w:pPr>
-      <w:bookmarkStart w:id="8" w:name="_Toc210999049"/>
+      <w:bookmarkStart w:id="12" w:name="_Toc211189130"/>
       <w:r>
         <w:rPr>
           <w:rFonts w:eastAsia="Times New Roman"/>
@@ -3425,9 +7221,10 @@
           <w:szCs w:val="28"/>
           <w:lang w:eastAsia="en-IN"/>
         </w:rPr>
+        <w:lastRenderedPageBreak/>
         <w:t>PUT (Update):</w:t>
       </w:r>
-      <w:bookmarkEnd w:id="8"/>
+      <w:bookmarkEnd w:id="12"/>
       <w:r>
         <w:rPr>
           <w:rFonts w:eastAsia="Times New Roman"/>
@@ -3472,7 +7269,7 @@
           <w:lang w:eastAsia="en-IN"/>
         </w:rPr>
       </w:pPr>
-      <w:bookmarkStart w:id="9" w:name="_Toc210999050"/>
+      <w:bookmarkStart w:id="13" w:name="_Toc211189131"/>
       <w:r>
         <w:rPr>
           <w:rFonts w:eastAsia="Times New Roman"/>
@@ -3480,9 +7277,10 @@
           <w:szCs w:val="28"/>
           <w:lang w:eastAsia="en-IN"/>
         </w:rPr>
+        <w:lastRenderedPageBreak/>
         <w:t>Delete (Delete):</w:t>
       </w:r>
-      <w:bookmarkEnd w:id="9"/>
+      <w:bookmarkEnd w:id="13"/>
       <w:r>
         <w:rPr>
           <w:rFonts w:eastAsia="Times New Roman"/>
@@ -3517,6 +7315,7 @@
           <w:b/>
           <w:bCs/>
         </w:rPr>
+        <w:lastRenderedPageBreak/>
         <w:t xml:space="preserve">Improvements in API codes </w:t>
       </w:r>
       <w:r>
@@ -3541,7 +7340,7 @@
           <w:szCs w:val="32"/>
         </w:rPr>
       </w:pPr>
-      <w:bookmarkStart w:id="10" w:name="_Toc210999051"/>
+      <w:bookmarkStart w:id="14" w:name="_Toc211189132"/>
       <w:r>
         <w:rPr>
           <w:b/>
@@ -3549,9 +7348,10 @@
           <w:sz w:val="32"/>
           <w:szCs w:val="32"/>
         </w:rPr>
+        <w:lastRenderedPageBreak/>
         <w:t>Docker:</w:t>
       </w:r>
-      <w:bookmarkEnd w:id="10"/>
+      <w:bookmarkEnd w:id="14"/>
     </w:p>
     <w:p>
       <w:pPr>
@@ -3571,23 +7371,7 @@
         <w:t>3.9,</w:t>
       </w:r>
       <w:r>
-        <w:t xml:space="preserve"> and its standard libraries installed. This base image acts as the starting environment, providing essential runtime and system components. All subsequent </w:t>
-      </w:r>
-      <w:proofErr w:type="spellStart"/>
-      <w:r>
-        <w:t>Dockerfile</w:t>
-      </w:r>
-      <w:proofErr w:type="spellEnd"/>
-      <w:r>
-        <w:t xml:space="preserve"> instructions customize this base image by adding your application code, installing extra dependencies, setting environment variables, exposing ports, and defining the command to run your app. When you run docker build, Docker executes these instructions in order, layering changes on top of the base image to create a new image that can be deployed as a container. The base image eliminates the need to install core software like Python every time you build or run a container, ensuring consistency and saving time. Thus, the FROM instruction sets the foundation, and the rest of the </w:t>
-      </w:r>
-      <w:proofErr w:type="spellStart"/>
-      <w:r>
-        <w:t>Dockerfile</w:t>
-      </w:r>
-      <w:proofErr w:type="spellEnd"/>
-      <w:r>
-        <w:t xml:space="preserve"> builds a specific environment tailored to your application</w:t>
+        <w:t xml:space="preserve"> and its standard libraries installed. This base image acts as the starting environment, providing essential runtime and system components. All subsequent Dockerfile instructions customize this base image by adding your application code, installing extra dependencies, setting environment variables, exposing ports, and defining the command to run your app. When you run docker build, Docker executes these instructions in order, layering changes on top of the base image to create a new image that can be deployed as a container. The base image eliminates the need to install core software like Python every time you build or run a container, ensuring consistency and saving time. Thus, the FROM instruction sets the foundation, and the rest of the Dockerfile builds a specific environment tailored to your application</w:t>
       </w:r>
       <w:r>
         <w:t>.</w:t>
@@ -3683,23 +7467,7 @@
         <w:jc w:val="both"/>
       </w:pPr>
       <w:r>
-        <w:t xml:space="preserve">The working directory in Docker, set by the WORKDIR instruction in a </w:t>
-      </w:r>
-      <w:proofErr w:type="spellStart"/>
-      <w:r>
-        <w:t>Dockerfile</w:t>
-      </w:r>
-      <w:proofErr w:type="spellEnd"/>
-      <w:r>
-        <w:t xml:space="preserve">, defines the directory inside the container where all subsequent commands (like RUN, COPY, CMD, and others) will be executed. It simplifies path management by providing a consistent context, so you don’t have to specify full absolute paths repeatedly. If the specified directory doesn’t exist, Docker creates it automatically. Using WORKDIR helps keep the </w:t>
-      </w:r>
-      <w:proofErr w:type="spellStart"/>
-      <w:r>
-        <w:t>Dockerfile</w:t>
-      </w:r>
-      <w:proofErr w:type="spellEnd"/>
-      <w:r>
-        <w:t xml:space="preserve"> clean and avoids mistakes related to file paths. For example, by setting WORKDIR /app, all following instructions will operate relative to the /app directory inside the container, making it easier to organize and manage your application’s files and commands efficiently.</w:t>
+        <w:t>The working directory in Docker, set by the WORKDIR instruction in a Dockerfile, defines the directory inside the container where all subsequent commands (like RUN, COPY, CMD, and others) will be executed. It simplifies path management by providing a consistent context, so you don’t have to specify full absolute paths repeatedly. If the specified directory doesn’t exist, Docker creates it automatically. Using WORKDIR helps keep the Dockerfile clean and avoids mistakes related to file paths. For example, by setting WORKDIR /app, all following instructions will operate relative to the /app directory inside the container, making it easier to organize and manage your application’s files and commands efficiently.</w:t>
       </w:r>
     </w:p>
     <w:p>
@@ -3799,6 +7567,7 @@
         <w:jc w:val="both"/>
       </w:pPr>
       <w:r>
+        <w:lastRenderedPageBreak/>
         <w:t>Run shell commands in the image during build, commonly used to install packages or dependencies, e.g., RUN pip install -r requirements.txt.</w:t>
       </w:r>
     </w:p>
@@ -3815,23 +7584,7 @@
         <w:jc w:val="both"/>
       </w:pPr>
       <w:r>
-        <w:t xml:space="preserve">The RUN instruction in a </w:t>
-      </w:r>
-      <w:proofErr w:type="spellStart"/>
-      <w:r>
-        <w:t>Dockerfile</w:t>
-      </w:r>
-      <w:proofErr w:type="spellEnd"/>
-      <w:r>
-        <w:t xml:space="preserve"> is used to execute shell commands during the image build process. These commands are typically used to install software packages, dependencies, create files or directories, or perform any setup needed to prepare the image's environment. Each RUN command runs in its own intermediate container and creates a new layer in the final Docker image, capturing the changes made by that command. For example, a </w:t>
-      </w:r>
-      <w:proofErr w:type="spellStart"/>
-      <w:r>
-        <w:t>Dockerfile</w:t>
-      </w:r>
-      <w:proofErr w:type="spellEnd"/>
-      <w:r>
-        <w:t xml:space="preserve"> line like RUN pip install -r requirements.txt executes the pip install command at build time, installing Python packages into the image. This means all such commands are executed once when the image is built, and their results are saved inside the image layers. When you later run a container from this image, these installations and setups do not run again; the container simply starts with everything already in place as defined by the executed RUN commands during build. This makes the image a ready-to-use environment, while RUN instructions help set up that environment layer by layer.</w:t>
+        <w:t>The RUN instruction in a Dockerfile is used to execute shell commands during the image build process. These commands are typically used to install software packages, dependencies, create files or directories, or perform any setup needed to prepare the image's environment. Each RUN command runs in its own intermediate container and creates a new layer in the final Docker image, capturing the changes made by that command. For example, a Dockerfile line like RUN pip install -r requirements.txt executes the pip install command at build time, installing Python packages into the image. This means all such commands are executed once when the image is built, and their results are saved inside the image layers. When you later run a container from this image, these installations and setups do not run again; the container simply starts with everything already in place as defined by the executed RUN commands during build. This makes the image a ready-to-use environment, while RUN instructions help set up that environment layer by layer.</w:t>
       </w:r>
     </w:p>
     <w:p>
@@ -3882,15 +7635,7 @@
         <w:t>Environment variables</w:t>
       </w:r>
       <w:r>
-        <w:t xml:space="preserve"> are dynamic, named key-value pairs stored within the operating system that influence the </w:t>
-      </w:r>
-      <w:proofErr w:type="spellStart"/>
-      <w:r>
-        <w:t>behavior</w:t>
-      </w:r>
-      <w:proofErr w:type="spellEnd"/>
-      <w:r>
-        <w:t xml:space="preserve"> and configuration of running applications or processes. Unlike normal variables used in programming, which exist only within the scope of a program or script, environment variables exist outside the program and can be accessed system-wide by multiple processes or applications. They enable configuration settings—such as file paths, credentials, or modes—to be set externally without modifying application code, promoting flexibility and security. This makes environment variables a critical mechanism for defining the operating environment in which programs run, allowing them to adapt dynamically based on the system or user context.</w:t>
+        <w:t xml:space="preserve"> are dynamic, named key-value pairs stored within the operating system that influence the behavior and configuration of running applications or processes. Unlike normal variables used in programming, which exist only within the scope of a program or script, environment variables exist outside the program and can be accessed system-wide by multiple processes or applications. They enable configuration settings—such as file paths, credentials, or modes—to be set externally without modifying application code, promoting flexibility and security. This makes environment variables a critical mechanism for defining the operating environment in which programs run, allowing them to adapt dynamically based on the system or user context.</w:t>
       </w:r>
     </w:p>
     <w:p>
@@ -3903,23 +7648,7 @@
         <w:jc w:val="both"/>
       </w:pPr>
       <w:r>
-        <w:t xml:space="preserve">In the context of Docker, environment variables are used to configure and customize containerized applications without changing the Docker image or application code. They allow passing important settings such as server names, ports, file paths, API keys, or database credentials directly into the container at runtime. This makes the same Docker image reusable in different environments (e.g., development, testing, production) by simply changing environment variable values. Environment variables can dynamically control container </w:t>
-      </w:r>
-      <w:proofErr w:type="spellStart"/>
-      <w:r>
-        <w:t>behavior</w:t>
-      </w:r>
-      <w:proofErr w:type="spellEnd"/>
-      <w:r>
-        <w:t xml:space="preserve">, override default application settings, and securely pass sensitive information like passwords or tokens (though secrets management is recommended for strong security). They can be set in the </w:t>
-      </w:r>
-      <w:proofErr w:type="spellStart"/>
-      <w:r>
-        <w:t>Dockerfile</w:t>
-      </w:r>
-      <w:proofErr w:type="spellEnd"/>
-      <w:r>
-        <w:t xml:space="preserve"> using ENV, passed during container startup with docker run -e, or managed in .env files and Docker Compose configurations. This flexibility and separation between app code and configuration is a core benefit of using environment variables in Docker</w:t>
+        <w:t>In the context of Docker, environment variables are used to configure and customize containerized applications without changing the Docker image or application code. They allow passing important settings such as server names, ports, file paths, API keys, or database credentials directly into the container at runtime. This makes the same Docker image reusable in different environments (e.g., development, testing, production) by simply changing environment variable values. Environment variables can dynamically control container behavior, override default application settings, and securely pass sensitive information like passwords or tokens (though secrets management is recommended for strong security). They can be set in the Dockerfile using ENV, passed during container startup with docker run -e, or managed in .env files and Docker Compose configurations. This flexibility and separation between app code and configuration is a core benefit of using environment variables in Docker</w:t>
       </w:r>
       <w:r>
         <w:t>.</w:t>
@@ -3976,15 +7705,11 @@
         <w:t xml:space="preserve"> </w:t>
       </w:r>
       <w:r>
-        <w:t xml:space="preserve">The EXPOSE [port] instruction in a </w:t>
-      </w:r>
-      <w:proofErr w:type="spellStart"/>
-      <w:r>
-        <w:t>Dockerfile</w:t>
-      </w:r>
-      <w:proofErr w:type="spellEnd"/>
-      <w:r>
-        <w:t xml:space="preserve"> declares that the containerized application inside the image listens on the specified port(s) at runtime. However, it is mainly informational and serves as documentation for developers and Docker tools to indicate which ports the container intends to use. It does not actually publish or open those ports to the host system by itself. To make a container’s port accessible from outside (e.g., the host machine or other networks), you need to explicitly publish it when running the container using the -p or --publish flag with docker run (e.g., -p 8080:80 maps host port 8080 to container port 80). The EXPOSE command helps with container networking planning, orchestration, and internal communication between containers but does not create external network access on its own. So, exposed ports are like a declaration of intent inside the image, while publishing ports is the action required to open network access externally</w:t>
+        <w:t xml:space="preserve">The EXPOSE [port] instruction in a Dockerfile declares that the containerized application inside the </w:t>
+      </w:r>
+      <w:r>
+        <w:lastRenderedPageBreak/>
+        <w:t>image listens on the specified port(s) at runtime. However, it is mainly informational and serves as documentation for developers and Docker tools to indicate which ports the container intends to use. It does not actually publish or open those ports to the host system by itself. To make a container’s port accessible from outside (e.g., the host machine or other networks), you need to explicitly publish it when running the container using the -p or --publish flag with docker run (e.g., -p 8080:80 maps host port 8080 to container port 80). The EXPOSE command helps with container networking planning, orchestration, and internal communication between containers but does not create external network access on its own. So, exposed ports are like a declaration of intent inside the image, while publishing ports is the action required to open network access externally</w:t>
       </w:r>
       <w:r>
         <w:t xml:space="preserve">. </w:t>
@@ -4034,23 +7759,7 @@
         <w:jc w:val="both"/>
       </w:pPr>
       <w:r>
-        <w:t xml:space="preserve">Yes, CMD ["python", "app.py"] in a </w:t>
-      </w:r>
-      <w:proofErr w:type="spellStart"/>
-      <w:r>
-        <w:t>Dockerfile</w:t>
-      </w:r>
-      <w:proofErr w:type="spellEnd"/>
-      <w:r>
-        <w:t xml:space="preserve"> is effectively equivalent to running the command python app.py in a terminal, but with a key difference in how Docker executes it. In this JSON array form, Docker runs the executable python directly with app.py as an argument without invoking a shell. It does not concatenate them into a single string command like python app.py passed to a shell (/bin/</w:t>
-      </w:r>
-      <w:proofErr w:type="spellStart"/>
-      <w:r>
-        <w:t>sh</w:t>
-      </w:r>
-      <w:proofErr w:type="spellEnd"/>
-      <w:r>
-        <w:t xml:space="preserve"> -c). This direct execution is more efficient and avoids shell-related issues such as word splitting or signal handling problems. So, functionally it means "run the Python interpreter with the script app.py," just like typing python app.py in a terminal, but under the hood, it's executed as a direct command with arguments rather than a shell command string</w:t>
+        <w:t>Yes, CMD ["python", "app.py"] in a Dockerfile is effectively equivalent to running the command python app.py in a terminal, but with a key difference in how Docker executes it. In this JSON array form, Docker runs the executable python directly with app.py as an argument without invoking a shell. It does not concatenate them into a single string command like python app.py passed to a shell (/bin/sh -c). This direct execution is more efficient and avoids shell-related issues such as word splitting or signal handling problems. So, functionally it means "run the Python interpreter with the script app.py," just like typing python app.py in a terminal, but under the hood, it's executed as a direct command with arguments rather than a shell command string</w:t>
       </w:r>
     </w:p>
     <w:p>
@@ -4062,15 +7771,7 @@
         <w:jc w:val="both"/>
       </w:pPr>
       <w:r>
-        <w:t xml:space="preserve">In a </w:t>
-      </w:r>
-      <w:proofErr w:type="spellStart"/>
-      <w:r>
-        <w:t>Dockerfile</w:t>
-      </w:r>
-      <w:proofErr w:type="spellEnd"/>
-      <w:r>
-        <w:t>, most commands like RUN, ENV, COPY, etc., are executed during the image build process to set up the environment and install dependencies. These commands create the Docker image layers and prepare the image for use. However, the commands specified by </w:t>
+        <w:t>In a Dockerfile, most commands like RUN, ENV, COPY, etc., are executed during the image build process to set up the environment and install dependencies. These commands create the Docker image layers and prepare the image for use. However, the commands specified by </w:t>
       </w:r>
       <w:r>
         <w:rPr>
@@ -4090,15 +7791,7 @@
         <w:t>runs only when the container is started</w:t>
       </w:r>
       <w:r>
-        <w:t xml:space="preserve"> from that image. So, CMD and ENTRYPOINT instructions are executed at container runtime, while the other </w:t>
-      </w:r>
-      <w:proofErr w:type="spellStart"/>
-      <w:r>
-        <w:t>Dockerfile</w:t>
-      </w:r>
-      <w:proofErr w:type="spellEnd"/>
-      <w:r>
-        <w:t xml:space="preserve"> commands run at image build time.</w:t>
+        <w:t xml:space="preserve"> from that image. So, CMD and ENTRYPOINT instructions are executed at container runtime, while the other Dockerfile commands run at image build time.</w:t>
       </w:r>
     </w:p>
     <w:p>
@@ -4167,7 +7860,7 @@
 </file>
 
 <file path=word/endnotes.xml><?xml version="1.0" encoding="utf-8"?>
-<w:endnotes xmlns:wpc="http://schemas.microsoft.com/office/word/2010/wordprocessingCanvas" xmlns:cx="http://schemas.microsoft.com/office/drawing/2014/chartex" xmlns:cx1="http://schemas.microsoft.com/office/drawing/2015/9/8/chartex" xmlns:cx2="http://schemas.microsoft.com/office/drawing/2015/10/21/chartex" xmlns:cx3="http://schemas.microsoft.com/office/drawing/2016/5/9/chartex" xmlns:cx4="http://schemas.microsoft.com/office/drawing/2016/5/10/chartex" xmlns:cx5="http://schemas.microsoft.com/office/drawing/2016/5/11/chartex" xmlns:cx6="http://schemas.microsoft.com/office/drawing/2016/5/12/chartex" xmlns:cx7="http://schemas.microsoft.com/office/drawing/2016/5/13/chartex" xmlns:cx8="http://schemas.microsoft.com/office/drawing/2016/5/14/chartex" xmlns:mc="http://schemas.openxmlformats.org/markup-compatibility/2006" xmlns:aink="http://schemas.microsoft.com/office/drawing/2016/ink" xmlns:am3d="http://schemas.microsoft.com/office/drawing/2017/model3d" xmlns:o="urn:schemas-microsoft-com:office:office" xmlns:oel="http://schemas.microsoft.com/office/2019/extlst" xmlns:r="http://schemas.openxmlformats.org/officeDocument/2006/relationships" xmlns:m="http://schemas.openxmlformats.org/officeDocument/2006/math" xmlns:v="urn:schemas-microsoft-com:vml" xmlns:wp14="http://schemas.microsoft.com/office/word/2010/wordprocessingDrawing" xmlns:wp="http://schemas.openxmlformats.org/drawingml/2006/wordprocessingDrawing" xmlns:w10="urn:schemas-microsoft-com:office:word" xmlns:w="http://schemas.openxmlformats.org/wordprocessingml/2006/main" xmlns:w14="http://schemas.microsoft.com/office/word/2010/wordml" xmlns:w15="http://schemas.microsoft.com/office/word/2012/wordml" xmlns:w16cex="http://schemas.microsoft.com/office/word/2018/wordml/cex" xmlns:w16cid="http://schemas.microsoft.com/office/word/2016/wordml/cid" xmlns:w16="http://schemas.microsoft.com/office/word/2018/wordml" xmlns:w16du="http://schemas.microsoft.com/office/word/2023/wordml/word16du" xmlns:w16sdtdh="http://schemas.microsoft.com/office/word/2020/wordml/sdtdatahash" xmlns:w16sdtfl="http://schemas.microsoft.com/office/word/2024/wordml/sdtformatlock" xmlns:w16se="http://schemas.microsoft.com/office/word/2015/wordml/symex" xmlns:wpg="http://schemas.microsoft.com/office/word/2010/wordprocessingGroup" xmlns:wpi="http://schemas.microsoft.com/office/word/2010/wordprocessingInk" xmlns:wne="http://schemas.microsoft.com/office/word/2006/wordml" xmlns:wps="http://schemas.microsoft.com/office/word/2010/wordprocessingShape" mc:Ignorable="w14 w15 w16se w16cid w16 w16cex w16sdtdh w16sdtfl w16du wp14">
+<w:endnotes xmlns:wpc="http://schemas.microsoft.com/office/word/2010/wordprocessingCanvas" xmlns:mc="http://schemas.openxmlformats.org/markup-compatibility/2006" xmlns:o="urn:schemas-microsoft-com:office:office" xmlns:r="http://schemas.openxmlformats.org/officeDocument/2006/relationships" xmlns:m="http://schemas.openxmlformats.org/officeDocument/2006/math" xmlns:v="urn:schemas-microsoft-com:vml" xmlns:wp14="http://schemas.microsoft.com/office/word/2010/wordprocessingDrawing" xmlns:wp="http://schemas.openxmlformats.org/drawingml/2006/wordprocessingDrawing" xmlns:w10="urn:schemas-microsoft-com:office:word" xmlns:w="http://schemas.openxmlformats.org/wordprocessingml/2006/main" xmlns:w14="http://schemas.microsoft.com/office/word/2010/wordml" xmlns:w15="http://schemas.microsoft.com/office/word/2012/wordml" xmlns:wpg="http://schemas.microsoft.com/office/word/2010/wordprocessingGroup" xmlns:wpi="http://schemas.microsoft.com/office/word/2010/wordprocessingInk" xmlns:wne="http://schemas.microsoft.com/office/word/2006/wordml" xmlns:wps="http://schemas.microsoft.com/office/word/2010/wordprocessingShape" mc:Ignorable="w14 w15 wp14">
   <w:endnote w:type="separator" w:id="-1">
     <w:p>
       <w:pPr>
@@ -4192,7 +7885,7 @@
 </file>
 
 <file path=word/footnotes.xml><?xml version="1.0" encoding="utf-8"?>
-<w:footnotes xmlns:wpc="http://schemas.microsoft.com/office/word/2010/wordprocessingCanvas" xmlns:cx="http://schemas.microsoft.com/office/drawing/2014/chartex" xmlns:cx1="http://schemas.microsoft.com/office/drawing/2015/9/8/chartex" xmlns:cx2="http://schemas.microsoft.com/office/drawing/2015/10/21/chartex" xmlns:cx3="http://schemas.microsoft.com/office/drawing/2016/5/9/chartex" xmlns:cx4="http://schemas.microsoft.com/office/drawing/2016/5/10/chartex" xmlns:cx5="http://schemas.microsoft.com/office/drawing/2016/5/11/chartex" xmlns:cx6="http://schemas.microsoft.com/office/drawing/2016/5/12/chartex" xmlns:cx7="http://schemas.microsoft.com/office/drawing/2016/5/13/chartex" xmlns:cx8="http://schemas.microsoft.com/office/drawing/2016/5/14/chartex" xmlns:mc="http://schemas.openxmlformats.org/markup-compatibility/2006" xmlns:aink="http://schemas.microsoft.com/office/drawing/2016/ink" xmlns:am3d="http://schemas.microsoft.com/office/drawing/2017/model3d" xmlns:o="urn:schemas-microsoft-com:office:office" xmlns:oel="http://schemas.microsoft.com/office/2019/extlst" xmlns:r="http://schemas.openxmlformats.org/officeDocument/2006/relationships" xmlns:m="http://schemas.openxmlformats.org/officeDocument/2006/math" xmlns:v="urn:schemas-microsoft-com:vml" xmlns:wp14="http://schemas.microsoft.com/office/word/2010/wordprocessingDrawing" xmlns:wp="http://schemas.openxmlformats.org/drawingml/2006/wordprocessingDrawing" xmlns:w10="urn:schemas-microsoft-com:office:word" xmlns:w="http://schemas.openxmlformats.org/wordprocessingml/2006/main" xmlns:w14="http://schemas.microsoft.com/office/word/2010/wordml" xmlns:w15="http://schemas.microsoft.com/office/word/2012/wordml" xmlns:w16cex="http://schemas.microsoft.com/office/word/2018/wordml/cex" xmlns:w16cid="http://schemas.microsoft.com/office/word/2016/wordml/cid" xmlns:w16="http://schemas.microsoft.com/office/word/2018/wordml" xmlns:w16du="http://schemas.microsoft.com/office/word/2023/wordml/word16du" xmlns:w16sdtdh="http://schemas.microsoft.com/office/word/2020/wordml/sdtdatahash" xmlns:w16sdtfl="http://schemas.microsoft.com/office/word/2024/wordml/sdtformatlock" xmlns:w16se="http://schemas.microsoft.com/office/word/2015/wordml/symex" xmlns:wpg="http://schemas.microsoft.com/office/word/2010/wordprocessingGroup" xmlns:wpi="http://schemas.microsoft.com/office/word/2010/wordprocessingInk" xmlns:wne="http://schemas.microsoft.com/office/word/2006/wordml" xmlns:wps="http://schemas.microsoft.com/office/word/2010/wordprocessingShape" mc:Ignorable="w14 w15 w16se w16cid w16 w16cex w16sdtdh w16sdtfl w16du wp14">
+<w:footnotes xmlns:wpc="http://schemas.microsoft.com/office/word/2010/wordprocessingCanvas" xmlns:mc="http://schemas.openxmlformats.org/markup-compatibility/2006" xmlns:o="urn:schemas-microsoft-com:office:office" xmlns:r="http://schemas.openxmlformats.org/officeDocument/2006/relationships" xmlns:m="http://schemas.openxmlformats.org/officeDocument/2006/math" xmlns:v="urn:schemas-microsoft-com:vml" xmlns:wp14="http://schemas.microsoft.com/office/word/2010/wordprocessingDrawing" xmlns:wp="http://schemas.openxmlformats.org/drawingml/2006/wordprocessingDrawing" xmlns:w10="urn:schemas-microsoft-com:office:word" xmlns:w="http://schemas.openxmlformats.org/wordprocessingml/2006/main" xmlns:w14="http://schemas.microsoft.com/office/word/2010/wordml" xmlns:w15="http://schemas.microsoft.com/office/word/2012/wordml" xmlns:wpg="http://schemas.microsoft.com/office/word/2010/wordprocessingGroup" xmlns:wpi="http://schemas.microsoft.com/office/word/2010/wordprocessingInk" xmlns:wne="http://schemas.microsoft.com/office/word/2006/wordml" xmlns:wps="http://schemas.microsoft.com/office/word/2010/wordprocessingShape" mc:Ignorable="w14 w15 wp14">
   <w:footnote w:type="separator" w:id="-1">
     <w:p>
       <w:pPr>
@@ -4217,8 +7910,121 @@
 </file>
 
 <file path=word/numbering.xml><?xml version="1.0" encoding="utf-8"?>
-<w:numbering xmlns:wpc="http://schemas.microsoft.com/office/word/2010/wordprocessingCanvas" xmlns:cx="http://schemas.microsoft.com/office/drawing/2014/chartex" xmlns:cx1="http://schemas.microsoft.com/office/drawing/2015/9/8/chartex" xmlns:cx2="http://schemas.microsoft.com/office/drawing/2015/10/21/chartex" xmlns:cx3="http://schemas.microsoft.com/office/drawing/2016/5/9/chartex" xmlns:cx4="http://schemas.microsoft.com/office/drawing/2016/5/10/chartex" xmlns:cx5="http://schemas.microsoft.com/office/drawing/2016/5/11/chartex" xmlns:cx6="http://schemas.microsoft.com/office/drawing/2016/5/12/chartex" xmlns:cx7="http://schemas.microsoft.com/office/drawing/2016/5/13/chartex" xmlns:cx8="http://schemas.microsoft.com/office/drawing/2016/5/14/chartex" xmlns:mc="http://schemas.openxmlformats.org/markup-compatibility/2006" xmlns:aink="http://schemas.microsoft.com/office/drawing/2016/ink" xmlns:am3d="http://schemas.microsoft.com/office/drawing/2017/model3d" xmlns:o="urn:schemas-microsoft-com:office:office" xmlns:oel="http://schemas.microsoft.com/office/2019/extlst" xmlns:r="http://schemas.openxmlformats.org/officeDocument/2006/relationships" xmlns:m="http://schemas.openxmlformats.org/officeDocument/2006/math" xmlns:v="urn:schemas-microsoft-com:vml" xmlns:wp14="http://schemas.microsoft.com/office/word/2010/wordprocessingDrawing" xmlns:wp="http://schemas.openxmlformats.org/drawingml/2006/wordprocessingDrawing" xmlns:w10="urn:schemas-microsoft-com:office:word" xmlns:w="http://schemas.openxmlformats.org/wordprocessingml/2006/main" xmlns:w14="http://schemas.microsoft.com/office/word/2010/wordml" xmlns:w15="http://schemas.microsoft.com/office/word/2012/wordml" xmlns:w16cex="http://schemas.microsoft.com/office/word/2018/wordml/cex" xmlns:w16cid="http://schemas.microsoft.com/office/word/2016/wordml/cid" xmlns:w16="http://schemas.microsoft.com/office/word/2018/wordml" xmlns:w16du="http://schemas.microsoft.com/office/word/2023/wordml/word16du" xmlns:w16sdtdh="http://schemas.microsoft.com/office/word/2020/wordml/sdtdatahash" xmlns:w16sdtfl="http://schemas.microsoft.com/office/word/2024/wordml/sdtformatlock" xmlns:w16se="http://schemas.microsoft.com/office/word/2015/wordml/symex" xmlns:wpg="http://schemas.microsoft.com/office/word/2010/wordprocessingGroup" xmlns:wpi="http://schemas.microsoft.com/office/word/2010/wordprocessingInk" xmlns:wne="http://schemas.microsoft.com/office/word/2006/wordml" xmlns:wps="http://schemas.microsoft.com/office/word/2010/wordprocessingShape" mc:Ignorable="w14 w15 w16se w16cid w16 w16cex w16sdtdh w16sdtfl w16du wp14">
-  <w:abstractNum w:abstractNumId="0" w15:restartNumberingAfterBreak="0">
+<w:numbering xmlns:wpc="http://schemas.microsoft.com/office/word/2010/wordprocessingCanvas" xmlns:mc="http://schemas.openxmlformats.org/markup-compatibility/2006" xmlns:o="urn:schemas-microsoft-com:office:office" xmlns:r="http://schemas.openxmlformats.org/officeDocument/2006/relationships" xmlns:m="http://schemas.openxmlformats.org/officeDocument/2006/math" xmlns:v="urn:schemas-microsoft-com:vml" xmlns:wp14="http://schemas.microsoft.com/office/word/2010/wordprocessingDrawing" xmlns:wp="http://schemas.openxmlformats.org/drawingml/2006/wordprocessingDrawing" xmlns:w10="urn:schemas-microsoft-com:office:word" xmlns:w="http://schemas.openxmlformats.org/wordprocessingml/2006/main" xmlns:w14="http://schemas.microsoft.com/office/word/2010/wordml" xmlns:w15="http://schemas.microsoft.com/office/word/2012/wordml" xmlns:wpg="http://schemas.microsoft.com/office/word/2010/wordprocessingGroup" xmlns:wpi="http://schemas.microsoft.com/office/word/2010/wordprocessingInk" xmlns:wne="http://schemas.microsoft.com/office/word/2006/wordml" xmlns:wps="http://schemas.microsoft.com/office/word/2010/wordprocessingShape" mc:Ignorable="w14 w15 wp14">
+  <w:abstractNum w:abstractNumId="0">
+    <w:nsid w:val="01C8177A"/>
+    <w:multiLevelType w:val="multilevel"/>
+    <w:tmpl w:val="CC4E4AE4"/>
+    <w:lvl w:ilvl="0">
+      <w:start w:val="2"/>
+      <w:numFmt w:val="decimal"/>
+      <w:lvlText w:val="%1"/>
+      <w:lvlJc w:val="left"/>
+      <w:pPr>
+        <w:ind w:left="405" w:hanging="405"/>
+      </w:pPr>
+      <w:rPr>
+        <w:rFonts w:hint="default"/>
+      </w:rPr>
+    </w:lvl>
+    <w:lvl w:ilvl="1">
+      <w:start w:val="1"/>
+      <w:numFmt w:val="decimal"/>
+      <w:lvlText w:val="%1.%2"/>
+      <w:lvlJc w:val="left"/>
+      <w:pPr>
+        <w:ind w:left="405" w:hanging="405"/>
+      </w:pPr>
+      <w:rPr>
+        <w:rFonts w:hint="default"/>
+      </w:rPr>
+    </w:lvl>
+    <w:lvl w:ilvl="2">
+      <w:start w:val="1"/>
+      <w:numFmt w:val="decimal"/>
+      <w:lvlText w:val="%1.%2.%3"/>
+      <w:lvlJc w:val="left"/>
+      <w:pPr>
+        <w:ind w:left="720" w:hanging="720"/>
+      </w:pPr>
+      <w:rPr>
+        <w:rFonts w:hint="default"/>
+      </w:rPr>
+    </w:lvl>
+    <w:lvl w:ilvl="3">
+      <w:start w:val="1"/>
+      <w:numFmt w:val="decimal"/>
+      <w:lvlText w:val="%1.%2.%3.%4"/>
+      <w:lvlJc w:val="left"/>
+      <w:pPr>
+        <w:ind w:left="1080" w:hanging="1080"/>
+      </w:pPr>
+      <w:rPr>
+        <w:rFonts w:hint="default"/>
+      </w:rPr>
+    </w:lvl>
+    <w:lvl w:ilvl="4">
+      <w:start w:val="1"/>
+      <w:numFmt w:val="decimal"/>
+      <w:lvlText w:val="%1.%2.%3.%4.%5"/>
+      <w:lvlJc w:val="left"/>
+      <w:pPr>
+        <w:ind w:left="1080" w:hanging="1080"/>
+      </w:pPr>
+      <w:rPr>
+        <w:rFonts w:hint="default"/>
+      </w:rPr>
+    </w:lvl>
+    <w:lvl w:ilvl="5">
+      <w:start w:val="1"/>
+      <w:numFmt w:val="decimal"/>
+      <w:lvlText w:val="%1.%2.%3.%4.%5.%6"/>
+      <w:lvlJc w:val="left"/>
+      <w:pPr>
+        <w:ind w:left="1440" w:hanging="1440"/>
+      </w:pPr>
+      <w:rPr>
+        <w:rFonts w:hint="default"/>
+      </w:rPr>
+    </w:lvl>
+    <w:lvl w:ilvl="6">
+      <w:start w:val="1"/>
+      <w:numFmt w:val="decimal"/>
+      <w:lvlText w:val="%1.%2.%3.%4.%5.%6.%7"/>
+      <w:lvlJc w:val="left"/>
+      <w:pPr>
+        <w:ind w:left="1440" w:hanging="1440"/>
+      </w:pPr>
+      <w:rPr>
+        <w:rFonts w:hint="default"/>
+      </w:rPr>
+    </w:lvl>
+    <w:lvl w:ilvl="7">
+      <w:start w:val="1"/>
+      <w:numFmt w:val="decimal"/>
+      <w:lvlText w:val="%1.%2.%3.%4.%5.%6.%7.%8"/>
+      <w:lvlJc w:val="left"/>
+      <w:pPr>
+        <w:ind w:left="1800" w:hanging="1800"/>
+      </w:pPr>
+      <w:rPr>
+        <w:rFonts w:hint="default"/>
+      </w:rPr>
+    </w:lvl>
+    <w:lvl w:ilvl="8">
+      <w:start w:val="1"/>
+      <w:numFmt w:val="decimal"/>
+      <w:lvlText w:val="%1.%2.%3.%4.%5.%6.%7.%8.%9"/>
+      <w:lvlJc w:val="left"/>
+      <w:pPr>
+        <w:ind w:left="1800" w:hanging="1800"/>
+      </w:pPr>
+      <w:rPr>
+        <w:rFonts w:hint="default"/>
+      </w:rPr>
+    </w:lvl>
+  </w:abstractNum>
+  <w:abstractNum w:abstractNumId="1">
     <w:nsid w:val="080E4144"/>
     <w:multiLevelType w:val="multilevel"/>
     <w:tmpl w:val="5E8A5B72"/>
@@ -4356,7 +8162,7 @@
       </w:rPr>
     </w:lvl>
   </w:abstractNum>
-  <w:abstractNum w:abstractNumId="1" w15:restartNumberingAfterBreak="0">
+  <w:abstractNum w:abstractNumId="2">
     <w:nsid w:val="0AB6294B"/>
     <w:multiLevelType w:val="hybridMultilevel"/>
     <w:tmpl w:val="A154AB98"/>
@@ -4469,7 +8275,7 @@
       </w:rPr>
     </w:lvl>
   </w:abstractNum>
-  <w:abstractNum w:abstractNumId="2" w15:restartNumberingAfterBreak="0">
+  <w:abstractNum w:abstractNumId="3">
     <w:nsid w:val="18400291"/>
     <w:multiLevelType w:val="multilevel"/>
     <w:tmpl w:val="47062F94"/>
@@ -4616,7 +8422,154 @@
       </w:rPr>
     </w:lvl>
   </w:abstractNum>
-  <w:abstractNum w:abstractNumId="3" w15:restartNumberingAfterBreak="0">
+  <w:abstractNum w:abstractNumId="4">
+    <w:nsid w:val="19230D8E"/>
+    <w:multiLevelType w:val="multilevel"/>
+    <w:tmpl w:val="00A29410"/>
+    <w:lvl w:ilvl="0">
+      <w:start w:val="1"/>
+      <w:numFmt w:val="bullet"/>
+      <w:suff w:val="space"/>
+      <w:lvlText w:val=""/>
+      <w:lvlJc w:val="left"/>
+      <w:pPr>
+        <w:ind w:left="360" w:hanging="360"/>
+      </w:pPr>
+      <w:rPr>
+        <w:rFonts w:ascii="Symbol" w:hAnsi="Symbol" w:hint="default"/>
+        <w:sz w:val="20"/>
+      </w:rPr>
+    </w:lvl>
+    <w:lvl w:ilvl="1">
+      <w:start w:val="1"/>
+      <w:numFmt w:val="bullet"/>
+      <w:lvlText w:val="o"/>
+      <w:lvlJc w:val="left"/>
+      <w:pPr>
+        <w:tabs>
+          <w:tab w:val="num" w:pos="1080"/>
+        </w:tabs>
+        <w:ind w:left="1080" w:hanging="360"/>
+      </w:pPr>
+      <w:rPr>
+        <w:rFonts w:ascii="Courier New" w:hAnsi="Courier New" w:hint="default"/>
+        <w:sz w:val="20"/>
+      </w:rPr>
+    </w:lvl>
+    <w:lvl w:ilvl="2">
+      <w:start w:val="1"/>
+      <w:numFmt w:val="bullet"/>
+      <w:lvlText w:val=""/>
+      <w:lvlJc w:val="left"/>
+      <w:pPr>
+        <w:tabs>
+          <w:tab w:val="num" w:pos="1800"/>
+        </w:tabs>
+        <w:ind w:left="1800" w:hanging="360"/>
+      </w:pPr>
+      <w:rPr>
+        <w:rFonts w:ascii="Wingdings" w:hAnsi="Wingdings" w:hint="default"/>
+        <w:sz w:val="20"/>
+      </w:rPr>
+    </w:lvl>
+    <w:lvl w:ilvl="3">
+      <w:start w:val="1"/>
+      <w:numFmt w:val="bullet"/>
+      <w:lvlText w:val=""/>
+      <w:lvlJc w:val="left"/>
+      <w:pPr>
+        <w:tabs>
+          <w:tab w:val="num" w:pos="2520"/>
+        </w:tabs>
+        <w:ind w:left="2520" w:hanging="360"/>
+      </w:pPr>
+      <w:rPr>
+        <w:rFonts w:ascii="Wingdings" w:hAnsi="Wingdings" w:hint="default"/>
+        <w:sz w:val="20"/>
+      </w:rPr>
+    </w:lvl>
+    <w:lvl w:ilvl="4">
+      <w:start w:val="1"/>
+      <w:numFmt w:val="bullet"/>
+      <w:lvlText w:val=""/>
+      <w:lvlJc w:val="left"/>
+      <w:pPr>
+        <w:tabs>
+          <w:tab w:val="num" w:pos="3240"/>
+        </w:tabs>
+        <w:ind w:left="3240" w:hanging="360"/>
+      </w:pPr>
+      <w:rPr>
+        <w:rFonts w:ascii="Wingdings" w:hAnsi="Wingdings" w:hint="default"/>
+        <w:sz w:val="20"/>
+      </w:rPr>
+    </w:lvl>
+    <w:lvl w:ilvl="5">
+      <w:start w:val="1"/>
+      <w:numFmt w:val="bullet"/>
+      <w:lvlText w:val=""/>
+      <w:lvlJc w:val="left"/>
+      <w:pPr>
+        <w:tabs>
+          <w:tab w:val="num" w:pos="3960"/>
+        </w:tabs>
+        <w:ind w:left="3960" w:hanging="360"/>
+      </w:pPr>
+      <w:rPr>
+        <w:rFonts w:ascii="Wingdings" w:hAnsi="Wingdings" w:hint="default"/>
+        <w:sz w:val="20"/>
+      </w:rPr>
+    </w:lvl>
+    <w:lvl w:ilvl="6">
+      <w:start w:val="1"/>
+      <w:numFmt w:val="bullet"/>
+      <w:lvlText w:val=""/>
+      <w:lvlJc w:val="left"/>
+      <w:pPr>
+        <w:tabs>
+          <w:tab w:val="num" w:pos="4680"/>
+        </w:tabs>
+        <w:ind w:left="4680" w:hanging="360"/>
+      </w:pPr>
+      <w:rPr>
+        <w:rFonts w:ascii="Wingdings" w:hAnsi="Wingdings" w:hint="default"/>
+        <w:sz w:val="20"/>
+      </w:rPr>
+    </w:lvl>
+    <w:lvl w:ilvl="7">
+      <w:start w:val="1"/>
+      <w:numFmt w:val="bullet"/>
+      <w:lvlText w:val=""/>
+      <w:lvlJc w:val="left"/>
+      <w:pPr>
+        <w:tabs>
+          <w:tab w:val="num" w:pos="5400"/>
+        </w:tabs>
+        <w:ind w:left="5400" w:hanging="360"/>
+      </w:pPr>
+      <w:rPr>
+        <w:rFonts w:ascii="Wingdings" w:hAnsi="Wingdings" w:hint="default"/>
+        <w:sz w:val="20"/>
+      </w:rPr>
+    </w:lvl>
+    <w:lvl w:ilvl="8">
+      <w:start w:val="1"/>
+      <w:numFmt w:val="bullet"/>
+      <w:lvlText w:val=""/>
+      <w:lvlJc w:val="left"/>
+      <w:pPr>
+        <w:tabs>
+          <w:tab w:val="num" w:pos="6120"/>
+        </w:tabs>
+        <w:ind w:left="6120" w:hanging="360"/>
+      </w:pPr>
+      <w:rPr>
+        <w:rFonts w:ascii="Wingdings" w:hAnsi="Wingdings" w:hint="default"/>
+        <w:sz w:val="20"/>
+      </w:rPr>
+    </w:lvl>
+  </w:abstractNum>
+  <w:abstractNum w:abstractNumId="5">
     <w:nsid w:val="2A0110BC"/>
     <w:multiLevelType w:val="hybridMultilevel"/>
     <w:tmpl w:val="9EB893C6"/>
@@ -4729,7 +8682,7 @@
       </w:rPr>
     </w:lvl>
   </w:abstractNum>
-  <w:abstractNum w:abstractNumId="4" w15:restartNumberingAfterBreak="0">
+  <w:abstractNum w:abstractNumId="6">
     <w:nsid w:val="3545630D"/>
     <w:multiLevelType w:val="hybridMultilevel"/>
     <w:tmpl w:val="1462764C"/>
@@ -4819,10 +8772,10 @@
       </w:pPr>
     </w:lvl>
   </w:abstractNum>
-  <w:abstractNum w:abstractNumId="5" w15:restartNumberingAfterBreak="0">
+  <w:abstractNum w:abstractNumId="7">
     <w:nsid w:val="53B46710"/>
     <w:multiLevelType w:val="multilevel"/>
-    <w:tmpl w:val="CD1646CC"/>
+    <w:tmpl w:val="056ECB46"/>
     <w:lvl w:ilvl="0">
       <w:start w:val="1"/>
       <w:numFmt w:val="decimal"/>
@@ -4856,6 +8809,7 @@
       <w:start w:val="1"/>
       <w:numFmt w:val="decimal"/>
       <w:isLgl/>
+      <w:suff w:val="space"/>
       <w:lvlText w:val="%1.%2.%3."/>
       <w:lvlJc w:val="left"/>
       <w:pPr>
@@ -4944,7 +8898,7 @@
       </w:rPr>
     </w:lvl>
   </w:abstractNum>
-  <w:abstractNum w:abstractNumId="6" w15:restartNumberingAfterBreak="0">
+  <w:abstractNum w:abstractNumId="8">
     <w:nsid w:val="563A281B"/>
     <w:multiLevelType w:val="hybridMultilevel"/>
     <w:tmpl w:val="5CB4EE28"/>
@@ -5058,7 +9012,7 @@
       </w:rPr>
     </w:lvl>
   </w:abstractNum>
-  <w:abstractNum w:abstractNumId="7" w15:restartNumberingAfterBreak="0">
+  <w:abstractNum w:abstractNumId="9">
     <w:nsid w:val="600160BF"/>
     <w:multiLevelType w:val="multilevel"/>
     <w:tmpl w:val="21E2557A"/>
@@ -5181,7 +9135,7 @@
       </w:rPr>
     </w:lvl>
   </w:abstractNum>
-  <w:abstractNum w:abstractNumId="8" w15:restartNumberingAfterBreak="0">
+  <w:abstractNum w:abstractNumId="10">
     <w:nsid w:val="62022B18"/>
     <w:multiLevelType w:val="hybridMultilevel"/>
     <w:tmpl w:val="B6347556"/>
@@ -5294,7 +9248,7 @@
       </w:rPr>
     </w:lvl>
   </w:abstractNum>
-  <w:abstractNum w:abstractNumId="9" w15:restartNumberingAfterBreak="0">
+  <w:abstractNum w:abstractNumId="11">
     <w:nsid w:val="763C1E99"/>
     <w:multiLevelType w:val="hybridMultilevel"/>
     <w:tmpl w:val="CF2C444C"/>
@@ -5408,41 +9362,47 @@
       </w:rPr>
     </w:lvl>
   </w:abstractNum>
-  <w:num w:numId="1" w16cid:durableId="1084062395">
+  <w:num w:numId="1">
+    <w:abstractNumId w:val="5"/>
+  </w:num>
+  <w:num w:numId="2">
+    <w:abstractNumId w:val="7"/>
+  </w:num>
+  <w:num w:numId="3">
+    <w:abstractNumId w:val="8"/>
+  </w:num>
+  <w:num w:numId="4">
     <w:abstractNumId w:val="3"/>
   </w:num>
-  <w:num w:numId="2" w16cid:durableId="1156409294">
-    <w:abstractNumId w:val="5"/>
-  </w:num>
-  <w:num w:numId="3" w16cid:durableId="801505732">
+  <w:num w:numId="5">
     <w:abstractNumId w:val="6"/>
   </w:num>
-  <w:num w:numId="4" w16cid:durableId="1996519982">
+  <w:num w:numId="6">
+    <w:abstractNumId w:val="10"/>
+  </w:num>
+  <w:num w:numId="7">
+    <w:abstractNumId w:val="9"/>
+  </w:num>
+  <w:num w:numId="8">
+    <w:abstractNumId w:val="1"/>
+  </w:num>
+  <w:num w:numId="9">
+    <w:abstractNumId w:val="11"/>
+  </w:num>
+  <w:num w:numId="10">
     <w:abstractNumId w:val="2"/>
   </w:num>
-  <w:num w:numId="5" w16cid:durableId="26495397">
+  <w:num w:numId="11">
     <w:abstractNumId w:val="4"/>
   </w:num>
-  <w:num w:numId="6" w16cid:durableId="414980283">
-    <w:abstractNumId w:val="8"/>
-  </w:num>
-  <w:num w:numId="7" w16cid:durableId="2059939083">
-    <w:abstractNumId w:val="7"/>
-  </w:num>
-  <w:num w:numId="8" w16cid:durableId="1157838567">
+  <w:num w:numId="12">
     <w:abstractNumId w:val="0"/>
-  </w:num>
-  <w:num w:numId="9" w16cid:durableId="50690045">
-    <w:abstractNumId w:val="9"/>
-  </w:num>
-  <w:num w:numId="10" w16cid:durableId="884946430">
-    <w:abstractNumId w:val="1"/>
   </w:num>
 </w:numbering>
 </file>
 
 <file path=word/styles.xml><?xml version="1.0" encoding="utf-8"?>
-<w:styles xmlns:mc="http://schemas.openxmlformats.org/markup-compatibility/2006" xmlns:r="http://schemas.openxmlformats.org/officeDocument/2006/relationships" xmlns:w="http://schemas.openxmlformats.org/wordprocessingml/2006/main" xmlns:w14="http://schemas.microsoft.com/office/word/2010/wordml" xmlns:w15="http://schemas.microsoft.com/office/word/2012/wordml" xmlns:w16cex="http://schemas.microsoft.com/office/word/2018/wordml/cex" xmlns:w16cid="http://schemas.microsoft.com/office/word/2016/wordml/cid" xmlns:w16="http://schemas.microsoft.com/office/word/2018/wordml" xmlns:w16du="http://schemas.microsoft.com/office/word/2023/wordml/word16du" xmlns:w16sdtdh="http://schemas.microsoft.com/office/word/2020/wordml/sdtdatahash" xmlns:w16sdtfl="http://schemas.microsoft.com/office/word/2024/wordml/sdtformatlock" xmlns:w16se="http://schemas.microsoft.com/office/word/2015/wordml/symex" mc:Ignorable="w14 w15 w16se w16cid w16 w16cex w16sdtdh w16sdtfl w16du">
+<w:styles xmlns:mc="http://schemas.openxmlformats.org/markup-compatibility/2006" xmlns:r="http://schemas.openxmlformats.org/officeDocument/2006/relationships" xmlns:w="http://schemas.openxmlformats.org/wordprocessingml/2006/main" xmlns:w14="http://schemas.microsoft.com/office/word/2010/wordml" xmlns:w15="http://schemas.microsoft.com/office/word/2012/wordml" mc:Ignorable="w14 w15">
   <w:docDefaults>
     <w:rPrDefault>
       <w:rPr>
@@ -5460,7 +9420,7 @@
       </w:pPr>
     </w:pPrDefault>
   </w:docDefaults>
-  <w:latentStyles w:defLockedState="0" w:defUIPriority="99" w:defSemiHidden="0" w:defUnhideWhenUsed="0" w:defQFormat="0" w:count="376">
+  <w:latentStyles w:defLockedState="0" w:defUIPriority="99" w:defSemiHidden="0" w:defUnhideWhenUsed="0" w:defQFormat="0" w:count="371">
     <w:lsdException w:name="Normal" w:uiPriority="0" w:qFormat="1"/>
     <w:lsdException w:name="heading 1" w:uiPriority="9" w:qFormat="1"/>
     <w:lsdException w:name="heading 2" w:semiHidden="1" w:uiPriority="9" w:unhideWhenUsed="1" w:qFormat="1"/>
@@ -5832,11 +9792,6 @@
     <w:lsdException w:name="List Table 5 Dark Accent 6" w:uiPriority="50"/>
     <w:lsdException w:name="List Table 6 Colorful Accent 6" w:uiPriority="51"/>
     <w:lsdException w:name="List Table 7 Colorful Accent 6" w:uiPriority="52"/>
-    <w:lsdException w:name="Mention" w:semiHidden="1" w:unhideWhenUsed="1"/>
-    <w:lsdException w:name="Smart Hyperlink" w:semiHidden="1" w:unhideWhenUsed="1"/>
-    <w:lsdException w:name="Hashtag" w:semiHidden="1" w:unhideWhenUsed="1"/>
-    <w:lsdException w:name="Unresolved Mention" w:semiHidden="1" w:unhideWhenUsed="1"/>
-    <w:lsdException w:name="Smart Link" w:semiHidden="1" w:unhideWhenUsed="1"/>
   </w:latentStyles>
   <w:style w:type="paragraph" w:default="1" w:styleId="Normal">
     <w:name w:val="Normal"/>
@@ -6810,7 +10765,7 @@
 </file>
 
 <file path=customXml/itemProps1.xml><?xml version="1.0" encoding="utf-8"?>
-<ds:datastoreItem xmlns:ds="http://schemas.openxmlformats.org/officeDocument/2006/customXml" ds:itemID="{F6221807-68C7-4B7A-8717-6B3AED6BD09E}">
+<ds:datastoreItem xmlns:ds="http://schemas.openxmlformats.org/officeDocument/2006/customXml" ds:itemID="{5FC3B83F-C0C1-4885-A918-9C987ADC12C4}">
   <ds:schemaRefs>
     <ds:schemaRef ds:uri="http://schemas.openxmlformats.org/officeDocument/2006/bibliography"/>
   </ds:schemaRefs>

--- a/8_Fast API_Git.docx
+++ b/8_Fast API_Git.docx
@@ -1,6 +1,6 @@
 
 <file path=word/document.xml><?xml version="1.0" encoding="utf-8"?>
-<w:document xmlns:wpc="http://schemas.microsoft.com/office/word/2010/wordprocessingCanvas" xmlns:mc="http://schemas.openxmlformats.org/markup-compatibility/2006" xmlns:o="urn:schemas-microsoft-com:office:office" xmlns:r="http://schemas.openxmlformats.org/officeDocument/2006/relationships" xmlns:m="http://schemas.openxmlformats.org/officeDocument/2006/math" xmlns:v="urn:schemas-microsoft-com:vml" xmlns:wp14="http://schemas.microsoft.com/office/word/2010/wordprocessingDrawing" xmlns:wp="http://schemas.openxmlformats.org/drawingml/2006/wordprocessingDrawing" xmlns:w10="urn:schemas-microsoft-com:office:word" xmlns:w="http://schemas.openxmlformats.org/wordprocessingml/2006/main" xmlns:w14="http://schemas.microsoft.com/office/word/2010/wordml" xmlns:w15="http://schemas.microsoft.com/office/word/2012/wordml" xmlns:wpg="http://schemas.microsoft.com/office/word/2010/wordprocessingGroup" xmlns:wpi="http://schemas.microsoft.com/office/word/2010/wordprocessingInk" xmlns:wne="http://schemas.microsoft.com/office/word/2006/wordml" xmlns:wps="http://schemas.microsoft.com/office/word/2010/wordprocessingShape" mc:Ignorable="w14 w15 wp14">
+<w:document xmlns:wpc="http://schemas.microsoft.com/office/word/2010/wordprocessingCanvas" xmlns:cx="http://schemas.microsoft.com/office/drawing/2014/chartex" xmlns:cx1="http://schemas.microsoft.com/office/drawing/2015/9/8/chartex" xmlns:cx2="http://schemas.microsoft.com/office/drawing/2015/10/21/chartex" xmlns:cx3="http://schemas.microsoft.com/office/drawing/2016/5/9/chartex" xmlns:cx4="http://schemas.microsoft.com/office/drawing/2016/5/10/chartex" xmlns:cx5="http://schemas.microsoft.com/office/drawing/2016/5/11/chartex" xmlns:cx6="http://schemas.microsoft.com/office/drawing/2016/5/12/chartex" xmlns:cx7="http://schemas.microsoft.com/office/drawing/2016/5/13/chartex" xmlns:cx8="http://schemas.microsoft.com/office/drawing/2016/5/14/chartex" xmlns:mc="http://schemas.openxmlformats.org/markup-compatibility/2006" xmlns:aink="http://schemas.microsoft.com/office/drawing/2016/ink" xmlns:am3d="http://schemas.microsoft.com/office/drawing/2017/model3d" xmlns:o="urn:schemas-microsoft-com:office:office" xmlns:oel="http://schemas.microsoft.com/office/2019/extlst" xmlns:r="http://schemas.openxmlformats.org/officeDocument/2006/relationships" xmlns:m="http://schemas.openxmlformats.org/officeDocument/2006/math" xmlns:v="urn:schemas-microsoft-com:vml" xmlns:wp14="http://schemas.microsoft.com/office/word/2010/wordprocessingDrawing" xmlns:wp="http://schemas.openxmlformats.org/drawingml/2006/wordprocessingDrawing" xmlns:w10="urn:schemas-microsoft-com:office:word" xmlns:w="http://schemas.openxmlformats.org/wordprocessingml/2006/main" xmlns:w14="http://schemas.microsoft.com/office/word/2010/wordml" xmlns:w15="http://schemas.microsoft.com/office/word/2012/wordml" xmlns:w16cex="http://schemas.microsoft.com/office/word/2018/wordml/cex" xmlns:w16cid="http://schemas.microsoft.com/office/word/2016/wordml/cid" xmlns:w16="http://schemas.microsoft.com/office/word/2018/wordml" xmlns:w16du="http://schemas.microsoft.com/office/word/2023/wordml/word16du" xmlns:w16sdtdh="http://schemas.microsoft.com/office/word/2020/wordml/sdtdatahash" xmlns:w16sdtfl="http://schemas.microsoft.com/office/word/2024/wordml/sdtformatlock" xmlns:w16se="http://schemas.microsoft.com/office/word/2015/wordml/symex" xmlns:wpg="http://schemas.microsoft.com/office/word/2010/wordprocessingGroup" xmlns:wpi="http://schemas.microsoft.com/office/word/2010/wordprocessingInk" xmlns:wne="http://schemas.microsoft.com/office/word/2006/wordml" xmlns:wps="http://schemas.microsoft.com/office/word/2010/wordprocessingShape" mc:Ignorable="w14 w15 w16se w16cid w16 w16cex w16sdtdh w16sdtfl w16du wp14">
   <w:body>
     <w:sdt>
       <w:sdtPr>
@@ -44,11 +44,7 @@
             <w:rPr>
               <w:rFonts w:eastAsiaTheme="minorEastAsia"/>
               <w:noProof/>
-              <w:kern w:val="0"/>
-              <w:sz w:val="22"/>
-              <w:szCs w:val="22"/>
               <w:lang w:eastAsia="en-IN"/>
-              <w14:ligatures w14:val="none"/>
             </w:rPr>
           </w:pPr>
           <w:r>
@@ -60,7 +56,7 @@
           <w:r>
             <w:fldChar w:fldCharType="separate"/>
           </w:r>
-          <w:hyperlink w:anchor="_Toc211189120" w:history="1">
+          <w:hyperlink w:anchor="_Toc211239158" w:history="1">
             <w:r>
               <w:rPr>
                 <w:rStyle w:val="Hyperlink"/>
@@ -90,7 +86,7 @@
                 <w:noProof/>
                 <w:webHidden/>
               </w:rPr>
-              <w:instrText xml:space="preserve"> PAGEREF _Toc211189120 \h </w:instrText>
+              <w:instrText xml:space="preserve"> PAGEREF _Toc211239158 \h </w:instrText>
             </w:r>
             <w:r>
               <w:rPr>
@@ -130,14 +126,10 @@
             <w:rPr>
               <w:rFonts w:eastAsiaTheme="minorEastAsia"/>
               <w:noProof/>
-              <w:kern w:val="0"/>
-              <w:sz w:val="22"/>
-              <w:szCs w:val="22"/>
               <w:lang w:eastAsia="en-IN"/>
-              <w14:ligatures w14:val="none"/>
             </w:rPr>
           </w:pPr>
-          <w:hyperlink w:anchor="_Toc211189121" w:history="1">
+          <w:hyperlink w:anchor="_Toc211239159" w:history="1">
             <w:r>
               <w:rPr>
                 <w:rStyle w:val="Hyperlink"/>
@@ -164,7 +156,7 @@
                 <w:noProof/>
                 <w:webHidden/>
               </w:rPr>
-              <w:instrText xml:space="preserve"> PAGEREF _Toc211189121 \h </w:instrText>
+              <w:instrText xml:space="preserve"> PAGEREF _Toc211239159 \h </w:instrText>
             </w:r>
             <w:r>
               <w:rPr>
@@ -204,14 +196,10 @@
             <w:rPr>
               <w:rFonts w:eastAsiaTheme="minorEastAsia"/>
               <w:noProof/>
-              <w:kern w:val="0"/>
-              <w:sz w:val="22"/>
-              <w:szCs w:val="22"/>
               <w:lang w:eastAsia="en-IN"/>
-              <w14:ligatures w14:val="none"/>
             </w:rPr>
           </w:pPr>
-          <w:hyperlink w:anchor="_Toc211189122" w:history="1">
+          <w:hyperlink w:anchor="_Toc211239160" w:history="1">
             <w:r>
               <w:rPr>
                 <w:rStyle w:val="Hyperlink"/>
@@ -238,7 +226,7 @@
                 <w:noProof/>
                 <w:webHidden/>
               </w:rPr>
-              <w:instrText xml:space="preserve"> PAGEREF _Toc211189122 \h </w:instrText>
+              <w:instrText xml:space="preserve"> PAGEREF _Toc211239160 \h </w:instrText>
             </w:r>
             <w:r>
               <w:rPr>
@@ -278,14 +266,10 @@
             <w:rPr>
               <w:rFonts w:eastAsiaTheme="minorEastAsia"/>
               <w:noProof/>
-              <w:kern w:val="0"/>
-              <w:sz w:val="22"/>
-              <w:szCs w:val="22"/>
               <w:lang w:eastAsia="en-IN"/>
-              <w14:ligatures w14:val="none"/>
             </w:rPr>
           </w:pPr>
-          <w:hyperlink w:anchor="_Toc211189123" w:history="1">
+          <w:hyperlink w:anchor="_Toc211239161" w:history="1">
             <w:r>
               <w:rPr>
                 <w:rStyle w:val="Hyperlink"/>
@@ -312,7 +296,7 @@
                 <w:noProof/>
                 <w:webHidden/>
               </w:rPr>
-              <w:instrText xml:space="preserve"> PAGEREF _Toc211189123 \h </w:instrText>
+              <w:instrText xml:space="preserve"> PAGEREF _Toc211239161 \h </w:instrText>
             </w:r>
             <w:r>
               <w:rPr>
@@ -352,14 +336,10 @@
             <w:rPr>
               <w:rFonts w:eastAsiaTheme="minorEastAsia"/>
               <w:noProof/>
-              <w:kern w:val="0"/>
-              <w:sz w:val="22"/>
-              <w:szCs w:val="22"/>
               <w:lang w:eastAsia="en-IN"/>
-              <w14:ligatures w14:val="none"/>
             </w:rPr>
           </w:pPr>
-          <w:hyperlink w:anchor="_Toc211189124" w:history="1">
+          <w:hyperlink w:anchor="_Toc211239162" w:history="1">
             <w:r>
               <w:rPr>
                 <w:rStyle w:val="Hyperlink"/>
@@ -388,7 +368,7 @@
                 <w:noProof/>
                 <w:webHidden/>
               </w:rPr>
-              <w:instrText xml:space="preserve"> PAGEREF _Toc211189124 \h </w:instrText>
+              <w:instrText xml:space="preserve"> PAGEREF _Toc211239162 \h </w:instrText>
             </w:r>
             <w:r>
               <w:rPr>
@@ -428,14 +408,10 @@
             <w:rPr>
               <w:rFonts w:eastAsiaTheme="minorEastAsia"/>
               <w:noProof/>
-              <w:kern w:val="0"/>
-              <w:sz w:val="22"/>
-              <w:szCs w:val="22"/>
               <w:lang w:eastAsia="en-IN"/>
-              <w14:ligatures w14:val="none"/>
             </w:rPr>
           </w:pPr>
-          <w:hyperlink w:anchor="_Toc211189125" w:history="1">
+          <w:hyperlink w:anchor="_Toc211239163" w:history="1">
             <w:r>
               <w:rPr>
                 <w:rStyle w:val="Hyperlink"/>
@@ -464,7 +440,7 @@
                 <w:noProof/>
                 <w:webHidden/>
               </w:rPr>
-              <w:instrText xml:space="preserve"> PAGEREF _Toc211189125 \h </w:instrText>
+              <w:instrText xml:space="preserve"> PAGEREF _Toc211239163 \h </w:instrText>
             </w:r>
             <w:r>
               <w:rPr>
@@ -499,20 +475,16 @@
           <w:pPr>
             <w:pStyle w:val="TOC2"/>
             <w:tabs>
-              <w:tab w:val="left" w:pos="880"/>
+              <w:tab w:val="left" w:pos="960"/>
               <w:tab w:val="right" w:leader="dot" w:pos="9736"/>
             </w:tabs>
             <w:rPr>
               <w:rFonts w:eastAsiaTheme="minorEastAsia"/>
               <w:noProof/>
-              <w:kern w:val="0"/>
-              <w:sz w:val="22"/>
-              <w:szCs w:val="22"/>
               <w:lang w:eastAsia="en-IN"/>
-              <w14:ligatures w14:val="none"/>
             </w:rPr>
           </w:pPr>
-          <w:hyperlink w:anchor="_Toc211189126" w:history="1">
+          <w:hyperlink w:anchor="_Toc211239164" w:history="1">
             <w:r>
               <w:rPr>
                 <w:rStyle w:val="Hyperlink"/>
@@ -520,7 +492,15 @@
                 <w:noProof/>
                 <w:lang w:eastAsia="en-IN"/>
               </w:rPr>
-              <w:t>2</w:t>
+              <w:t>2.1</w:t>
+            </w:r>
+            <w:r>
+              <w:rPr>
+                <w:rFonts w:eastAsiaTheme="minorEastAsia"/>
+                <w:noProof/>
+                <w:lang w:eastAsia="en-IN"/>
+              </w:rPr>
+              <w:tab/>
             </w:r>
             <w:r>
               <w:rPr>
@@ -529,38 +509,6 @@
                 <w:noProof/>
                 <w:lang w:eastAsia="en-IN"/>
               </w:rPr>
-              <w:t>.</w:t>
-            </w:r>
-            <w:r>
-              <w:rPr>
-                <w:rStyle w:val="Hyperlink"/>
-                <w:rFonts w:eastAsia="Times New Roman"/>
-                <w:noProof/>
-                <w:lang w:eastAsia="en-IN"/>
-              </w:rPr>
-              <w:t>1</w:t>
-            </w:r>
-            <w:r>
-              <w:rPr>
-                <w:rFonts w:eastAsiaTheme="minorEastAsia"/>
-                <w:noProof/>
-                <w:kern w:val="0"/>
-                <w:sz w:val="22"/>
-                <w:szCs w:val="22"/>
-                <w:lang w:eastAsia="en-IN"/>
-                <w14:ligatures w14:val="none"/>
-              </w:rPr>
-              <w:t xml:space="preserve">. </w:t>
-            </w:r>
-            <w:bookmarkStart w:id="0" w:name="_GoBack"/>
-            <w:bookmarkEnd w:id="0"/>
-            <w:r>
-              <w:rPr>
-                <w:rStyle w:val="Hyperlink"/>
-                <w:rFonts w:eastAsia="Times New Roman"/>
-                <w:noProof/>
-                <w:lang w:eastAsia="en-IN"/>
-              </w:rPr>
               <w:t>GET method (Retrieve):</w:t>
             </w:r>
             <w:r>
@@ -582,7 +530,7 @@
                 <w:noProof/>
                 <w:webHidden/>
               </w:rPr>
-              <w:instrText xml:space="preserve"> PAGEREF _Toc211189126 \h </w:instrText>
+              <w:instrText xml:space="preserve"> PAGEREF _Toc211239164 \h </w:instrText>
             </w:r>
             <w:r>
               <w:rPr>
@@ -602,7 +550,7 @@
                 <w:noProof/>
                 <w:webHidden/>
               </w:rPr>
-              <w:t>11</w:t>
+              <w:t>12</w:t>
             </w:r>
             <w:r>
               <w:rPr>
@@ -622,14 +570,10 @@
             <w:rPr>
               <w:rFonts w:eastAsiaTheme="minorEastAsia"/>
               <w:noProof/>
-              <w:kern w:val="0"/>
-              <w:sz w:val="22"/>
-              <w:szCs w:val="22"/>
               <w:lang w:eastAsia="en-IN"/>
-              <w14:ligatures w14:val="none"/>
             </w:rPr>
           </w:pPr>
-          <w:hyperlink w:anchor="_Toc211189127" w:history="1">
+          <w:hyperlink w:anchor="_Toc211239165" w:history="1">
             <w:r>
               <w:rPr>
                 <w:rStyle w:val="Hyperlink"/>
@@ -664,7 +608,7 @@
                 <w:noProof/>
                 <w:webHidden/>
               </w:rPr>
-              <w:instrText xml:space="preserve"> PAGEREF _Toc211189127 \h </w:instrText>
+              <w:instrText xml:space="preserve"> PAGEREF _Toc211239165 \h </w:instrText>
             </w:r>
             <w:r>
               <w:rPr>
@@ -684,7 +628,7 @@
                 <w:noProof/>
                 <w:webHidden/>
               </w:rPr>
-              <w:t>11</w:t>
+              <w:t>12</w:t>
             </w:r>
             <w:r>
               <w:rPr>
@@ -704,14 +648,10 @@
             <w:rPr>
               <w:rFonts w:eastAsiaTheme="minorEastAsia"/>
               <w:noProof/>
-              <w:kern w:val="0"/>
-              <w:sz w:val="22"/>
-              <w:szCs w:val="22"/>
               <w:lang w:eastAsia="en-IN"/>
-              <w14:ligatures w14:val="none"/>
             </w:rPr>
           </w:pPr>
-          <w:hyperlink w:anchor="_Toc211189128" w:history="1">
+          <w:hyperlink w:anchor="_Toc211239166" w:history="1">
             <w:r>
               <w:rPr>
                 <w:rStyle w:val="Hyperlink"/>
@@ -747,7 +687,7 @@
                 <w:noProof/>
                 <w:webHidden/>
               </w:rPr>
-              <w:instrText xml:space="preserve"> PAGEREF _Toc211189128 \h </w:instrText>
+              <w:instrText xml:space="preserve"> PAGEREF _Toc211239166 \h </w:instrText>
             </w:r>
             <w:r>
               <w:rPr>
@@ -767,7 +707,7 @@
                 <w:noProof/>
                 <w:webHidden/>
               </w:rPr>
-              <w:t>11</w:t>
+              <w:t>12</w:t>
             </w:r>
             <w:r>
               <w:rPr>
@@ -787,14 +727,10 @@
             <w:rPr>
               <w:rFonts w:eastAsiaTheme="minorEastAsia"/>
               <w:noProof/>
-              <w:kern w:val="0"/>
-              <w:sz w:val="22"/>
-              <w:szCs w:val="22"/>
               <w:lang w:eastAsia="en-IN"/>
-              <w14:ligatures w14:val="none"/>
             </w:rPr>
           </w:pPr>
-          <w:hyperlink w:anchor="_Toc211189129" w:history="1">
+          <w:hyperlink w:anchor="_Toc211239167" w:history="1">
             <w:r>
               <w:rPr>
                 <w:rStyle w:val="Hyperlink"/>
@@ -823,7 +759,7 @@
                 <w:noProof/>
                 <w:webHidden/>
               </w:rPr>
-              <w:instrText xml:space="preserve"> PAGEREF _Toc211189129 \h </w:instrText>
+              <w:instrText xml:space="preserve"> PAGEREF _Toc211239167 \h </w:instrText>
             </w:r>
             <w:r>
               <w:rPr>
@@ -843,7 +779,7 @@
                 <w:noProof/>
                 <w:webHidden/>
               </w:rPr>
-              <w:t>12</w:t>
+              <w:t>13</w:t>
             </w:r>
             <w:r>
               <w:rPr>
@@ -863,14 +799,10 @@
             <w:rPr>
               <w:rFonts w:eastAsiaTheme="minorEastAsia"/>
               <w:noProof/>
-              <w:kern w:val="0"/>
-              <w:sz w:val="22"/>
-              <w:szCs w:val="22"/>
               <w:lang w:eastAsia="en-IN"/>
-              <w14:ligatures w14:val="none"/>
             </w:rPr>
           </w:pPr>
-          <w:hyperlink w:anchor="_Toc211189130" w:history="1">
+          <w:hyperlink w:anchor="_Toc211239168" w:history="1">
             <w:r>
               <w:rPr>
                 <w:rStyle w:val="Hyperlink"/>
@@ -899,7 +831,7 @@
                 <w:noProof/>
                 <w:webHidden/>
               </w:rPr>
-              <w:instrText xml:space="preserve"> PAGEREF _Toc211189130 \h </w:instrText>
+              <w:instrText xml:space="preserve"> PAGEREF _Toc211239168 \h </w:instrText>
             </w:r>
             <w:r>
               <w:rPr>
@@ -919,7 +851,7 @@
                 <w:noProof/>
                 <w:webHidden/>
               </w:rPr>
-              <w:t>13</w:t>
+              <w:t>14</w:t>
             </w:r>
             <w:r>
               <w:rPr>
@@ -939,14 +871,10 @@
             <w:rPr>
               <w:rFonts w:eastAsiaTheme="minorEastAsia"/>
               <w:noProof/>
-              <w:kern w:val="0"/>
-              <w:sz w:val="22"/>
-              <w:szCs w:val="22"/>
               <w:lang w:eastAsia="en-IN"/>
-              <w14:ligatures w14:val="none"/>
             </w:rPr>
           </w:pPr>
-          <w:hyperlink w:anchor="_Toc211189131" w:history="1">
+          <w:hyperlink w:anchor="_Toc211239169" w:history="1">
             <w:r>
               <w:rPr>
                 <w:rStyle w:val="Hyperlink"/>
@@ -975,7 +903,7 @@
                 <w:noProof/>
                 <w:webHidden/>
               </w:rPr>
-              <w:instrText xml:space="preserve"> PAGEREF _Toc211189131 \h </w:instrText>
+              <w:instrText xml:space="preserve"> PAGEREF _Toc211239169 \h </w:instrText>
             </w:r>
             <w:r>
               <w:rPr>
@@ -995,7 +923,7 @@
                 <w:noProof/>
                 <w:webHidden/>
               </w:rPr>
-              <w:t>14</w:t>
+              <w:t>15</w:t>
             </w:r>
             <w:r>
               <w:rPr>
@@ -1015,14 +943,10 @@
             <w:rPr>
               <w:rFonts w:eastAsiaTheme="minorEastAsia"/>
               <w:noProof/>
-              <w:kern w:val="0"/>
-              <w:sz w:val="22"/>
-              <w:szCs w:val="22"/>
               <w:lang w:eastAsia="en-IN"/>
-              <w14:ligatures w14:val="none"/>
             </w:rPr>
           </w:pPr>
-          <w:hyperlink w:anchor="_Toc211189132" w:history="1">
+          <w:hyperlink w:anchor="_Toc211239170" w:history="1">
             <w:r>
               <w:rPr>
                 <w:rStyle w:val="Hyperlink"/>
@@ -1030,7 +954,25 @@
                 <w:bCs/>
                 <w:noProof/>
               </w:rPr>
-              <w:t>3. Docker:</w:t>
+              <w:t>3. Dock</w:t>
+            </w:r>
+            <w:r>
+              <w:rPr>
+                <w:rStyle w:val="Hyperlink"/>
+                <w:b/>
+                <w:bCs/>
+                <w:noProof/>
+              </w:rPr>
+              <w:t>e</w:t>
+            </w:r>
+            <w:r>
+              <w:rPr>
+                <w:rStyle w:val="Hyperlink"/>
+                <w:b/>
+                <w:bCs/>
+                <w:noProof/>
+              </w:rPr>
+              <w:t>r:</w:t>
             </w:r>
             <w:r>
               <w:rPr>
@@ -1051,7 +993,7 @@
                 <w:noProof/>
                 <w:webHidden/>
               </w:rPr>
-              <w:instrText xml:space="preserve"> PAGEREF _Toc211189132 \h </w:instrText>
+              <w:instrText xml:space="preserve"> PAGEREF _Toc211239170 \h </w:instrText>
             </w:r>
             <w:r>
               <w:rPr>
@@ -1071,7 +1013,7 @@
                 <w:noProof/>
                 <w:webHidden/>
               </w:rPr>
-              <w:t>16</w:t>
+              <w:t>17</w:t>
             </w:r>
             <w:r>
               <w:rPr>
@@ -1121,7 +1063,7 @@
           <w:lang w:val="en-US"/>
         </w:rPr>
       </w:pPr>
-      <w:bookmarkStart w:id="1" w:name="_Toc211189120"/>
+      <w:bookmarkStart w:id="0" w:name="_Toc211239158"/>
       <w:r>
         <w:rPr>
           <w:b/>
@@ -1131,7 +1073,7 @@
         <w:lastRenderedPageBreak/>
         <w:t>Fast API</w:t>
       </w:r>
-      <w:bookmarkEnd w:id="1"/>
+      <w:bookmarkEnd w:id="0"/>
     </w:p>
     <w:p>
       <w:pPr>
@@ -1266,13 +1208,13 @@
           <w:numId w:val="2"/>
         </w:numPr>
       </w:pPr>
-      <w:bookmarkStart w:id="2" w:name="_Toc210996675"/>
-      <w:bookmarkStart w:id="3" w:name="_Toc211189121"/>
+      <w:bookmarkStart w:id="1" w:name="_Toc210996675"/>
+      <w:bookmarkStart w:id="2" w:name="_Toc211239159"/>
       <w:r>
         <w:t>Need for APIs:</w:t>
       </w:r>
+      <w:bookmarkEnd w:id="1"/>
       <w:bookmarkEnd w:id="2"/>
-      <w:bookmarkEnd w:id="3"/>
     </w:p>
     <w:p>
       <w:pPr>
@@ -1384,7 +1326,23 @@
         <w:t>MakeMyTrip</w:t>
       </w:r>
       <w:r>
-        <w:t xml:space="preserve">, Yatra, ixigo etc. in this case we can’t directly give access of our database to these users. So other logical thing to do would be to give access of our backend meaning the code functions or classes which handles request form frontend and returns the data from the database to frontend, same functions from the backend would connect to the users and handles requests from these but these can not be done, as in monolithic architecture the frontend and backend are tightly connected as everything is a part of one integrated application. </w:t>
+        <w:t xml:space="preserve">, Yatra, </w:t>
+      </w:r>
+      <w:proofErr w:type="spellStart"/>
+      <w:r>
+        <w:t>ixigo</w:t>
+      </w:r>
+      <w:proofErr w:type="spellEnd"/>
+      <w:r>
+        <w:t xml:space="preserve"> etc. in this case we can’t directly give access of our database to these users. So other logical thing to do would be to give access of our backend meaning the code functions or classes which handles request form frontend and returns the data from the database to frontend, same functions from the backend would connect to the users and handles requests from these but these </w:t>
+      </w:r>
+      <w:proofErr w:type="spellStart"/>
+      <w:r>
+        <w:t>can not</w:t>
+      </w:r>
+      <w:proofErr w:type="spellEnd"/>
+      <w:r>
+        <w:t xml:space="preserve"> be done, as in monolithic architecture the frontend and backend are tightly connected as everything is a part of one integrated application. </w:t>
       </w:r>
     </w:p>
     <w:p>
@@ -1394,6 +1352,7 @@
         <w:jc w:val="both"/>
       </w:pPr>
       <w:r>
+        <w:lastRenderedPageBreak/>
         <w:t xml:space="preserve">Solution for above issue, </w:t>
       </w:r>
       <w:r>
@@ -1414,7 +1373,6 @@
           <w:noProof/>
           <w:lang w:eastAsia="en-IN"/>
         </w:rPr>
-        <w:lastRenderedPageBreak/>
         <w:drawing>
           <wp:inline distT="0" distB="0" distL="0" distR="0" wp14:anchorId="3A415EAD" wp14:editId="617B84FE">
             <wp:extent cx="5143500" cy="3257550"/>
@@ -1588,6 +1546,7 @@
         <w:jc w:val="both"/>
       </w:pPr>
       <w:r>
+        <w:lastRenderedPageBreak/>
         <w:t>For multiple device application like Android, windows and IOS front end of the application</w:t>
       </w:r>
       <w:r>
@@ -1611,7 +1570,6 @@
           <w:noProof/>
           <w:lang w:eastAsia="en-IN"/>
         </w:rPr>
-        <w:lastRenderedPageBreak/>
         <w:drawing>
           <wp:inline distT="0" distB="0" distL="0" distR="0" wp14:anchorId="64F000D6" wp14:editId="0378C6F2">
             <wp:extent cx="3695700" cy="2066925"/>
@@ -1681,7 +1639,15 @@
         <w:t xml:space="preserve">Similar to software monolithic architecture, </w:t>
       </w:r>
       <w:r>
-        <w:t xml:space="preserve">ML model interacts with backend through functions in backend and backend receives those request directly from frontend are these are coupled tightly. </w:t>
+        <w:t xml:space="preserve">ML model interacts with backend through functions in backend and backend receives </w:t>
+      </w:r>
+      <w:proofErr w:type="gramStart"/>
+      <w:r>
+        <w:t>those request</w:t>
+      </w:r>
+      <w:proofErr w:type="gramEnd"/>
+      <w:r>
+        <w:t xml:space="preserve"> directly from frontend are these are coupled tightly. </w:t>
       </w:r>
       <w:r>
         <w:t xml:space="preserve"> </w:t>
@@ -1759,7 +1725,23 @@
           <w:b/>
           <w:bCs/>
         </w:rPr>
-        <w:t>Now with APIs the exactly same change happens in ML applications, the only difference is instead of database the backends interacts with model file(binary file)</w:t>
+        <w:t xml:space="preserve">Now with APIs the exactly same change happens in ML applications, the only difference is instead of database the backends interacts with model </w:t>
+      </w:r>
+      <w:proofErr w:type="gramStart"/>
+      <w:r>
+        <w:rPr>
+          <w:b/>
+          <w:bCs/>
+        </w:rPr>
+        <w:t>file(</w:t>
+      </w:r>
+      <w:proofErr w:type="gramEnd"/>
+      <w:r>
+        <w:rPr>
+          <w:b/>
+          <w:bCs/>
+        </w:rPr>
+        <w:t>binary file)</w:t>
       </w:r>
     </w:p>
     <w:p>
@@ -1828,7 +1810,7 @@
         </w:numPr>
         <w:jc w:val="both"/>
       </w:pPr>
-      <w:bookmarkStart w:id="4" w:name="_Toc211189122"/>
+      <w:bookmarkStart w:id="3" w:name="_Toc211239160"/>
       <w:r>
         <w:rPr>
           <w:rStyle w:val="Heading2Char"/>
@@ -1846,7 +1828,7 @@
         </w:rPr>
         <w:t>Fast API:</w:t>
       </w:r>
-      <w:bookmarkEnd w:id="4"/>
+      <w:bookmarkEnd w:id="3"/>
       <w:r>
         <w:rPr>
           <w:sz w:val="22"/>
@@ -1867,7 +1849,23 @@
         <w:jc w:val="both"/>
       </w:pPr>
       <w:r>
-        <w:t xml:space="preserve">It is based on two python libraries Starlette and Pydantic, Starlette, where Starlette handles the request meaning the all the request from the user to the backend and the response from the backend to the user. Whereas the Pydantic handles the data validation part of the returned output. </w:t>
+        <w:t xml:space="preserve">It is based on two python libraries Starlette and </w:t>
+      </w:r>
+      <w:proofErr w:type="spellStart"/>
+      <w:r>
+        <w:t>Pydantic</w:t>
+      </w:r>
+      <w:proofErr w:type="spellEnd"/>
+      <w:r>
+        <w:t xml:space="preserve">, Starlette, where Starlette handles the request meaning the all the request from the user to the backend and the response from the backend to the user. Whereas the </w:t>
+      </w:r>
+      <w:proofErr w:type="spellStart"/>
+      <w:r>
+        <w:t>Pydantic</w:t>
+      </w:r>
+      <w:proofErr w:type="spellEnd"/>
+      <w:r>
+        <w:t xml:space="preserve"> handles the data validation part of the returned output. </w:t>
       </w:r>
     </w:p>
     <w:p>
@@ -2163,7 +2161,7 @@
           <w:szCs w:val="28"/>
         </w:rPr>
       </w:pPr>
-      <w:bookmarkStart w:id="5" w:name="_Toc211189123"/>
+      <w:bookmarkStart w:id="4" w:name="_Toc211239161"/>
       <w:r>
         <w:rPr>
           <w:sz w:val="28"/>
@@ -2171,7 +2169,7 @@
         </w:rPr>
         <w:t>Flask API vs Fast API</w:t>
       </w:r>
-      <w:bookmarkEnd w:id="5"/>
+      <w:bookmarkEnd w:id="4"/>
     </w:p>
     <w:p>
       <w:pPr>
@@ -2251,10 +2249,10 @@
         <w:tblLook w:val="04A0" w:firstRow="1" w:lastRow="0" w:firstColumn="1" w:lastColumn="0" w:noHBand="0" w:noVBand="1"/>
       </w:tblPr>
       <w:tblGrid>
-        <w:gridCol w:w="1521"/>
-        <w:gridCol w:w="1967"/>
-        <w:gridCol w:w="1375"/>
-        <w:gridCol w:w="4174"/>
+        <w:gridCol w:w="1462"/>
+        <w:gridCol w:w="1959"/>
+        <w:gridCol w:w="1381"/>
+        <w:gridCol w:w="4235"/>
       </w:tblGrid>
       <w:tr>
         <w:trPr>
@@ -2471,13 +2469,47 @@
                 <w:bCs/>
               </w:rPr>
             </w:pPr>
+            <w:proofErr w:type="spellStart"/>
             <w:r>
               <w:rPr>
                 <w:b/>
                 <w:bCs/>
               </w:rPr>
-              <w:t>Gunicorn, uWSGI, Waitress, gevent</w:t>
-            </w:r>
+              <w:t>Gunicorn</w:t>
+            </w:r>
+            <w:proofErr w:type="spellEnd"/>
+            <w:r>
+              <w:rPr>
+                <w:b/>
+                <w:bCs/>
+              </w:rPr>
+              <w:t xml:space="preserve">, </w:t>
+            </w:r>
+            <w:proofErr w:type="spellStart"/>
+            <w:r>
+              <w:rPr>
+                <w:b/>
+                <w:bCs/>
+              </w:rPr>
+              <w:t>uWSGI</w:t>
+            </w:r>
+            <w:proofErr w:type="spellEnd"/>
+            <w:r>
+              <w:rPr>
+                <w:b/>
+                <w:bCs/>
+              </w:rPr>
+              <w:t xml:space="preserve">, Waitress, </w:t>
+            </w:r>
+            <w:proofErr w:type="spellStart"/>
+            <w:r>
+              <w:rPr>
+                <w:b/>
+                <w:bCs/>
+              </w:rPr>
+              <w:t>gevent</w:t>
+            </w:r>
+            <w:proofErr w:type="spellEnd"/>
           </w:p>
         </w:tc>
         <w:tc>
@@ -2581,6 +2613,7 @@
                 <w:bCs/>
               </w:rPr>
             </w:pPr>
+            <w:proofErr w:type="spellStart"/>
             <w:r>
               <w:rPr>
                 <w:b/>
@@ -2588,6 +2621,7 @@
               </w:rPr>
               <w:t>FastAPI</w:t>
             </w:r>
+            <w:proofErr w:type="spellEnd"/>
           </w:p>
         </w:tc>
         <w:tc>
@@ -2616,13 +2650,31 @@
                 <w:bCs/>
               </w:rPr>
             </w:pPr>
+            <w:proofErr w:type="spellStart"/>
             <w:r>
               <w:rPr>
                 <w:b/>
                 <w:bCs/>
               </w:rPr>
-              <w:t>Uvicorn, Daphne, Hypercorn</w:t>
-            </w:r>
+              <w:t>Uvicorn</w:t>
+            </w:r>
+            <w:proofErr w:type="spellEnd"/>
+            <w:r>
+              <w:rPr>
+                <w:b/>
+                <w:bCs/>
+              </w:rPr>
+              <w:t xml:space="preserve">, Daphne, </w:t>
+            </w:r>
+            <w:proofErr w:type="spellStart"/>
+            <w:r>
+              <w:rPr>
+                <w:b/>
+                <w:bCs/>
+              </w:rPr>
+              <w:t>Hypercorn</w:t>
+            </w:r>
+            <w:proofErr w:type="spellEnd"/>
           </w:p>
         </w:tc>
         <w:tc>
@@ -2712,7 +2764,79 @@
       </w:pPr>
       <w:r>
         <w:lastRenderedPageBreak/>
-        <w:t>Flask and FastAPI are both powerful Python web frameworks with different focuses. Flask uses the synchronous WSGI protocol and popular web servers like Gunicorn and uWSGI, making it well-suited for traditional, simpler web applications and quick prototypes. FastAPI utilizes the modern asynchronous ASGI protocol with ASGI servers such as Uvicorn and Daphne, providing native async support for higher concurrency, WebSockets, and real-time features. FastAPI is designed for high-performance APIs and microservices, supporting automatic validation and documentation, while Flask offers great flexibility and mature ecosystem support. In summary, Flask is ideal for synchronous, straightforward apps, whereas FastAPI excels in async-heavy, scalable applications with modern protocol features. Both frameworks rely on their respective gateway interfaces (WSGI for Flask and ASGI for FastAPI) to mediate between the web server and the Python API code.</w:t>
+        <w:t xml:space="preserve">Flask and </w:t>
+      </w:r>
+      <w:proofErr w:type="spellStart"/>
+      <w:r>
+        <w:t>FastAPI</w:t>
+      </w:r>
+      <w:proofErr w:type="spellEnd"/>
+      <w:r>
+        <w:t xml:space="preserve"> are both powerful Python web frameworks with different focuses. Flask uses the synchronous WSGI protocol and popular web servers like </w:t>
+      </w:r>
+      <w:proofErr w:type="spellStart"/>
+      <w:r>
+        <w:t>Gunicorn</w:t>
+      </w:r>
+      <w:proofErr w:type="spellEnd"/>
+      <w:r>
+        <w:t xml:space="preserve"> and </w:t>
+      </w:r>
+      <w:proofErr w:type="spellStart"/>
+      <w:r>
+        <w:t>uWSGI</w:t>
+      </w:r>
+      <w:proofErr w:type="spellEnd"/>
+      <w:r>
+        <w:t xml:space="preserve">, making it well-suited for traditional, simpler web applications and quick prototypes. </w:t>
+      </w:r>
+      <w:proofErr w:type="spellStart"/>
+      <w:r>
+        <w:t>FastAPI</w:t>
+      </w:r>
+      <w:proofErr w:type="spellEnd"/>
+      <w:r>
+        <w:t xml:space="preserve"> utilizes the modern asynchronous ASGI protocol with ASGI servers such as </w:t>
+      </w:r>
+      <w:proofErr w:type="spellStart"/>
+      <w:r>
+        <w:t>Uvicorn</w:t>
+      </w:r>
+      <w:proofErr w:type="spellEnd"/>
+      <w:r>
+        <w:t xml:space="preserve"> and Daphne, providing native async support for higher concurrency, </w:t>
+      </w:r>
+      <w:proofErr w:type="spellStart"/>
+      <w:r>
+        <w:t>WebSockets</w:t>
+      </w:r>
+      <w:proofErr w:type="spellEnd"/>
+      <w:r>
+        <w:t xml:space="preserve">, and real-time features. </w:t>
+      </w:r>
+      <w:proofErr w:type="spellStart"/>
+      <w:r>
+        <w:t>FastAPI</w:t>
+      </w:r>
+      <w:proofErr w:type="spellEnd"/>
+      <w:r>
+        <w:t xml:space="preserve"> is designed for high-performance APIs and microservices, supporting automatic validation and documentation, while Flask offers great flexibility and mature ecosystem support. In summary, Flask is ideal for synchronous, straightforward apps, whereas </w:t>
+      </w:r>
+      <w:proofErr w:type="spellStart"/>
+      <w:r>
+        <w:t>FastAPI</w:t>
+      </w:r>
+      <w:proofErr w:type="spellEnd"/>
+      <w:r>
+        <w:t xml:space="preserve"> excels in async-heavy, scalable applications with modern protocol features. Both frameworks rely on their respective gateway interfaces (WSGI for Flask and ASGI for </w:t>
+      </w:r>
+      <w:proofErr w:type="spellStart"/>
+      <w:r>
+        <w:t>FastAPI</w:t>
+      </w:r>
+      <w:proofErr w:type="spellEnd"/>
+      <w:r>
+        <w:t>) to mediate between the web server and the Python API code.</w:t>
       </w:r>
     </w:p>
     <w:p>
@@ -2731,8 +2855,44 @@
         <w:rPr>
           <w:b/>
         </w:rPr>
-        <w:t>pip install fastapi uvicorn pydantic</w:t>
-      </w:r>
+        <w:t xml:space="preserve">pip install </w:t>
+      </w:r>
+      <w:proofErr w:type="spellStart"/>
+      <w:r>
+        <w:rPr>
+          <w:b/>
+        </w:rPr>
+        <w:t>fastapi</w:t>
+      </w:r>
+      <w:proofErr w:type="spellEnd"/>
+      <w:r>
+        <w:rPr>
+          <w:b/>
+        </w:rPr>
+        <w:t xml:space="preserve"> </w:t>
+      </w:r>
+      <w:proofErr w:type="spellStart"/>
+      <w:r>
+        <w:rPr>
+          <w:b/>
+        </w:rPr>
+        <w:t>uvicorn</w:t>
+      </w:r>
+      <w:proofErr w:type="spellEnd"/>
+      <w:r>
+        <w:rPr>
+          <w:b/>
+        </w:rPr>
+        <w:t xml:space="preserve"> </w:t>
+      </w:r>
+      <w:proofErr w:type="spellStart"/>
+      <w:r>
+        <w:rPr>
+          <w:b/>
+        </w:rPr>
+        <w:t>pydantic</w:t>
+      </w:r>
+      <w:proofErr w:type="spellEnd"/>
     </w:p>
     <w:p>
       <w:pPr>
@@ -2762,11 +2922,33 @@
           <w:b/>
         </w:rPr>
       </w:pPr>
+      <w:proofErr w:type="spellStart"/>
       <w:r>
         <w:rPr>
           <w:b/>
         </w:rPr>
-        <w:t>uvicorn main:app –reload</w:t>
+        <w:t>uvicorn</w:t>
+      </w:r>
+      <w:proofErr w:type="spellEnd"/>
+      <w:r>
+        <w:rPr>
+          <w:b/>
+        </w:rPr>
+        <w:t xml:space="preserve"> </w:t>
+      </w:r>
+      <w:proofErr w:type="spellStart"/>
+      <w:r>
+        <w:rPr>
+          <w:b/>
+        </w:rPr>
+        <w:t>main:app</w:t>
+      </w:r>
+      <w:proofErr w:type="spellEnd"/>
+      <w:r>
+        <w:rPr>
+          <w:b/>
+        </w:rPr>
+        <w:t xml:space="preserve"> –reload</w:t>
       </w:r>
     </w:p>
     <w:p>
@@ -2779,7 +2961,15 @@
         <w:t>Run</w:t>
       </w:r>
       <w:r>
-        <w:t xml:space="preserve"> the file, with main as file name app as fastapi object and –reload to auto reload the API page on saving the python file. </w:t>
+        <w:t xml:space="preserve"> the file, with main as file name app as </w:t>
+      </w:r>
+      <w:proofErr w:type="spellStart"/>
+      <w:r>
+        <w:t>fastapi</w:t>
+      </w:r>
+      <w:proofErr w:type="spellEnd"/>
+      <w:r>
+        <w:t xml:space="preserve"> object and –reload to auto reload the API page on saving the python file. </w:t>
       </w:r>
     </w:p>
     <w:p>
@@ -2815,8 +3005,13 @@
         <w:t xml:space="preserve">Maintain patient data with all the personal and medical details of the patient as would </w:t>
       </w:r>
       <w:r>
-        <w:t>be mentioned on the case paper. And we’ll create this endpoints</w:t>
-      </w:r>
+        <w:t xml:space="preserve">be mentioned on the case paper. And we’ll create </w:t>
+      </w:r>
+      <w:proofErr w:type="gramStart"/>
+      <w:r>
+        <w:t>this endpoints</w:t>
+      </w:r>
+      <w:proofErr w:type="gramEnd"/>
       <w:r>
         <w:t>.</w:t>
       </w:r>
@@ -2829,8 +3024,13 @@
         <w:jc w:val="both"/>
       </w:pPr>
       <w:r>
-        <w:t>/create</w:t>
-      </w:r>
+        <w:t>/</w:t>
+      </w:r>
+      <w:proofErr w:type="gramStart"/>
+      <w:r>
+        <w:t>create</w:t>
+      </w:r>
+      <w:proofErr w:type="gramEnd"/>
     </w:p>
     <w:p>
       <w:pPr>
@@ -2840,8 +3040,13 @@
         <w:jc w:val="both"/>
       </w:pPr>
       <w:r>
-        <w:t>/view</w:t>
-      </w:r>
+        <w:t>/</w:t>
+      </w:r>
+      <w:proofErr w:type="gramStart"/>
+      <w:r>
+        <w:t>view</w:t>
+      </w:r>
+      <w:proofErr w:type="gramEnd"/>
     </w:p>
     <w:p>
       <w:pPr>
@@ -2851,8 +3056,21 @@
         <w:jc w:val="both"/>
       </w:pPr>
       <w:r>
-        <w:t>/view with patient_id</w:t>
-      </w:r>
+        <w:t>/</w:t>
+      </w:r>
+      <w:proofErr w:type="gramStart"/>
+      <w:r>
+        <w:t>view</w:t>
+      </w:r>
+      <w:proofErr w:type="gramEnd"/>
+      <w:r>
+        <w:t xml:space="preserve"> with </w:t>
+      </w:r>
+      <w:proofErr w:type="spellStart"/>
+      <w:r>
+        <w:t>patient_id</w:t>
+      </w:r>
+      <w:proofErr w:type="spellEnd"/>
     </w:p>
     <w:p>
       <w:pPr>
@@ -2862,8 +3080,21 @@
         <w:jc w:val="both"/>
       </w:pPr>
       <w:r>
-        <w:t>/update with patient_id</w:t>
-      </w:r>
+        <w:t>/</w:t>
+      </w:r>
+      <w:proofErr w:type="gramStart"/>
+      <w:r>
+        <w:t>update</w:t>
+      </w:r>
+      <w:proofErr w:type="gramEnd"/>
+      <w:r>
+        <w:t xml:space="preserve"> with </w:t>
+      </w:r>
+      <w:proofErr w:type="spellStart"/>
+      <w:r>
+        <w:t>patient_id</w:t>
+      </w:r>
+      <w:proofErr w:type="spellEnd"/>
     </w:p>
     <w:p>
       <w:pPr>
@@ -2873,8 +3104,21 @@
         <w:jc w:val="both"/>
       </w:pPr>
       <w:r>
-        <w:t>/delete with patient_id</w:t>
-      </w:r>
+        <w:t>/</w:t>
+      </w:r>
+      <w:proofErr w:type="gramStart"/>
+      <w:r>
+        <w:t>delete</w:t>
+      </w:r>
+      <w:proofErr w:type="gramEnd"/>
+      <w:r>
+        <w:t xml:space="preserve"> with </w:t>
+      </w:r>
+      <w:proofErr w:type="spellStart"/>
+      <w:r>
+        <w:t>patient_id</w:t>
+      </w:r>
+      <w:proofErr w:type="spellEnd"/>
     </w:p>
     <w:p>
       <w:pPr>
@@ -2899,7 +3143,7 @@
           <w:szCs w:val="32"/>
         </w:rPr>
       </w:pPr>
-      <w:bookmarkStart w:id="6" w:name="_Toc211189124"/>
+      <w:bookmarkStart w:id="5" w:name="_Toc211239162"/>
       <w:r>
         <w:rPr>
           <w:b/>
@@ -2909,7 +3153,7 @@
         </w:rPr>
         <w:t>HTTP methods:</w:t>
       </w:r>
-      <w:bookmarkEnd w:id="6"/>
+      <w:bookmarkEnd w:id="5"/>
     </w:p>
     <w:p>
       <w:pPr>
@@ -2941,7 +3185,21 @@
         <w:rPr>
           <w:rFonts w:asciiTheme="minorHAnsi" w:hAnsiTheme="minorHAnsi"/>
         </w:rPr>
-        <w:t xml:space="preserve"> → Fixed, precompiled, predictable; same behavior for all users (e.g., Notepad, Minesweeper).</w:t>
+        <w:t xml:space="preserve"> → Fixed, precompiled, predictable; same </w:t>
+      </w:r>
+      <w:proofErr w:type="spellStart"/>
+      <w:r>
+        <w:rPr>
+          <w:rFonts w:asciiTheme="minorHAnsi" w:hAnsiTheme="minorHAnsi"/>
+        </w:rPr>
+        <w:t>behavior</w:t>
+      </w:r>
+      <w:proofErr w:type="spellEnd"/>
+      <w:r>
+        <w:rPr>
+          <w:rFonts w:asciiTheme="minorHAnsi" w:hAnsiTheme="minorHAnsi"/>
+        </w:rPr>
+        <w:t xml:space="preserve"> for all users (e.g., Notepad, Minesweeper).</w:t>
       </w:r>
     </w:p>
     <w:p>
@@ -3076,7 +3334,27 @@
           <w:lang w:eastAsia="en-IN"/>
           <w14:ligatures w14:val="none"/>
         </w:rPr>
-        <w:t xml:space="preserve"> are not directly possible on website application as websites are installed on somewhere else unlike traditional software. So the communication for these 4 interactions happens through a protocol called as HTTP protocol with 4 verbs, e</w:t>
+        <w:t xml:space="preserve"> are not directly possible on website application as websites are installed on somewhere else unlike traditional software. </w:t>
+      </w:r>
+      <w:proofErr w:type="gramStart"/>
+      <w:r>
+        <w:rPr>
+          <w:rFonts w:eastAsia="Times New Roman" w:cs="Times New Roman"/>
+          <w:kern w:val="0"/>
+          <w:lang w:eastAsia="en-IN"/>
+          <w14:ligatures w14:val="none"/>
+        </w:rPr>
+        <w:t>So</w:t>
+      </w:r>
+      <w:proofErr w:type="gramEnd"/>
+      <w:r>
+        <w:rPr>
+          <w:rFonts w:eastAsia="Times New Roman" w:cs="Times New Roman"/>
+          <w:kern w:val="0"/>
+          <w:lang w:eastAsia="en-IN"/>
+          <w14:ligatures w14:val="none"/>
+        </w:rPr>
+        <w:t xml:space="preserve"> the communication for these 4 interactions happens through a protocol called as HTTP protocol with 4 verbs, e</w:t>
       </w:r>
       <w:r>
         <w:rPr>
@@ -3197,7 +3475,7 @@
           <w:lang w:eastAsia="en-IN"/>
         </w:rPr>
       </w:pPr>
-      <w:bookmarkStart w:id="7" w:name="_Toc211189125"/>
+      <w:bookmarkStart w:id="6" w:name="_Toc211239163"/>
       <w:r>
         <w:rPr>
           <w:rFonts w:asciiTheme="minorHAnsi" w:eastAsia="Times New Roman" w:hAnsiTheme="minorHAnsi"/>
@@ -3205,7 +3483,7 @@
         </w:rPr>
         <w:t>Status codes:</w:t>
       </w:r>
-      <w:bookmarkEnd w:id="7"/>
+      <w:bookmarkEnd w:id="6"/>
     </w:p>
     <w:p>
       <w:pPr>
@@ -3217,12 +3495,14 @@
       <w:r>
         <w:t xml:space="preserve">In </w:t>
       </w:r>
+      <w:proofErr w:type="spellStart"/>
       <w:r>
         <w:rPr>
           <w:rStyle w:val="Strong"/>
         </w:rPr>
         <w:t>FastAPI</w:t>
       </w:r>
+      <w:proofErr w:type="spellEnd"/>
       <w:r>
         <w:t xml:space="preserve">, </w:t>
       </w:r>
@@ -3258,10 +3538,10 @@
         <w:tblLook w:val="04A0" w:firstRow="1" w:lastRow="0" w:firstColumn="1" w:lastColumn="0" w:noHBand="0" w:noVBand="1"/>
       </w:tblPr>
       <w:tblGrid>
-        <w:gridCol w:w="1116"/>
-        <w:gridCol w:w="1350"/>
-        <w:gridCol w:w="1448"/>
-        <w:gridCol w:w="5832"/>
+        <w:gridCol w:w="1064"/>
+        <w:gridCol w:w="1298"/>
+        <w:gridCol w:w="1462"/>
+        <w:gridCol w:w="5922"/>
       </w:tblGrid>
       <w:tr>
         <w:trPr>
@@ -3976,7 +4256,27 @@
                 <w:lang w:eastAsia="en-IN"/>
                 <w14:ligatures w14:val="none"/>
               </w:rPr>
-              <w:t>Server failed to fulfill a valid request</w:t>
+              <w:t xml:space="preserve">Server failed to </w:t>
+            </w:r>
+            <w:proofErr w:type="spellStart"/>
+            <w:r>
+              <w:rPr>
+                <w:rFonts w:eastAsia="Times New Roman" w:cs="Times New Roman"/>
+                <w:kern w:val="0"/>
+                <w:lang w:eastAsia="en-IN"/>
+                <w14:ligatures w14:val="none"/>
+              </w:rPr>
+              <w:t>fulfill</w:t>
+            </w:r>
+            <w:proofErr w:type="spellEnd"/>
+            <w:r>
+              <w:rPr>
+                <w:rFonts w:eastAsia="Times New Roman" w:cs="Times New Roman"/>
+                <w:kern w:val="0"/>
+                <w:lang w:eastAsia="en-IN"/>
+                <w14:ligatures w14:val="none"/>
+              </w:rPr>
+              <w:t xml:space="preserve"> a valid request</w:t>
             </w:r>
           </w:p>
         </w:tc>
@@ -4020,7 +4320,6 @@
         <w:rPr>
           <w:lang w:eastAsia="en-IN"/>
         </w:rPr>
-        <w:lastRenderedPageBreak/>
         <w:t>Details of 1XX</w:t>
       </w:r>
     </w:p>
@@ -4226,7 +4525,27 @@
                 <w:lang w:eastAsia="en-IN"/>
                 <w14:ligatures w14:val="none"/>
               </w:rPr>
-              <w:t>Server received the initial request, client can proceed with the rest</w:t>
+              <w:t xml:space="preserve">Server received the initial </w:t>
+            </w:r>
+            <w:proofErr w:type="gramStart"/>
+            <w:r>
+              <w:rPr>
+                <w:rFonts w:ascii="Times New Roman" w:eastAsia="Times New Roman" w:hAnsi="Times New Roman" w:cs="Times New Roman"/>
+                <w:kern w:val="0"/>
+                <w:lang w:eastAsia="en-IN"/>
+                <w14:ligatures w14:val="none"/>
+              </w:rPr>
+              <w:t>request,</w:t>
+            </w:r>
+            <w:proofErr w:type="gramEnd"/>
+            <w:r>
+              <w:rPr>
+                <w:rFonts w:ascii="Times New Roman" w:eastAsia="Times New Roman" w:hAnsi="Times New Roman" w:cs="Times New Roman"/>
+                <w:kern w:val="0"/>
+                <w:lang w:eastAsia="en-IN"/>
+                <w14:ligatures w14:val="none"/>
+              </w:rPr>
+              <w:t xml:space="preserve"> client can proceed with the rest</w:t>
             </w:r>
           </w:p>
         </w:tc>
@@ -5046,9 +5365,9 @@
         <w:tblLook w:val="04A0" w:firstRow="1" w:lastRow="0" w:firstColumn="1" w:lastColumn="0" w:noHBand="0" w:noVBand="1"/>
       </w:tblPr>
       <w:tblGrid>
-        <w:gridCol w:w="675"/>
-        <w:gridCol w:w="2195"/>
-        <w:gridCol w:w="5412"/>
+        <w:gridCol w:w="657"/>
+        <w:gridCol w:w="2104"/>
+        <w:gridCol w:w="5199"/>
       </w:tblGrid>
       <w:tr>
         <w:trPr>
@@ -5900,6 +6219,7 @@
                 <w14:ligatures w14:val="none"/>
               </w:rPr>
             </w:pPr>
+            <w:proofErr w:type="spellStart"/>
             <w:r>
               <w:rPr>
                 <w:rFonts w:ascii="Times New Roman" w:eastAsia="Times New Roman" w:hAnsi="Times New Roman" w:cs="Times New Roman"/>
@@ -5907,7 +6227,17 @@
                 <w:lang w:eastAsia="en-IN"/>
                 <w14:ligatures w14:val="none"/>
               </w:rPr>
-              <w:t>Unprocessable Entity</w:t>
+              <w:t>Unprocessable</w:t>
+            </w:r>
+            <w:proofErr w:type="spellEnd"/>
+            <w:r>
+              <w:rPr>
+                <w:rFonts w:ascii="Times New Roman" w:eastAsia="Times New Roman" w:hAnsi="Times New Roman" w:cs="Times New Roman"/>
+                <w:kern w:val="0"/>
+                <w:lang w:eastAsia="en-IN"/>
+                <w14:ligatures w14:val="none"/>
+              </w:rPr>
+              <w:t xml:space="preserve"> Entity</w:t>
             </w:r>
           </w:p>
         </w:tc>
@@ -5934,7 +6264,27 @@
                 <w:lang w:eastAsia="en-IN"/>
                 <w14:ligatures w14:val="none"/>
               </w:rPr>
-              <w:t>Validation error (common in FastAPI)</w:t>
+              <w:t xml:space="preserve">Validation error (common in </w:t>
+            </w:r>
+            <w:proofErr w:type="spellStart"/>
+            <w:r>
+              <w:rPr>
+                <w:rFonts w:ascii="Times New Roman" w:eastAsia="Times New Roman" w:hAnsi="Times New Roman" w:cs="Times New Roman"/>
+                <w:kern w:val="0"/>
+                <w:lang w:eastAsia="en-IN"/>
+                <w14:ligatures w14:val="none"/>
+              </w:rPr>
+              <w:t>FastAPI</w:t>
+            </w:r>
+            <w:proofErr w:type="spellEnd"/>
+            <w:r>
+              <w:rPr>
+                <w:rFonts w:ascii="Times New Roman" w:eastAsia="Times New Roman" w:hAnsi="Times New Roman" w:cs="Times New Roman"/>
+                <w:kern w:val="0"/>
+                <w:lang w:eastAsia="en-IN"/>
+                <w14:ligatures w14:val="none"/>
+              </w:rPr>
+              <w:t>)</w:t>
             </w:r>
           </w:p>
         </w:tc>
@@ -6463,6 +6813,7 @@
           <w:lang w:eastAsia="en-IN"/>
           <w14:ligatures w14:val="none"/>
         </w:rPr>
+        <w:lastRenderedPageBreak/>
         <w:br w:type="page"/>
       </w:r>
     </w:p>
@@ -6480,7 +6831,7 @@
           <w:lang w:eastAsia="en-IN"/>
         </w:rPr>
       </w:pPr>
-      <w:bookmarkStart w:id="8" w:name="_Toc211189126"/>
+      <w:bookmarkStart w:id="7" w:name="_Toc211239164"/>
       <w:r>
         <w:rPr>
           <w:rFonts w:eastAsia="Times New Roman"/>
@@ -6491,7 +6842,7 @@
         <w:lastRenderedPageBreak/>
         <w:t>GET method (Retrieve):</w:t>
       </w:r>
-      <w:bookmarkEnd w:id="8"/>
+      <w:bookmarkEnd w:id="7"/>
       <w:r>
         <w:rPr>
           <w:rFonts w:eastAsia="Times New Roman"/>
@@ -6528,14 +6879,14 @@
           <w:lang w:eastAsia="en-IN"/>
         </w:rPr>
       </w:pPr>
-      <w:bookmarkStart w:id="9" w:name="_Toc211189127"/>
+      <w:bookmarkStart w:id="8" w:name="_Toc211239165"/>
       <w:r>
         <w:rPr>
           <w:sz w:val="26"/>
         </w:rPr>
         <w:t>Path parameters</w:t>
       </w:r>
-      <w:bookmarkEnd w:id="9"/>
+      <w:bookmarkEnd w:id="8"/>
     </w:p>
     <w:p>
       <w:pPr>
@@ -6543,7 +6894,15 @@
         <w:jc w:val="both"/>
       </w:pPr>
       <w:r>
-        <w:t xml:space="preserve">In FastAPI, a </w:t>
+        <w:t xml:space="preserve">In </w:t>
+      </w:r>
+      <w:proofErr w:type="spellStart"/>
+      <w:r>
+        <w:t>FastAPI</w:t>
+      </w:r>
+      <w:proofErr w:type="spellEnd"/>
+      <w:r>
+        <w:t xml:space="preserve">, a </w:t>
       </w:r>
       <w:r>
         <w:rPr>
@@ -6579,11 +6938,9 @@
           <w:sz w:val="24"/>
           <w:szCs w:val="24"/>
         </w:rPr>
-        <w:t>/items/{item_id}</w:t>
-      </w:r>
-      <w:r>
-        <w:t xml:space="preserve">), and FastAPI automatically passes them as arguments to the endpoint function with the same name (e.g., </w:t>
-      </w:r>
+        <w:t>/items/{</w:t>
+      </w:r>
+      <w:proofErr w:type="spellStart"/>
       <w:r>
         <w:rPr>
           <w:rStyle w:val="HTMLCode"/>
@@ -6591,11 +6948,9 @@
           <w:sz w:val="24"/>
           <w:szCs w:val="24"/>
         </w:rPr>
-        <w:t>def read_item(item_id: int)</w:t>
-      </w:r>
-      <w:r>
-        <w:t xml:space="preserve">). If you don’t include </w:t>
-      </w:r>
+        <w:t>item_id</w:t>
+      </w:r>
+      <w:proofErr w:type="spellEnd"/>
       <w:r>
         <w:rPr>
           <w:rStyle w:val="HTMLCode"/>
@@ -6603,10 +6958,18 @@
           <w:sz w:val="24"/>
           <w:szCs w:val="24"/>
         </w:rPr>
-        <w:t>{item_id}</w:t>
-      </w:r>
-      <w:r>
-        <w:t xml:space="preserve"> in the route, FastAPI won’t treat it as a path parameter, and the function will instead expect it as a query parameter (e.g., </w:t>
+        <w:t>}</w:t>
+      </w:r>
+      <w:r>
+        <w:t xml:space="preserve">), and </w:t>
+      </w:r>
+      <w:proofErr w:type="spellStart"/>
+      <w:r>
+        <w:t>FastAPI</w:t>
+      </w:r>
+      <w:proofErr w:type="spellEnd"/>
+      <w:r>
+        <w:t xml:space="preserve"> automatically passes them as arguments to the endpoint function with the same name (e.g., </w:t>
       </w:r>
       <w:r>
         <w:rPr>
@@ -6615,11 +6978,9 @@
           <w:sz w:val="24"/>
           <w:szCs w:val="24"/>
         </w:rPr>
-        <w:t>/items/?item_id=5</w:t>
-      </w:r>
-      <w:r>
-        <w:t xml:space="preserve">). Thus, path params must always be specified in </w:t>
-      </w:r>
+        <w:t xml:space="preserve">def </w:t>
+      </w:r>
+      <w:proofErr w:type="spellStart"/>
       <w:r>
         <w:rPr>
           <w:rStyle w:val="HTMLCode"/>
@@ -6627,35 +6988,9 @@
           <w:sz w:val="24"/>
           <w:szCs w:val="24"/>
         </w:rPr>
-        <w:t>{}</w:t>
-      </w:r>
-      <w:r>
-        <w:t xml:space="preserve"> in the route and matched by name in the endpoint function.</w:t>
-      </w:r>
-    </w:p>
-    <w:p>
-      <w:pPr>
-        <w:spacing w:after="0" w:line="240" w:lineRule="auto"/>
-        <w:jc w:val="both"/>
-      </w:pPr>
-    </w:p>
-    <w:p>
-      <w:pPr>
-        <w:spacing w:after="240" w:line="240" w:lineRule="auto"/>
-        <w:jc w:val="both"/>
-      </w:pPr>
-      <w:r>
-        <w:t xml:space="preserve">In FastAPI, </w:t>
-      </w:r>
-      <w:r>
-        <w:rPr>
-          <w:rStyle w:val="Strong"/>
-        </w:rPr>
-        <w:t>path parameters</w:t>
-      </w:r>
-      <w:r>
-        <w:t xml:space="preserve"> are variables in the URL, defined with curly braces like </w:t>
-      </w:r>
+        <w:t>read_</w:t>
+      </w:r>
+      <w:proofErr w:type="gramStart"/>
       <w:r>
         <w:rPr>
           <w:rStyle w:val="HTMLCode"/>
@@ -6663,11 +6998,9 @@
           <w:sz w:val="24"/>
           <w:szCs w:val="24"/>
         </w:rPr>
-        <w:t>/items/{item_id}</w:t>
-      </w:r>
-      <w:r>
-        <w:t xml:space="preserve">, and FastAPI automatically extracts them and applies type conversion based on your annotations (e.g., </w:t>
-      </w:r>
+        <w:t>item</w:t>
+      </w:r>
+      <w:proofErr w:type="spellEnd"/>
       <w:r>
         <w:rPr>
           <w:rStyle w:val="HTMLCode"/>
@@ -6675,7 +7008,207 @@
           <w:sz w:val="24"/>
           <w:szCs w:val="24"/>
         </w:rPr>
-        <w:t>item_id: int</w:t>
+        <w:t>(</w:t>
+      </w:r>
+      <w:proofErr w:type="spellStart"/>
+      <w:proofErr w:type="gramEnd"/>
+      <w:r>
+        <w:rPr>
+          <w:rStyle w:val="HTMLCode"/>
+          <w:rFonts w:asciiTheme="minorHAnsi" w:eastAsiaTheme="majorEastAsia" w:hAnsiTheme="minorHAnsi"/>
+          <w:sz w:val="24"/>
+          <w:szCs w:val="24"/>
+        </w:rPr>
+        <w:t>item_id</w:t>
+      </w:r>
+      <w:proofErr w:type="spellEnd"/>
+      <w:r>
+        <w:rPr>
+          <w:rStyle w:val="HTMLCode"/>
+          <w:rFonts w:asciiTheme="minorHAnsi" w:eastAsiaTheme="majorEastAsia" w:hAnsiTheme="minorHAnsi"/>
+          <w:sz w:val="24"/>
+          <w:szCs w:val="24"/>
+        </w:rPr>
+        <w:t>: int)</w:t>
+      </w:r>
+      <w:r>
+        <w:t xml:space="preserve">). If you don’t include </w:t>
+      </w:r>
+      <w:r>
+        <w:rPr>
+          <w:rStyle w:val="HTMLCode"/>
+          <w:rFonts w:asciiTheme="minorHAnsi" w:eastAsiaTheme="majorEastAsia" w:hAnsiTheme="minorHAnsi"/>
+          <w:sz w:val="24"/>
+          <w:szCs w:val="24"/>
+        </w:rPr>
+        <w:t>{</w:t>
+      </w:r>
+      <w:proofErr w:type="spellStart"/>
+      <w:r>
+        <w:rPr>
+          <w:rStyle w:val="HTMLCode"/>
+          <w:rFonts w:asciiTheme="minorHAnsi" w:eastAsiaTheme="majorEastAsia" w:hAnsiTheme="minorHAnsi"/>
+          <w:sz w:val="24"/>
+          <w:szCs w:val="24"/>
+        </w:rPr>
+        <w:t>item_id</w:t>
+      </w:r>
+      <w:proofErr w:type="spellEnd"/>
+      <w:r>
+        <w:rPr>
+          <w:rStyle w:val="HTMLCode"/>
+          <w:rFonts w:asciiTheme="minorHAnsi" w:eastAsiaTheme="majorEastAsia" w:hAnsiTheme="minorHAnsi"/>
+          <w:sz w:val="24"/>
+          <w:szCs w:val="24"/>
+        </w:rPr>
+        <w:t>}</w:t>
+      </w:r>
+      <w:r>
+        <w:t xml:space="preserve"> in the route, </w:t>
+      </w:r>
+      <w:proofErr w:type="spellStart"/>
+      <w:r>
+        <w:t>FastAPI</w:t>
+      </w:r>
+      <w:proofErr w:type="spellEnd"/>
+      <w:r>
+        <w:t xml:space="preserve"> won’t treat it as a path parameter, and the function will instead expect it as a query parameter (e.g., </w:t>
+      </w:r>
+      <w:r>
+        <w:rPr>
+          <w:rStyle w:val="HTMLCode"/>
+          <w:rFonts w:asciiTheme="minorHAnsi" w:eastAsiaTheme="majorEastAsia" w:hAnsiTheme="minorHAnsi"/>
+          <w:sz w:val="24"/>
+          <w:szCs w:val="24"/>
+        </w:rPr>
+        <w:t>/items/?</w:t>
+      </w:r>
+      <w:proofErr w:type="spellStart"/>
+      <w:r>
+        <w:rPr>
+          <w:rStyle w:val="HTMLCode"/>
+          <w:rFonts w:asciiTheme="minorHAnsi" w:eastAsiaTheme="majorEastAsia" w:hAnsiTheme="minorHAnsi"/>
+          <w:sz w:val="24"/>
+          <w:szCs w:val="24"/>
+        </w:rPr>
+        <w:t>item_id</w:t>
+      </w:r>
+      <w:proofErr w:type="spellEnd"/>
+      <w:r>
+        <w:rPr>
+          <w:rStyle w:val="HTMLCode"/>
+          <w:rFonts w:asciiTheme="minorHAnsi" w:eastAsiaTheme="majorEastAsia" w:hAnsiTheme="minorHAnsi"/>
+          <w:sz w:val="24"/>
+          <w:szCs w:val="24"/>
+        </w:rPr>
+        <w:t>=5</w:t>
+      </w:r>
+      <w:r>
+        <w:t xml:space="preserve">). Thus, path params must always be specified in </w:t>
+      </w:r>
+      <w:r>
+        <w:rPr>
+          <w:rStyle w:val="HTMLCode"/>
+          <w:rFonts w:asciiTheme="minorHAnsi" w:eastAsiaTheme="majorEastAsia" w:hAnsiTheme="minorHAnsi"/>
+          <w:sz w:val="24"/>
+          <w:szCs w:val="24"/>
+        </w:rPr>
+        <w:t>{}</w:t>
+      </w:r>
+      <w:r>
+        <w:t xml:space="preserve"> in the route and matched by name in the endpoint function.</w:t>
+      </w:r>
+    </w:p>
+    <w:p>
+      <w:pPr>
+        <w:spacing w:after="0" w:line="240" w:lineRule="auto"/>
+        <w:jc w:val="both"/>
+      </w:pPr>
+    </w:p>
+    <w:p>
+      <w:pPr>
+        <w:spacing w:after="240" w:line="240" w:lineRule="auto"/>
+        <w:jc w:val="both"/>
+      </w:pPr>
+      <w:r>
+        <w:t xml:space="preserve">In </w:t>
+      </w:r>
+      <w:proofErr w:type="spellStart"/>
+      <w:r>
+        <w:t>FastAPI</w:t>
+      </w:r>
+      <w:proofErr w:type="spellEnd"/>
+      <w:r>
+        <w:t xml:space="preserve">, </w:t>
+      </w:r>
+      <w:r>
+        <w:rPr>
+          <w:rStyle w:val="Strong"/>
+        </w:rPr>
+        <w:t>path parameters</w:t>
+      </w:r>
+      <w:r>
+        <w:t xml:space="preserve"> are variables in the URL, defined with curly braces like </w:t>
+      </w:r>
+      <w:r>
+        <w:rPr>
+          <w:rStyle w:val="HTMLCode"/>
+          <w:rFonts w:asciiTheme="minorHAnsi" w:eastAsiaTheme="majorEastAsia" w:hAnsiTheme="minorHAnsi"/>
+          <w:sz w:val="24"/>
+          <w:szCs w:val="24"/>
+        </w:rPr>
+        <w:t>/items/{</w:t>
+      </w:r>
+      <w:proofErr w:type="spellStart"/>
+      <w:r>
+        <w:rPr>
+          <w:rStyle w:val="HTMLCode"/>
+          <w:rFonts w:asciiTheme="minorHAnsi" w:eastAsiaTheme="majorEastAsia" w:hAnsiTheme="minorHAnsi"/>
+          <w:sz w:val="24"/>
+          <w:szCs w:val="24"/>
+        </w:rPr>
+        <w:t>item_id</w:t>
+      </w:r>
+      <w:proofErr w:type="spellEnd"/>
+      <w:r>
+        <w:rPr>
+          <w:rStyle w:val="HTMLCode"/>
+          <w:rFonts w:asciiTheme="minorHAnsi" w:eastAsiaTheme="majorEastAsia" w:hAnsiTheme="minorHAnsi"/>
+          <w:sz w:val="24"/>
+          <w:szCs w:val="24"/>
+        </w:rPr>
+        <w:t>}</w:t>
+      </w:r>
+      <w:r>
+        <w:t xml:space="preserve">, and </w:t>
+      </w:r>
+      <w:proofErr w:type="spellStart"/>
+      <w:r>
+        <w:t>FastAPI</w:t>
+      </w:r>
+      <w:proofErr w:type="spellEnd"/>
+      <w:r>
+        <w:t xml:space="preserve"> automatically extracts them and applies type conversion based on your annotations (e.g., </w:t>
+      </w:r>
+      <w:proofErr w:type="spellStart"/>
+      <w:r>
+        <w:rPr>
+          <w:rStyle w:val="HTMLCode"/>
+          <w:rFonts w:asciiTheme="minorHAnsi" w:eastAsiaTheme="majorEastAsia" w:hAnsiTheme="minorHAnsi"/>
+          <w:sz w:val="24"/>
+          <w:szCs w:val="24"/>
+        </w:rPr>
+        <w:t>item_id</w:t>
+      </w:r>
+      <w:proofErr w:type="spellEnd"/>
+      <w:r>
+        <w:rPr>
+          <w:rStyle w:val="HTMLCode"/>
+          <w:rFonts w:asciiTheme="minorHAnsi" w:eastAsiaTheme="majorEastAsia" w:hAnsiTheme="minorHAnsi"/>
+          <w:sz w:val="24"/>
+          <w:szCs w:val="24"/>
+        </w:rPr>
+        <w:t>: int</w:t>
       </w:r>
       <w:r>
         <w:t xml:space="preserve">). The </w:t>
@@ -6711,6 +7244,7 @@
       <w:r>
         <w:t xml:space="preserve"> is used when you need additional control beyond simple type hints, allowing you to add validation (e.g., </w:t>
       </w:r>
+      <w:proofErr w:type="spellStart"/>
       <w:r>
         <w:rPr>
           <w:rStyle w:val="HTMLCode"/>
@@ -6718,10 +7252,28 @@
           <w:sz w:val="24"/>
           <w:szCs w:val="24"/>
         </w:rPr>
-        <w:t>gt=0</w:t>
-      </w:r>
-      <w:r>
-        <w:t xml:space="preserve">), mark parameters as required, provide descriptions, and supply example values for documentation. This is necessary because full Pydantic models cannot be applied directly to URL path parameters, so </w:t>
+        <w:t>gt</w:t>
+      </w:r>
+      <w:proofErr w:type="spellEnd"/>
+      <w:r>
+        <w:rPr>
+          <w:rStyle w:val="HTMLCode"/>
+          <w:rFonts w:asciiTheme="minorHAnsi" w:eastAsiaTheme="majorEastAsia" w:hAnsiTheme="minorHAnsi"/>
+          <w:sz w:val="24"/>
+          <w:szCs w:val="24"/>
+        </w:rPr>
+        <w:t>=0</w:t>
+      </w:r>
+      <w:r>
+        <w:t xml:space="preserve">), mark parameters as required, provide descriptions, and supply example values for documentation. This is necessary because full </w:t>
+      </w:r>
+      <w:proofErr w:type="spellStart"/>
+      <w:r>
+        <w:t>Pydantic</w:t>
+      </w:r>
+      <w:proofErr w:type="spellEnd"/>
+      <w:r>
+        <w:t xml:space="preserve"> models cannot be applied directly to URL path parameters, so </w:t>
       </w:r>
       <w:r>
         <w:rPr>
@@ -6759,7 +7311,7 @@
           <w:sz w:val="26"/>
         </w:rPr>
       </w:pPr>
-      <w:bookmarkStart w:id="10" w:name="_Toc211189128"/>
+      <w:bookmarkStart w:id="9" w:name="_Toc211239166"/>
       <w:r>
         <w:rPr>
           <w:rStyle w:val="Strong"/>
@@ -6767,7 +7319,7 @@
         </w:rPr>
         <w:t>Query parameters</w:t>
       </w:r>
-      <w:bookmarkEnd w:id="10"/>
+      <w:bookmarkEnd w:id="9"/>
       <w:r>
         <w:rPr>
           <w:sz w:val="26"/>
@@ -6871,7 +7423,21 @@
         <w:rPr>
           <w:rFonts w:asciiTheme="minorHAnsi" w:hAnsiTheme="minorHAnsi"/>
         </w:rPr>
-        <w:t xml:space="preserve">. In FastAPI, you define query parameters simply as </w:t>
+        <w:t xml:space="preserve">. In </w:t>
+      </w:r>
+      <w:proofErr w:type="spellStart"/>
+      <w:r>
+        <w:rPr>
+          <w:rFonts w:asciiTheme="minorHAnsi" w:hAnsiTheme="minorHAnsi"/>
+        </w:rPr>
+        <w:t>FastAPI</w:t>
+      </w:r>
+      <w:proofErr w:type="spellEnd"/>
+      <w:r>
+        <w:rPr>
+          <w:rFonts w:asciiTheme="minorHAnsi" w:hAnsiTheme="minorHAnsi"/>
+        </w:rPr>
+        <w:t xml:space="preserve">, you define query parameters simply as </w:t>
       </w:r>
       <w:r>
         <w:rPr>
@@ -6884,7 +7450,21 @@
         <w:rPr>
           <w:rFonts w:asciiTheme="minorHAnsi" w:hAnsiTheme="minorHAnsi"/>
         </w:rPr>
-        <w:t>. FastAPI automatically reads the values from the URL and passes them to the function arguments by name.</w:t>
+        <w:t xml:space="preserve">. </w:t>
+      </w:r>
+      <w:proofErr w:type="spellStart"/>
+      <w:r>
+        <w:rPr>
+          <w:rFonts w:asciiTheme="minorHAnsi" w:hAnsiTheme="minorHAnsi"/>
+        </w:rPr>
+        <w:t>FastAPI</w:t>
+      </w:r>
+      <w:proofErr w:type="spellEnd"/>
+      <w:r>
+        <w:rPr>
+          <w:rFonts w:asciiTheme="minorHAnsi" w:hAnsiTheme="minorHAnsi"/>
+        </w:rPr>
+        <w:t xml:space="preserve"> automatically reads the values from the URL and passes them to the function arguments by name.</w:t>
       </w:r>
     </w:p>
     <w:p>
@@ -7140,7 +7720,7 @@
         <w:lastRenderedPageBreak/>
         <w:t xml:space="preserve"> </w:t>
       </w:r>
-      <w:bookmarkStart w:id="11" w:name="_Toc211189129"/>
+      <w:bookmarkStart w:id="10" w:name="_Toc211239167"/>
       <w:r>
         <w:rPr>
           <w:rFonts w:eastAsia="Times New Roman"/>
@@ -7177,7 +7757,170 @@
         </w:rPr>
         <w:t>):</w:t>
       </w:r>
-      <w:bookmarkEnd w:id="11"/>
+      <w:bookmarkEnd w:id="10"/>
+    </w:p>
+    <w:p>
+      <w:pPr>
+        <w:spacing w:after="80"/>
+        <w:ind w:left="90"/>
+        <w:jc w:val="both"/>
+        <w:rPr>
+          <w:lang w:eastAsia="en-IN"/>
+        </w:rPr>
+      </w:pPr>
+      <w:r>
+        <w:rPr>
+          <w:lang w:eastAsia="en-IN"/>
+        </w:rPr>
+        <w:t xml:space="preserve">Input data is sent by the client to the server is carried by the request body. So, data in JSON format through request body is received by the function in post route endpoint. And then you perform the logic to add/append or create datapoint. </w:t>
+      </w:r>
+    </w:p>
+    <w:p>
+      <w:pPr>
+        <w:spacing w:after="80"/>
+        <w:ind w:left="90"/>
+        <w:jc w:val="both"/>
+        <w:rPr>
+          <w:lang w:eastAsia="en-IN"/>
+        </w:rPr>
+      </w:pPr>
+      <w:r>
+        <w:rPr>
+          <w:lang w:eastAsia="en-IN"/>
+        </w:rPr>
+        <w:t>In concise terms, the request body is the content sent by the client to the server in an API request, holding the data to be processed or stored</w:t>
+      </w:r>
+      <w:r>
+        <w:rPr>
+          <w:lang w:eastAsia="en-IN"/>
+        </w:rPr>
+        <w:t>.</w:t>
+      </w:r>
+      <w:r>
+        <w:rPr>
+          <w:lang w:eastAsia="en-IN"/>
+        </w:rPr>
+        <w:t xml:space="preserve"> </w:t>
+      </w:r>
+    </w:p>
+    <w:p>
+      <w:pPr>
+        <w:ind w:left="90"/>
+        <w:jc w:val="both"/>
+        <w:rPr>
+          <w:lang w:eastAsia="en-IN"/>
+        </w:rPr>
+      </w:pPr>
+      <w:r>
+        <w:rPr>
+          <w:lang w:eastAsia="en-IN"/>
+        </w:rPr>
+        <w:t xml:space="preserve">The POST method in </w:t>
+      </w:r>
+      <w:proofErr w:type="spellStart"/>
+      <w:r>
+        <w:rPr>
+          <w:lang w:eastAsia="en-IN"/>
+        </w:rPr>
+        <w:t>FastAPI</w:t>
+      </w:r>
+      <w:proofErr w:type="spellEnd"/>
+      <w:r>
+        <w:rPr>
+          <w:lang w:eastAsia="en-IN"/>
+        </w:rPr>
+        <w:t xml:space="preserve"> is used to create resources by accepting data sent in the request body, typically formatted as JSON. To implement it, you define a POST endpoint using the @app.post </w:t>
+      </w:r>
+      <w:proofErr w:type="gramStart"/>
+      <w:r>
+        <w:rPr>
+          <w:lang w:eastAsia="en-IN"/>
+        </w:rPr>
+        <w:t>decorator, and</w:t>
+      </w:r>
+      <w:proofErr w:type="gramEnd"/>
+      <w:r>
+        <w:rPr>
+          <w:lang w:eastAsia="en-IN"/>
+        </w:rPr>
+        <w:t xml:space="preserve"> specify a </w:t>
+      </w:r>
+      <w:proofErr w:type="spellStart"/>
+      <w:r>
+        <w:rPr>
+          <w:lang w:eastAsia="en-IN"/>
+        </w:rPr>
+        <w:t>Pydantic</w:t>
+      </w:r>
+      <w:proofErr w:type="spellEnd"/>
+      <w:r>
+        <w:rPr>
+          <w:lang w:eastAsia="en-IN"/>
+        </w:rPr>
+        <w:t xml:space="preserve"> model that validates and parses the incoming data. When the client sends a JSON payload matching the model, </w:t>
+      </w:r>
+      <w:proofErr w:type="spellStart"/>
+      <w:r>
+        <w:rPr>
+          <w:lang w:eastAsia="en-IN"/>
+        </w:rPr>
+        <w:t>FastAPI</w:t>
+      </w:r>
+      <w:proofErr w:type="spellEnd"/>
+      <w:r>
+        <w:rPr>
+          <w:lang w:eastAsia="en-IN"/>
+        </w:rPr>
+        <w:t xml:space="preserve"> automatically converts it to a Python object and passes it to the endpoint function, which processes the data and returns a response — often the created resource or a confirmation message. </w:t>
+      </w:r>
+      <w:proofErr w:type="spellStart"/>
+      <w:r>
+        <w:rPr>
+          <w:lang w:eastAsia="en-IN"/>
+        </w:rPr>
+        <w:t>FastAPI</w:t>
+      </w:r>
+      <w:proofErr w:type="spellEnd"/>
+      <w:r>
+        <w:rPr>
+          <w:lang w:eastAsia="en-IN"/>
+        </w:rPr>
+        <w:t xml:space="preserve"> also supports advanced POST scenarios such as handling file uploads with </w:t>
+      </w:r>
+      <w:proofErr w:type="spellStart"/>
+      <w:r>
+        <w:rPr>
+          <w:lang w:eastAsia="en-IN"/>
+        </w:rPr>
+        <w:t>UploadFile</w:t>
+      </w:r>
+      <w:proofErr w:type="spellEnd"/>
+      <w:r>
+        <w:rPr>
+          <w:lang w:eastAsia="en-IN"/>
+        </w:rPr>
+        <w:t xml:space="preserve"> and form data with Form, including combining path parameters with POST routes. The framework provides automatic validation, serialization, and API documentation generation, streamlining development and ensuring consistency and security. For example, a simple POST endpoint could receive an item with fields like name and price, validate the data, and return it, while more complex endpoints can handle multipart form data or files. This design makes POST requests in </w:t>
+      </w:r>
+      <w:proofErr w:type="spellStart"/>
+      <w:r>
+        <w:rPr>
+          <w:lang w:eastAsia="en-IN"/>
+        </w:rPr>
+        <w:t>FastAPI</w:t>
+      </w:r>
+      <w:proofErr w:type="spellEnd"/>
+      <w:r>
+        <w:rPr>
+          <w:lang w:eastAsia="en-IN"/>
+        </w:rPr>
+        <w:t xml:space="preserve"> intuitive, robust, and well-suited for modern API development.</w:t>
+      </w:r>
+      <w:r>
+        <w:rPr>
+          <w:lang w:eastAsia="en-IN"/>
+        </w:rPr>
+        <w:t xml:space="preserve"> </w:t>
+      </w:r>
     </w:p>
     <w:p>
       <w:pPr>
@@ -7206,6 +7949,167 @@
           <w:ilvl w:val="1"/>
           <w:numId w:val="7"/>
         </w:numPr>
+        <w:jc w:val="both"/>
+        <w:rPr>
+          <w:rFonts w:asciiTheme="minorHAnsi" w:eastAsia="Times New Roman" w:hAnsiTheme="minorHAnsi"/>
+          <w:sz w:val="24"/>
+          <w:szCs w:val="24"/>
+          <w:lang w:eastAsia="en-IN"/>
+        </w:rPr>
+      </w:pPr>
+      <w:bookmarkStart w:id="11" w:name="_Toc211239168"/>
+      <w:r>
+        <w:rPr>
+          <w:rFonts w:asciiTheme="minorHAnsi" w:eastAsia="Times New Roman" w:hAnsiTheme="minorHAnsi"/>
+          <w:sz w:val="24"/>
+          <w:szCs w:val="24"/>
+          <w:lang w:eastAsia="en-IN"/>
+        </w:rPr>
+        <w:lastRenderedPageBreak/>
+        <w:t>PUT (Update):</w:t>
+      </w:r>
+      <w:bookmarkEnd w:id="11"/>
+      <w:r>
+        <w:rPr>
+          <w:rFonts w:asciiTheme="minorHAnsi" w:eastAsia="Times New Roman" w:hAnsiTheme="minorHAnsi"/>
+          <w:sz w:val="24"/>
+          <w:szCs w:val="24"/>
+          <w:lang w:eastAsia="en-IN"/>
+        </w:rPr>
+        <w:t xml:space="preserve"> </w:t>
+      </w:r>
+    </w:p>
+    <w:p>
+      <w:pPr>
+        <w:spacing w:after="80"/>
+        <w:jc w:val="both"/>
+        <w:rPr>
+          <w:rFonts w:eastAsia="Times New Roman"/>
+          <w:lang w:eastAsia="en-IN"/>
+        </w:rPr>
+      </w:pPr>
+      <w:r>
+        <w:rPr>
+          <w:rFonts w:eastAsia="Times New Roman"/>
+          <w:lang w:eastAsia="en-IN"/>
+        </w:rPr>
+        <w:t xml:space="preserve">The PUT method in </w:t>
+      </w:r>
+      <w:proofErr w:type="spellStart"/>
+      <w:r>
+        <w:rPr>
+          <w:rFonts w:eastAsia="Times New Roman"/>
+          <w:lang w:eastAsia="en-IN"/>
+        </w:rPr>
+        <w:t>FastAPI</w:t>
+      </w:r>
+      <w:proofErr w:type="spellEnd"/>
+      <w:r>
+        <w:rPr>
+          <w:rFonts w:eastAsia="Times New Roman"/>
+          <w:lang w:eastAsia="en-IN"/>
+        </w:rPr>
+        <w:t xml:space="preserve"> is used for updating existing resources by replacing the entire resource with new data sent in the request body. To implement it, you define a PUT endpoint with the @app.put("/path/{id}") decorator, usually including a path parameter that identifies the resource to update. You also define a </w:t>
+      </w:r>
+      <w:proofErr w:type="spellStart"/>
+      <w:r>
+        <w:rPr>
+          <w:rFonts w:eastAsia="Times New Roman"/>
+          <w:lang w:eastAsia="en-IN"/>
+        </w:rPr>
+        <w:t>Pydantic</w:t>
+      </w:r>
+      <w:proofErr w:type="spellEnd"/>
+      <w:r>
+        <w:rPr>
+          <w:rFonts w:eastAsia="Times New Roman"/>
+          <w:lang w:eastAsia="en-IN"/>
+        </w:rPr>
+        <w:t xml:space="preserve"> model to validate and parse the incoming data in the request body. When a client sends a PUT request with JSON data matching the model, </w:t>
+      </w:r>
+      <w:proofErr w:type="spellStart"/>
+      <w:r>
+        <w:rPr>
+          <w:rFonts w:eastAsia="Times New Roman"/>
+          <w:lang w:eastAsia="en-IN"/>
+        </w:rPr>
+        <w:t>FastAPI</w:t>
+      </w:r>
+      <w:proofErr w:type="spellEnd"/>
+      <w:r>
+        <w:rPr>
+          <w:rFonts w:eastAsia="Times New Roman"/>
+          <w:lang w:eastAsia="en-IN"/>
+        </w:rPr>
+        <w:t xml:space="preserve"> converts it into a Python object and passes it, along with the path parameter, to the endpoint function. The function typically replaces the existing resource with the new data and returns the updated resource. </w:t>
+      </w:r>
+      <w:proofErr w:type="spellStart"/>
+      <w:r>
+        <w:rPr>
+          <w:rFonts w:eastAsia="Times New Roman"/>
+          <w:lang w:eastAsia="en-IN"/>
+        </w:rPr>
+        <w:t>FastAPI</w:t>
+      </w:r>
+      <w:proofErr w:type="spellEnd"/>
+      <w:r>
+        <w:rPr>
+          <w:rFonts w:eastAsia="Times New Roman"/>
+          <w:lang w:eastAsia="en-IN"/>
+        </w:rPr>
+        <w:t xml:space="preserve"> supports returning appropriate status codes and automatic documentation of the expected input. </w:t>
+      </w:r>
+    </w:p>
+    <w:p>
+      <w:pPr>
+        <w:spacing w:after="80"/>
+        <w:jc w:val="both"/>
+        <w:rPr>
+          <w:rFonts w:eastAsia="Times New Roman"/>
+          <w:lang w:eastAsia="en-IN"/>
+        </w:rPr>
+      </w:pPr>
+      <w:r>
+        <w:rPr>
+          <w:rFonts w:eastAsia="Times New Roman"/>
+          <w:lang w:eastAsia="en-IN"/>
+        </w:rPr>
+        <w:t xml:space="preserve">A sperate </w:t>
+      </w:r>
+      <w:proofErr w:type="spellStart"/>
+      <w:r>
+        <w:rPr>
+          <w:rFonts w:eastAsia="Times New Roman"/>
+          <w:lang w:eastAsia="en-IN"/>
+        </w:rPr>
+        <w:t>pydantic</w:t>
+      </w:r>
+      <w:proofErr w:type="spellEnd"/>
+      <w:r>
+        <w:rPr>
+          <w:rFonts w:eastAsia="Times New Roman"/>
+          <w:lang w:eastAsia="en-IN"/>
+        </w:rPr>
+        <w:t xml:space="preserve"> object is written with all the fields as optional as we don’t know which fields are sent by the client to update. And </w:t>
+      </w:r>
+      <w:r>
+        <w:rPr>
+          <w:rFonts w:eastAsia="Times New Roman"/>
+          <w:lang w:eastAsia="en-IN"/>
+        </w:rPr>
+        <w:t>likewise,</w:t>
+      </w:r>
+      <w:r>
+        <w:rPr>
+          <w:rFonts w:eastAsia="Times New Roman"/>
+          <w:lang w:eastAsia="en-IN"/>
+        </w:rPr>
+        <w:t xml:space="preserve"> you implement a logic to update the values. </w:t>
+      </w:r>
+    </w:p>
+    <w:p>
+      <w:pPr>
+        <w:jc w:val="both"/>
         <w:rPr>
           <w:rFonts w:eastAsia="Times New Roman"/>
           <w:sz w:val="28"/>
@@ -7213,38 +8117,52 @@
           <w:lang w:eastAsia="en-IN"/>
         </w:rPr>
       </w:pPr>
-      <w:bookmarkStart w:id="12" w:name="_Toc211189130"/>
       <w:r>
         <w:rPr>
           <w:rFonts w:eastAsia="Times New Roman"/>
-          <w:sz w:val="28"/>
-          <w:szCs w:val="28"/>
-          <w:lang w:eastAsia="en-IN"/>
-        </w:rPr>
-        <w:lastRenderedPageBreak/>
-        <w:t>PUT (Update):</w:t>
-      </w:r>
-      <w:bookmarkEnd w:id="12"/>
+          <w:lang w:eastAsia="en-IN"/>
+        </w:rPr>
+        <w:t>Most important of the thing is,</w:t>
+      </w:r>
       <w:r>
         <w:rPr>
           <w:rFonts w:eastAsia="Times New Roman"/>
-          <w:sz w:val="28"/>
-          <w:szCs w:val="28"/>
-          <w:lang w:eastAsia="en-IN"/>
-        </w:rPr>
-        <w:t xml:space="preserve"> </w:t>
-      </w:r>
-    </w:p>
-    <w:p>
-      <w:pPr>
-        <w:rPr>
-          <w:rFonts w:asciiTheme="majorHAnsi" w:eastAsia="Times New Roman" w:hAnsiTheme="majorHAnsi" w:cstheme="majorBidi"/>
-          <w:color w:val="0F4761" w:themeColor="accent1" w:themeShade="BF"/>
-          <w:sz w:val="28"/>
-          <w:szCs w:val="28"/>
-          <w:lang w:eastAsia="en-IN"/>
-        </w:rPr>
-      </w:pPr>
+          <w:lang w:eastAsia="en-IN"/>
+        </w:rPr>
+        <w:t xml:space="preserve"> computing the calculated fields one more time, that is done by passing the data to the original </w:t>
+      </w:r>
+      <w:proofErr w:type="spellStart"/>
+      <w:r>
+        <w:rPr>
+          <w:rFonts w:eastAsia="Times New Roman"/>
+          <w:lang w:eastAsia="en-IN"/>
+        </w:rPr>
+        <w:t>pydantic</w:t>
+      </w:r>
+      <w:proofErr w:type="spellEnd"/>
+      <w:r>
+        <w:rPr>
+          <w:rFonts w:eastAsia="Times New Roman"/>
+          <w:lang w:eastAsia="en-IN"/>
+        </w:rPr>
+        <w:t xml:space="preserve"> class so that all those fields are calculated by this </w:t>
+      </w:r>
+      <w:proofErr w:type="spellStart"/>
+      <w:r>
+        <w:rPr>
+          <w:rFonts w:eastAsia="Times New Roman"/>
+          <w:lang w:eastAsia="en-IN"/>
+        </w:rPr>
+        <w:t>pydantic</w:t>
+      </w:r>
+      <w:proofErr w:type="spellEnd"/>
+      <w:r>
+        <w:rPr>
+          <w:rFonts w:eastAsia="Times New Roman"/>
+          <w:lang w:eastAsia="en-IN"/>
+        </w:rPr>
+        <w:t xml:space="preserve"> logic. </w:t>
+      </w:r>
       <w:r>
         <w:rPr>
           <w:rFonts w:eastAsia="Times New Roman"/>
@@ -7269,7 +8187,7 @@
           <w:lang w:eastAsia="en-IN"/>
         </w:rPr>
       </w:pPr>
-      <w:bookmarkStart w:id="13" w:name="_Toc211189131"/>
+      <w:bookmarkStart w:id="12" w:name="_Toc211239169"/>
       <w:r>
         <w:rPr>
           <w:rFonts w:eastAsia="Times New Roman"/>
@@ -7280,7 +8198,7 @@
         <w:lastRenderedPageBreak/>
         <w:t>Delete (Delete):</w:t>
       </w:r>
-      <w:bookmarkEnd w:id="13"/>
+      <w:bookmarkEnd w:id="12"/>
       <w:r>
         <w:rPr>
           <w:rFonts w:eastAsia="Times New Roman"/>
@@ -7289,6 +8207,69 @@
           <w:lang w:eastAsia="en-IN"/>
         </w:rPr>
         <w:t xml:space="preserve"> </w:t>
+      </w:r>
+    </w:p>
+    <w:p>
+      <w:pPr>
+        <w:ind w:left="90"/>
+        <w:jc w:val="both"/>
+        <w:rPr>
+          <w:lang w:eastAsia="en-IN"/>
+        </w:rPr>
+      </w:pPr>
+      <w:r>
+        <w:rPr>
+          <w:lang w:eastAsia="en-IN"/>
+        </w:rPr>
+        <w:t xml:space="preserve">The DELETE method in </w:t>
+      </w:r>
+      <w:proofErr w:type="spellStart"/>
+      <w:r>
+        <w:rPr>
+          <w:lang w:eastAsia="en-IN"/>
+        </w:rPr>
+        <w:t>FastAPI</w:t>
+      </w:r>
+      <w:proofErr w:type="spellEnd"/>
+      <w:r>
+        <w:rPr>
+          <w:lang w:eastAsia="en-IN"/>
+        </w:rPr>
+        <w:t xml:space="preserve"> is used to remove existing resources identified by a path parameter, typically an ID, from a server or database. To implement it, you define a route with the @</w:t>
+      </w:r>
+      <w:proofErr w:type="gramStart"/>
+      <w:r>
+        <w:rPr>
+          <w:lang w:eastAsia="en-IN"/>
+        </w:rPr>
+        <w:t>app.delete</w:t>
+      </w:r>
+      <w:proofErr w:type="gramEnd"/>
+      <w:r>
+        <w:rPr>
+          <w:lang w:eastAsia="en-IN"/>
+        </w:rPr>
+        <w:t xml:space="preserve">("/resource/{id}") decorator, where the ID specifies which resource to delete. Inside the endpoint function, you usually retrieve the resource by its ID, verify if it exists, and then delete it from storage such as a database or in-memory collection. If the resource is not found, raising an HTTP 404 error is standard. After deletion, a response confirming the successful removal (e.g., {"ok": True} or a message) is returned. </w:t>
+      </w:r>
+      <w:proofErr w:type="spellStart"/>
+      <w:r>
+        <w:rPr>
+          <w:lang w:eastAsia="en-IN"/>
+        </w:rPr>
+        <w:t>FastAPI</w:t>
+      </w:r>
+      <w:proofErr w:type="spellEnd"/>
+      <w:r>
+        <w:rPr>
+          <w:lang w:eastAsia="en-IN"/>
+        </w:rPr>
+        <w:t xml:space="preserve"> allows specifying response models, status codes (commonly 204 No Content), dependencies (e.g., authentication), and auto-generates API documentation for these endpoints. This method is essential for managing resource lifecycle by allowing clients to delete data.</w:t>
+      </w:r>
+      <w:r>
+        <w:rPr>
+          <w:lang w:eastAsia="en-IN"/>
+        </w:rPr>
+        <w:tab/>
       </w:r>
     </w:p>
     <w:p>
@@ -7340,7 +8321,7 @@
           <w:szCs w:val="32"/>
         </w:rPr>
       </w:pPr>
-      <w:bookmarkStart w:id="14" w:name="_Toc211189132"/>
+      <w:bookmarkStart w:id="13" w:name="_Toc211239170"/>
       <w:r>
         <w:rPr>
           <w:b/>
@@ -7351,7 +8332,7 @@
         <w:lastRenderedPageBreak/>
         <w:t>Docker:</w:t>
       </w:r>
-      <w:bookmarkEnd w:id="14"/>
+      <w:bookmarkEnd w:id="13"/>
     </w:p>
     <w:p>
       <w:pPr>
@@ -7371,7 +8352,23 @@
         <w:t>3.9,</w:t>
       </w:r>
       <w:r>
-        <w:t xml:space="preserve"> and its standard libraries installed. This base image acts as the starting environment, providing essential runtime and system components. All subsequent Dockerfile instructions customize this base image by adding your application code, installing extra dependencies, setting environment variables, exposing ports, and defining the command to run your app. When you run docker build, Docker executes these instructions in order, layering changes on top of the base image to create a new image that can be deployed as a container. The base image eliminates the need to install core software like Python every time you build or run a container, ensuring consistency and saving time. Thus, the FROM instruction sets the foundation, and the rest of the Dockerfile builds a specific environment tailored to your application</w:t>
+        <w:t xml:space="preserve"> and its standard libraries installed. This base image acts as the starting environment, providing essential runtime and system components. All subsequent </w:t>
+      </w:r>
+      <w:proofErr w:type="spellStart"/>
+      <w:r>
+        <w:t>Dockerfile</w:t>
+      </w:r>
+      <w:proofErr w:type="spellEnd"/>
+      <w:r>
+        <w:t xml:space="preserve"> instructions customize this base image by adding your application code, installing extra dependencies, setting environment variables, exposing ports, and defining the command to run your app. When you run docker build, Docker executes these instructions in order, layering changes on top of the base image to create a new image that can be deployed as a container. The base image eliminates the need to install core software like Python every time you build or run a container, ensuring consistency and saving time. Thus, the FROM instruction sets the foundation, and the rest of the </w:t>
+      </w:r>
+      <w:proofErr w:type="spellStart"/>
+      <w:r>
+        <w:t>Dockerfile</w:t>
+      </w:r>
+      <w:proofErr w:type="spellEnd"/>
+      <w:r>
+        <w:t xml:space="preserve"> builds a specific environment tailored to your application</w:t>
       </w:r>
       <w:r>
         <w:t>.</w:t>
@@ -7467,7 +8464,23 @@
         <w:jc w:val="both"/>
       </w:pPr>
       <w:r>
-        <w:t>The working directory in Docker, set by the WORKDIR instruction in a Dockerfile, defines the directory inside the container where all subsequent commands (like RUN, COPY, CMD, and others) will be executed. It simplifies path management by providing a consistent context, so you don’t have to specify full absolute paths repeatedly. If the specified directory doesn’t exist, Docker creates it automatically. Using WORKDIR helps keep the Dockerfile clean and avoids mistakes related to file paths. For example, by setting WORKDIR /app, all following instructions will operate relative to the /app directory inside the container, making it easier to organize and manage your application’s files and commands efficiently.</w:t>
+        <w:t xml:space="preserve">The working directory in Docker, set by the WORKDIR instruction in a </w:t>
+      </w:r>
+      <w:proofErr w:type="spellStart"/>
+      <w:r>
+        <w:t>Dockerfile</w:t>
+      </w:r>
+      <w:proofErr w:type="spellEnd"/>
+      <w:r>
+        <w:t xml:space="preserve">, defines the directory inside the container where all subsequent commands (like RUN, COPY, CMD, and others) will be executed. It simplifies path management by providing a consistent context, so you don’t have to specify full absolute paths repeatedly. If the specified directory doesn’t exist, Docker creates it automatically. Using WORKDIR helps keep the </w:t>
+      </w:r>
+      <w:proofErr w:type="spellStart"/>
+      <w:r>
+        <w:t>Dockerfile</w:t>
+      </w:r>
+      <w:proofErr w:type="spellEnd"/>
+      <w:r>
+        <w:t xml:space="preserve"> clean and avoids mistakes related to file paths. For example, by setting WORKDIR /app, all following instructions will operate relative to the /app directory inside the container, making it easier to organize and manage your application’s files and commands efficiently.</w:t>
       </w:r>
     </w:p>
     <w:p>
@@ -7500,7 +8513,15 @@
         <w:jc w:val="both"/>
       </w:pPr>
       <w:r>
-        <w:t>Copy files or directories from your local machine into the image at the specified destination, e.g., COPY. . copies current directory to the container's working directory.</w:t>
+        <w:t>Copy files or directories from your local machine into the image at the specified destination, e.g., COPY</w:t>
+      </w:r>
+      <w:proofErr w:type="gramStart"/>
+      <w:r>
+        <w:t>. .</w:t>
+      </w:r>
+      <w:proofErr w:type="gramEnd"/>
+      <w:r>
+        <w:t> copies current directory to the container's working directory.</w:t>
       </w:r>
       <w:r>
         <w:t xml:space="preserve"> Files are copied from build context which path is specified. </w:t>
@@ -7554,6 +8575,7 @@
           <w:b/>
           <w:bCs/>
         </w:rPr>
+        <w:lastRenderedPageBreak/>
         <w:t>RUN [command]</w:t>
       </w:r>
     </w:p>
@@ -7567,7 +8589,6 @@
         <w:jc w:val="both"/>
       </w:pPr>
       <w:r>
-        <w:lastRenderedPageBreak/>
         <w:t>Run shell commands in the image during build, commonly used to install packages or dependencies, e.g., RUN pip install -r requirements.txt.</w:t>
       </w:r>
     </w:p>
@@ -7584,7 +8605,23 @@
         <w:jc w:val="both"/>
       </w:pPr>
       <w:r>
-        <w:t>The RUN instruction in a Dockerfile is used to execute shell commands during the image build process. These commands are typically used to install software packages, dependencies, create files or directories, or perform any setup needed to prepare the image's environment. Each RUN command runs in its own intermediate container and creates a new layer in the final Docker image, capturing the changes made by that command. For example, a Dockerfile line like RUN pip install -r requirements.txt executes the pip install command at build time, installing Python packages into the image. This means all such commands are executed once when the image is built, and their results are saved inside the image layers. When you later run a container from this image, these installations and setups do not run again; the container simply starts with everything already in place as defined by the executed RUN commands during build. This makes the image a ready-to-use environment, while RUN instructions help set up that environment layer by layer.</w:t>
+        <w:t xml:space="preserve">The RUN instruction in a </w:t>
+      </w:r>
+      <w:proofErr w:type="spellStart"/>
+      <w:r>
+        <w:t>Dockerfile</w:t>
+      </w:r>
+      <w:proofErr w:type="spellEnd"/>
+      <w:r>
+        <w:t xml:space="preserve"> is used to execute shell commands during the image build process. These commands are typically used to install software packages, dependencies, create files or directories, or perform any setup needed to prepare the image's environment. Each RUN command runs in its own intermediate container and creates a new layer in the final Docker image, capturing the changes made by that command. For example, a </w:t>
+      </w:r>
+      <w:proofErr w:type="spellStart"/>
+      <w:r>
+        <w:t>Dockerfile</w:t>
+      </w:r>
+      <w:proofErr w:type="spellEnd"/>
+      <w:r>
+        <w:t xml:space="preserve"> line like RUN pip install -r requirements.txt executes the pip install command at build time, installing Python packages into the image. This means all such commands are executed once when the image is built, and their results are saved inside the image layers. When you later run a container from this image, these installations and setups do not run again; the container simply starts with everything already in place as defined by the executed RUN commands during build. This makes the image a ready-to-use environment, while RUN instructions help set up that environment layer by layer.</w:t>
       </w:r>
     </w:p>
     <w:p>
@@ -7635,7 +8672,15 @@
         <w:t>Environment variables</w:t>
       </w:r>
       <w:r>
-        <w:t xml:space="preserve"> are dynamic, named key-value pairs stored within the operating system that influence the behavior and configuration of running applications or processes. Unlike normal variables used in programming, which exist only within the scope of a program or script, environment variables exist outside the program and can be accessed system-wide by multiple processes or applications. They enable configuration settings—such as file paths, credentials, or modes—to be set externally without modifying application code, promoting flexibility and security. This makes environment variables a critical mechanism for defining the operating environment in which programs run, allowing them to adapt dynamically based on the system or user context.</w:t>
+        <w:t xml:space="preserve"> are dynamic, named key-value pairs stored within the operating system that influence the </w:t>
+      </w:r>
+      <w:proofErr w:type="spellStart"/>
+      <w:r>
+        <w:t>behavior</w:t>
+      </w:r>
+      <w:proofErr w:type="spellEnd"/>
+      <w:r>
+        <w:t xml:space="preserve"> and configuration of running applications or processes. Unlike normal variables used in programming, which exist only within the scope of a program or script, environment variables exist outside the program and can be accessed system-wide by multiple processes or applications. They enable configuration settings—such as file paths, credentials, or modes—to be set externally without modifying application code, promoting flexibility and security. This makes environment variables a critical mechanism for defining the operating environment in which programs run, allowing them to adapt dynamically based on the system or user context.</w:t>
       </w:r>
     </w:p>
     <w:p>
@@ -7648,7 +8693,23 @@
         <w:jc w:val="both"/>
       </w:pPr>
       <w:r>
-        <w:t>In the context of Docker, environment variables are used to configure and customize containerized applications without changing the Docker image or application code. They allow passing important settings such as server names, ports, file paths, API keys, or database credentials directly into the container at runtime. This makes the same Docker image reusable in different environments (e.g., development, testing, production) by simply changing environment variable values. Environment variables can dynamically control container behavior, override default application settings, and securely pass sensitive information like passwords or tokens (though secrets management is recommended for strong security). They can be set in the Dockerfile using ENV, passed during container startup with docker run -e, or managed in .env files and Docker Compose configurations. This flexibility and separation between app code and configuration is a core benefit of using environment variables in Docker</w:t>
+        <w:t xml:space="preserve">In the context of Docker, environment variables are used to configure and customize containerized applications without changing the Docker image or application code. They allow passing important settings such as server names, ports, file paths, API keys, or database credentials directly into the container at runtime. This makes the same Docker image reusable in different environments (e.g., development, testing, production) by simply changing environment variable values. Environment variables can dynamically control container </w:t>
+      </w:r>
+      <w:proofErr w:type="spellStart"/>
+      <w:r>
+        <w:t>behavior</w:t>
+      </w:r>
+      <w:proofErr w:type="spellEnd"/>
+      <w:r>
+        <w:t xml:space="preserve">, override default application settings, and securely pass sensitive information like passwords or tokens (though secrets management is recommended for strong security). They can be set in the </w:t>
+      </w:r>
+      <w:proofErr w:type="spellStart"/>
+      <w:r>
+        <w:t>Dockerfile</w:t>
+      </w:r>
+      <w:proofErr w:type="spellEnd"/>
+      <w:r>
+        <w:t xml:space="preserve"> using ENV, passed during container startup with docker run -e, or managed in .env files and Docker Compose configurations. This flexibility and separation between app code and configuration is a core benefit of using environment variables in Docker</w:t>
       </w:r>
       <w:r>
         <w:t>.</w:t>
@@ -7699,17 +8760,22 @@
         <w:jc w:val="both"/>
       </w:pPr>
       <w:r>
+        <w:lastRenderedPageBreak/>
         <w:t>Declare the port(s) the container will listen on when running.</w:t>
       </w:r>
       <w:r>
         <w:t xml:space="preserve"> </w:t>
       </w:r>
       <w:r>
-        <w:t xml:space="preserve">The EXPOSE [port] instruction in a Dockerfile declares that the containerized application inside the </w:t>
-      </w:r>
-      <w:r>
-        <w:lastRenderedPageBreak/>
-        <w:t>image listens on the specified port(s) at runtime. However, it is mainly informational and serves as documentation for developers and Docker tools to indicate which ports the container intends to use. It does not actually publish or open those ports to the host system by itself. To make a container’s port accessible from outside (e.g., the host machine or other networks), you need to explicitly publish it when running the container using the -p or --publish flag with docker run (e.g., -p 8080:80 maps host port 8080 to container port 80). The EXPOSE command helps with container networking planning, orchestration, and internal communication between containers but does not create external network access on its own. So, exposed ports are like a declaration of intent inside the image, while publishing ports is the action required to open network access externally</w:t>
+        <w:t xml:space="preserve">The EXPOSE [port] instruction in a </w:t>
+      </w:r>
+      <w:proofErr w:type="spellStart"/>
+      <w:r>
+        <w:t>Dockerfile</w:t>
+      </w:r>
+      <w:proofErr w:type="spellEnd"/>
+      <w:r>
+        <w:t xml:space="preserve"> declares that the containerized application inside the image listens on the specified port(s) at runtime. However, it is mainly informational and serves as documentation for developers and Docker tools to indicate which ports the container intends to use. It does not actually publish or open those ports to the host system by itself. To make a container’s port accessible from outside (e.g., the host machine or other networks), you need to explicitly publish it when running the container using the -p or --publish flag with docker run (e.g., -p 8080:80 maps host port 8080 to container port 80). The EXPOSE command helps with container networking planning, orchestration, and internal communication between containers but does not create external network access on its own. So, exposed ports are like a declaration of intent inside the image, while publishing ports is the action required to open network access externally</w:t>
       </w:r>
       <w:r>
         <w:t xml:space="preserve">. </w:t>
@@ -7759,7 +8825,23 @@
         <w:jc w:val="both"/>
       </w:pPr>
       <w:r>
-        <w:t>Yes, CMD ["python", "app.py"] in a Dockerfile is effectively equivalent to running the command python app.py in a terminal, but with a key difference in how Docker executes it. In this JSON array form, Docker runs the executable python directly with app.py as an argument without invoking a shell. It does not concatenate them into a single string command like python app.py passed to a shell (/bin/sh -c). This direct execution is more efficient and avoids shell-related issues such as word splitting or signal handling problems. So, functionally it means "run the Python interpreter with the script app.py," just like typing python app.py in a terminal, but under the hood, it's executed as a direct command with arguments rather than a shell command string</w:t>
+        <w:t xml:space="preserve">Yes, CMD ["python", "app.py"] in a </w:t>
+      </w:r>
+      <w:proofErr w:type="spellStart"/>
+      <w:r>
+        <w:t>Dockerfile</w:t>
+      </w:r>
+      <w:proofErr w:type="spellEnd"/>
+      <w:r>
+        <w:t xml:space="preserve"> is effectively equivalent to running the command python app.py in a terminal, but with a key difference in how Docker executes it. In this JSON array form, Docker runs the executable python directly with app.py as an argument without invoking a shell. It does not concatenate them into a single string command like python app.py passed to a shell (/bin/</w:t>
+      </w:r>
+      <w:proofErr w:type="spellStart"/>
+      <w:r>
+        <w:t>sh</w:t>
+      </w:r>
+      <w:proofErr w:type="spellEnd"/>
+      <w:r>
+        <w:t xml:space="preserve"> -c). This direct execution is more efficient and avoids shell-related issues such as word splitting or signal handling problems. So, functionally it means "run the Python interpreter with the script app.py," just like typing python app.py in a terminal, but under the hood, it's executed as a direct command with arguments rather than a shell command string</w:t>
       </w:r>
     </w:p>
     <w:p>
@@ -7771,7 +8853,15 @@
         <w:jc w:val="both"/>
       </w:pPr>
       <w:r>
-        <w:t>In a Dockerfile, most commands like RUN, ENV, COPY, etc., are executed during the image build process to set up the environment and install dependencies. These commands create the Docker image layers and prepare the image for use. However, the commands specified by </w:t>
+        <w:t xml:space="preserve">In a </w:t>
+      </w:r>
+      <w:proofErr w:type="spellStart"/>
+      <w:r>
+        <w:t>Dockerfile</w:t>
+      </w:r>
+      <w:proofErr w:type="spellEnd"/>
+      <w:r>
+        <w:t>, most commands like RUN, ENV, COPY, etc., are executed during the image build process to set up the environment and install dependencies. These commands create the Docker image layers and prepare the image for use. However, the commands specified by </w:t>
       </w:r>
       <w:r>
         <w:rPr>
@@ -7791,7 +8881,15 @@
         <w:t>runs only when the container is started</w:t>
       </w:r>
       <w:r>
-        <w:t xml:space="preserve"> from that image. So, CMD and ENTRYPOINT instructions are executed at container runtime, while the other Dockerfile commands run at image build time.</w:t>
+        <w:t xml:space="preserve"> from that image. So, CMD and ENTRYPOINT instructions are executed at container runtime, while the other </w:t>
+      </w:r>
+      <w:proofErr w:type="spellStart"/>
+      <w:r>
+        <w:t>Dockerfile</w:t>
+      </w:r>
+      <w:proofErr w:type="spellEnd"/>
+      <w:r>
+        <w:t xml:space="preserve"> commands run at image build time.</w:t>
       </w:r>
     </w:p>
     <w:p>
@@ -7860,7 +8958,7 @@
 </file>
 
 <file path=word/endnotes.xml><?xml version="1.0" encoding="utf-8"?>
-<w:endnotes xmlns:wpc="http://schemas.microsoft.com/office/word/2010/wordprocessingCanvas" xmlns:mc="http://schemas.openxmlformats.org/markup-compatibility/2006" xmlns:o="urn:schemas-microsoft-com:office:office" xmlns:r="http://schemas.openxmlformats.org/officeDocument/2006/relationships" xmlns:m="http://schemas.openxmlformats.org/officeDocument/2006/math" xmlns:v="urn:schemas-microsoft-com:vml" xmlns:wp14="http://schemas.microsoft.com/office/word/2010/wordprocessingDrawing" xmlns:wp="http://schemas.openxmlformats.org/drawingml/2006/wordprocessingDrawing" xmlns:w10="urn:schemas-microsoft-com:office:word" xmlns:w="http://schemas.openxmlformats.org/wordprocessingml/2006/main" xmlns:w14="http://schemas.microsoft.com/office/word/2010/wordml" xmlns:w15="http://schemas.microsoft.com/office/word/2012/wordml" xmlns:wpg="http://schemas.microsoft.com/office/word/2010/wordprocessingGroup" xmlns:wpi="http://schemas.microsoft.com/office/word/2010/wordprocessingInk" xmlns:wne="http://schemas.microsoft.com/office/word/2006/wordml" xmlns:wps="http://schemas.microsoft.com/office/word/2010/wordprocessingShape" mc:Ignorable="w14 w15 wp14">
+<w:endnotes xmlns:wpc="http://schemas.microsoft.com/office/word/2010/wordprocessingCanvas" xmlns:cx="http://schemas.microsoft.com/office/drawing/2014/chartex" xmlns:cx1="http://schemas.microsoft.com/office/drawing/2015/9/8/chartex" xmlns:cx2="http://schemas.microsoft.com/office/drawing/2015/10/21/chartex" xmlns:cx3="http://schemas.microsoft.com/office/drawing/2016/5/9/chartex" xmlns:cx4="http://schemas.microsoft.com/office/drawing/2016/5/10/chartex" xmlns:cx5="http://schemas.microsoft.com/office/drawing/2016/5/11/chartex" xmlns:cx6="http://schemas.microsoft.com/office/drawing/2016/5/12/chartex" xmlns:cx7="http://schemas.microsoft.com/office/drawing/2016/5/13/chartex" xmlns:cx8="http://schemas.microsoft.com/office/drawing/2016/5/14/chartex" xmlns:mc="http://schemas.openxmlformats.org/markup-compatibility/2006" xmlns:aink="http://schemas.microsoft.com/office/drawing/2016/ink" xmlns:am3d="http://schemas.microsoft.com/office/drawing/2017/model3d" xmlns:o="urn:schemas-microsoft-com:office:office" xmlns:oel="http://schemas.microsoft.com/office/2019/extlst" xmlns:r="http://schemas.openxmlformats.org/officeDocument/2006/relationships" xmlns:m="http://schemas.openxmlformats.org/officeDocument/2006/math" xmlns:v="urn:schemas-microsoft-com:vml" xmlns:wp14="http://schemas.microsoft.com/office/word/2010/wordprocessingDrawing" xmlns:wp="http://schemas.openxmlformats.org/drawingml/2006/wordprocessingDrawing" xmlns:w10="urn:schemas-microsoft-com:office:word" xmlns:w="http://schemas.openxmlformats.org/wordprocessingml/2006/main" xmlns:w14="http://schemas.microsoft.com/office/word/2010/wordml" xmlns:w15="http://schemas.microsoft.com/office/word/2012/wordml" xmlns:w16cex="http://schemas.microsoft.com/office/word/2018/wordml/cex" xmlns:w16cid="http://schemas.microsoft.com/office/word/2016/wordml/cid" xmlns:w16="http://schemas.microsoft.com/office/word/2018/wordml" xmlns:w16du="http://schemas.microsoft.com/office/word/2023/wordml/word16du" xmlns:w16sdtdh="http://schemas.microsoft.com/office/word/2020/wordml/sdtdatahash" xmlns:w16sdtfl="http://schemas.microsoft.com/office/word/2024/wordml/sdtformatlock" xmlns:w16se="http://schemas.microsoft.com/office/word/2015/wordml/symex" xmlns:wpg="http://schemas.microsoft.com/office/word/2010/wordprocessingGroup" xmlns:wpi="http://schemas.microsoft.com/office/word/2010/wordprocessingInk" xmlns:wne="http://schemas.microsoft.com/office/word/2006/wordml" xmlns:wps="http://schemas.microsoft.com/office/word/2010/wordprocessingShape" mc:Ignorable="w14 w15 w16se w16cid w16 w16cex w16sdtdh w16sdtfl w16du wp14">
   <w:endnote w:type="separator" w:id="-1">
     <w:p>
       <w:pPr>
@@ -7885,7 +8983,7 @@
 </file>
 
 <file path=word/footnotes.xml><?xml version="1.0" encoding="utf-8"?>
-<w:footnotes xmlns:wpc="http://schemas.microsoft.com/office/word/2010/wordprocessingCanvas" xmlns:mc="http://schemas.openxmlformats.org/markup-compatibility/2006" xmlns:o="urn:schemas-microsoft-com:office:office" xmlns:r="http://schemas.openxmlformats.org/officeDocument/2006/relationships" xmlns:m="http://schemas.openxmlformats.org/officeDocument/2006/math" xmlns:v="urn:schemas-microsoft-com:vml" xmlns:wp14="http://schemas.microsoft.com/office/word/2010/wordprocessingDrawing" xmlns:wp="http://schemas.openxmlformats.org/drawingml/2006/wordprocessingDrawing" xmlns:w10="urn:schemas-microsoft-com:office:word" xmlns:w="http://schemas.openxmlformats.org/wordprocessingml/2006/main" xmlns:w14="http://schemas.microsoft.com/office/word/2010/wordml" xmlns:w15="http://schemas.microsoft.com/office/word/2012/wordml" xmlns:wpg="http://schemas.microsoft.com/office/word/2010/wordprocessingGroup" xmlns:wpi="http://schemas.microsoft.com/office/word/2010/wordprocessingInk" xmlns:wne="http://schemas.microsoft.com/office/word/2006/wordml" xmlns:wps="http://schemas.microsoft.com/office/word/2010/wordprocessingShape" mc:Ignorable="w14 w15 wp14">
+<w:footnotes xmlns:wpc="http://schemas.microsoft.com/office/word/2010/wordprocessingCanvas" xmlns:cx="http://schemas.microsoft.com/office/drawing/2014/chartex" xmlns:cx1="http://schemas.microsoft.com/office/drawing/2015/9/8/chartex" xmlns:cx2="http://schemas.microsoft.com/office/drawing/2015/10/21/chartex" xmlns:cx3="http://schemas.microsoft.com/office/drawing/2016/5/9/chartex" xmlns:cx4="http://schemas.microsoft.com/office/drawing/2016/5/10/chartex" xmlns:cx5="http://schemas.microsoft.com/office/drawing/2016/5/11/chartex" xmlns:cx6="http://schemas.microsoft.com/office/drawing/2016/5/12/chartex" xmlns:cx7="http://schemas.microsoft.com/office/drawing/2016/5/13/chartex" xmlns:cx8="http://schemas.microsoft.com/office/drawing/2016/5/14/chartex" xmlns:mc="http://schemas.openxmlformats.org/markup-compatibility/2006" xmlns:aink="http://schemas.microsoft.com/office/drawing/2016/ink" xmlns:am3d="http://schemas.microsoft.com/office/drawing/2017/model3d" xmlns:o="urn:schemas-microsoft-com:office:office" xmlns:oel="http://schemas.microsoft.com/office/2019/extlst" xmlns:r="http://schemas.openxmlformats.org/officeDocument/2006/relationships" xmlns:m="http://schemas.openxmlformats.org/officeDocument/2006/math" xmlns:v="urn:schemas-microsoft-com:vml" xmlns:wp14="http://schemas.microsoft.com/office/word/2010/wordprocessingDrawing" xmlns:wp="http://schemas.openxmlformats.org/drawingml/2006/wordprocessingDrawing" xmlns:w10="urn:schemas-microsoft-com:office:word" xmlns:w="http://schemas.openxmlformats.org/wordprocessingml/2006/main" xmlns:w14="http://schemas.microsoft.com/office/word/2010/wordml" xmlns:w15="http://schemas.microsoft.com/office/word/2012/wordml" xmlns:w16cex="http://schemas.microsoft.com/office/word/2018/wordml/cex" xmlns:w16cid="http://schemas.microsoft.com/office/word/2016/wordml/cid" xmlns:w16="http://schemas.microsoft.com/office/word/2018/wordml" xmlns:w16du="http://schemas.microsoft.com/office/word/2023/wordml/word16du" xmlns:w16sdtdh="http://schemas.microsoft.com/office/word/2020/wordml/sdtdatahash" xmlns:w16sdtfl="http://schemas.microsoft.com/office/word/2024/wordml/sdtformatlock" xmlns:w16se="http://schemas.microsoft.com/office/word/2015/wordml/symex" xmlns:wpg="http://schemas.microsoft.com/office/word/2010/wordprocessingGroup" xmlns:wpi="http://schemas.microsoft.com/office/word/2010/wordprocessingInk" xmlns:wne="http://schemas.microsoft.com/office/word/2006/wordml" xmlns:wps="http://schemas.microsoft.com/office/word/2010/wordprocessingShape" mc:Ignorable="w14 w15 w16se w16cid w16 w16cex w16sdtdh w16sdtfl w16du wp14">
   <w:footnote w:type="separator" w:id="-1">
     <w:p>
       <w:pPr>
@@ -7910,8 +9008,8 @@
 </file>
 
 <file path=word/numbering.xml><?xml version="1.0" encoding="utf-8"?>
-<w:numbering xmlns:wpc="http://schemas.microsoft.com/office/word/2010/wordprocessingCanvas" xmlns:mc="http://schemas.openxmlformats.org/markup-compatibility/2006" xmlns:o="urn:schemas-microsoft-com:office:office" xmlns:r="http://schemas.openxmlformats.org/officeDocument/2006/relationships" xmlns:m="http://schemas.openxmlformats.org/officeDocument/2006/math" xmlns:v="urn:schemas-microsoft-com:vml" xmlns:wp14="http://schemas.microsoft.com/office/word/2010/wordprocessingDrawing" xmlns:wp="http://schemas.openxmlformats.org/drawingml/2006/wordprocessingDrawing" xmlns:w10="urn:schemas-microsoft-com:office:word" xmlns:w="http://schemas.openxmlformats.org/wordprocessingml/2006/main" xmlns:w14="http://schemas.microsoft.com/office/word/2010/wordml" xmlns:w15="http://schemas.microsoft.com/office/word/2012/wordml" xmlns:wpg="http://schemas.microsoft.com/office/word/2010/wordprocessingGroup" xmlns:wpi="http://schemas.microsoft.com/office/word/2010/wordprocessingInk" xmlns:wne="http://schemas.microsoft.com/office/word/2006/wordml" xmlns:wps="http://schemas.microsoft.com/office/word/2010/wordprocessingShape" mc:Ignorable="w14 w15 wp14">
-  <w:abstractNum w:abstractNumId="0">
+<w:numbering xmlns:wpc="http://schemas.microsoft.com/office/word/2010/wordprocessingCanvas" xmlns:cx="http://schemas.microsoft.com/office/drawing/2014/chartex" xmlns:cx1="http://schemas.microsoft.com/office/drawing/2015/9/8/chartex" xmlns:cx2="http://schemas.microsoft.com/office/drawing/2015/10/21/chartex" xmlns:cx3="http://schemas.microsoft.com/office/drawing/2016/5/9/chartex" xmlns:cx4="http://schemas.microsoft.com/office/drawing/2016/5/10/chartex" xmlns:cx5="http://schemas.microsoft.com/office/drawing/2016/5/11/chartex" xmlns:cx6="http://schemas.microsoft.com/office/drawing/2016/5/12/chartex" xmlns:cx7="http://schemas.microsoft.com/office/drawing/2016/5/13/chartex" xmlns:cx8="http://schemas.microsoft.com/office/drawing/2016/5/14/chartex" xmlns:mc="http://schemas.openxmlformats.org/markup-compatibility/2006" xmlns:aink="http://schemas.microsoft.com/office/drawing/2016/ink" xmlns:am3d="http://schemas.microsoft.com/office/drawing/2017/model3d" xmlns:o="urn:schemas-microsoft-com:office:office" xmlns:oel="http://schemas.microsoft.com/office/2019/extlst" xmlns:r="http://schemas.openxmlformats.org/officeDocument/2006/relationships" xmlns:m="http://schemas.openxmlformats.org/officeDocument/2006/math" xmlns:v="urn:schemas-microsoft-com:vml" xmlns:wp14="http://schemas.microsoft.com/office/word/2010/wordprocessingDrawing" xmlns:wp="http://schemas.openxmlformats.org/drawingml/2006/wordprocessingDrawing" xmlns:w10="urn:schemas-microsoft-com:office:word" xmlns:w="http://schemas.openxmlformats.org/wordprocessingml/2006/main" xmlns:w14="http://schemas.microsoft.com/office/word/2010/wordml" xmlns:w15="http://schemas.microsoft.com/office/word/2012/wordml" xmlns:w16cex="http://schemas.microsoft.com/office/word/2018/wordml/cex" xmlns:w16cid="http://schemas.microsoft.com/office/word/2016/wordml/cid" xmlns:w16="http://schemas.microsoft.com/office/word/2018/wordml" xmlns:w16du="http://schemas.microsoft.com/office/word/2023/wordml/word16du" xmlns:w16sdtdh="http://schemas.microsoft.com/office/word/2020/wordml/sdtdatahash" xmlns:w16sdtfl="http://schemas.microsoft.com/office/word/2024/wordml/sdtformatlock" xmlns:w16se="http://schemas.microsoft.com/office/word/2015/wordml/symex" xmlns:wpg="http://schemas.microsoft.com/office/word/2010/wordprocessingGroup" xmlns:wpi="http://schemas.microsoft.com/office/word/2010/wordprocessingInk" xmlns:wne="http://schemas.microsoft.com/office/word/2006/wordml" xmlns:wps="http://schemas.microsoft.com/office/word/2010/wordprocessingShape" mc:Ignorable="w14 w15 w16se w16cid w16 w16cex w16sdtdh w16sdtfl w16du wp14">
+  <w:abstractNum w:abstractNumId="0" w15:restartNumberingAfterBreak="0">
     <w:nsid w:val="01C8177A"/>
     <w:multiLevelType w:val="multilevel"/>
     <w:tmpl w:val="CC4E4AE4"/>
@@ -8024,7 +9122,7 @@
       </w:rPr>
     </w:lvl>
   </w:abstractNum>
-  <w:abstractNum w:abstractNumId="1">
+  <w:abstractNum w:abstractNumId="1" w15:restartNumberingAfterBreak="0">
     <w:nsid w:val="080E4144"/>
     <w:multiLevelType w:val="multilevel"/>
     <w:tmpl w:val="5E8A5B72"/>
@@ -8035,7 +9133,7 @@
       <w:lvlText w:val="%1."/>
       <w:lvlJc w:val="left"/>
       <w:pPr>
-        <w:ind w:left="720" w:hanging="360"/>
+        <w:ind w:left="540" w:hanging="360"/>
       </w:pPr>
       <w:rPr>
         <w:rFonts w:hint="default"/>
@@ -8050,7 +9148,7 @@
       <w:lvlText w:val=""/>
       <w:lvlJc w:val="left"/>
       <w:pPr>
-        <w:ind w:left="720" w:hanging="180"/>
+        <w:ind w:left="450" w:hanging="180"/>
       </w:pPr>
       <w:rPr>
         <w:rFonts w:ascii="Symbol" w:hAnsi="Symbol" w:hint="default"/>
@@ -8063,9 +9161,9 @@
       <w:lvlJc w:val="left"/>
       <w:pPr>
         <w:tabs>
-          <w:tab w:val="num" w:pos="2160"/>
+          <w:tab w:val="num" w:pos="1980"/>
         </w:tabs>
-        <w:ind w:left="2160" w:hanging="360"/>
+        <w:ind w:left="1980" w:hanging="360"/>
       </w:pPr>
       <w:rPr>
         <w:rFonts w:hint="default"/>
@@ -8078,9 +9176,9 @@
       <w:lvlJc w:val="left"/>
       <w:pPr>
         <w:tabs>
-          <w:tab w:val="num" w:pos="2880"/>
+          <w:tab w:val="num" w:pos="2700"/>
         </w:tabs>
-        <w:ind w:left="2880" w:hanging="360"/>
+        <w:ind w:left="2700" w:hanging="360"/>
       </w:pPr>
       <w:rPr>
         <w:rFonts w:hint="default"/>
@@ -8093,9 +9191,9 @@
       <w:lvlJc w:val="left"/>
       <w:pPr>
         <w:tabs>
-          <w:tab w:val="num" w:pos="3600"/>
+          <w:tab w:val="num" w:pos="3420"/>
         </w:tabs>
-        <w:ind w:left="3600" w:hanging="360"/>
+        <w:ind w:left="3420" w:hanging="360"/>
       </w:pPr>
       <w:rPr>
         <w:rFonts w:hint="default"/>
@@ -8108,9 +9206,9 @@
       <w:lvlJc w:val="left"/>
       <w:pPr>
         <w:tabs>
-          <w:tab w:val="num" w:pos="4320"/>
+          <w:tab w:val="num" w:pos="4140"/>
         </w:tabs>
-        <w:ind w:left="4320" w:hanging="360"/>
+        <w:ind w:left="4140" w:hanging="360"/>
       </w:pPr>
       <w:rPr>
         <w:rFonts w:hint="default"/>
@@ -8123,9 +9221,9 @@
       <w:lvlJc w:val="left"/>
       <w:pPr>
         <w:tabs>
-          <w:tab w:val="num" w:pos="5040"/>
+          <w:tab w:val="num" w:pos="4860"/>
         </w:tabs>
-        <w:ind w:left="5040" w:hanging="360"/>
+        <w:ind w:left="4860" w:hanging="360"/>
       </w:pPr>
       <w:rPr>
         <w:rFonts w:hint="default"/>
@@ -8138,9 +9236,9 @@
       <w:lvlJc w:val="left"/>
       <w:pPr>
         <w:tabs>
-          <w:tab w:val="num" w:pos="5760"/>
+          <w:tab w:val="num" w:pos="5580"/>
         </w:tabs>
-        <w:ind w:left="5760" w:hanging="360"/>
+        <w:ind w:left="5580" w:hanging="360"/>
       </w:pPr>
       <w:rPr>
         <w:rFonts w:hint="default"/>
@@ -8153,16 +9251,16 @@
       <w:lvlJc w:val="left"/>
       <w:pPr>
         <w:tabs>
-          <w:tab w:val="num" w:pos="6480"/>
+          <w:tab w:val="num" w:pos="6300"/>
         </w:tabs>
-        <w:ind w:left="6480" w:hanging="360"/>
+        <w:ind w:left="6300" w:hanging="360"/>
       </w:pPr>
       <w:rPr>
         <w:rFonts w:hint="default"/>
       </w:rPr>
     </w:lvl>
   </w:abstractNum>
-  <w:abstractNum w:abstractNumId="2">
+  <w:abstractNum w:abstractNumId="2" w15:restartNumberingAfterBreak="0">
     <w:nsid w:val="0AB6294B"/>
     <w:multiLevelType w:val="hybridMultilevel"/>
     <w:tmpl w:val="A154AB98"/>
@@ -8275,7 +9373,7 @@
       </w:rPr>
     </w:lvl>
   </w:abstractNum>
-  <w:abstractNum w:abstractNumId="3">
+  <w:abstractNum w:abstractNumId="3" w15:restartNumberingAfterBreak="0">
     <w:nsid w:val="18400291"/>
     <w:multiLevelType w:val="multilevel"/>
     <w:tmpl w:val="47062F94"/>
@@ -8422,7 +9520,7 @@
       </w:rPr>
     </w:lvl>
   </w:abstractNum>
-  <w:abstractNum w:abstractNumId="4">
+  <w:abstractNum w:abstractNumId="4" w15:restartNumberingAfterBreak="0">
     <w:nsid w:val="19230D8E"/>
     <w:multiLevelType w:val="multilevel"/>
     <w:tmpl w:val="00A29410"/>
@@ -8569,7 +9667,7 @@
       </w:rPr>
     </w:lvl>
   </w:abstractNum>
-  <w:abstractNum w:abstractNumId="5">
+  <w:abstractNum w:abstractNumId="5" w15:restartNumberingAfterBreak="0">
     <w:nsid w:val="2A0110BC"/>
     <w:multiLevelType w:val="hybridMultilevel"/>
     <w:tmpl w:val="9EB893C6"/>
@@ -8682,7 +9780,7 @@
       </w:rPr>
     </w:lvl>
   </w:abstractNum>
-  <w:abstractNum w:abstractNumId="6">
+  <w:abstractNum w:abstractNumId="6" w15:restartNumberingAfterBreak="0">
     <w:nsid w:val="3545630D"/>
     <w:multiLevelType w:val="hybridMultilevel"/>
     <w:tmpl w:val="1462764C"/>
@@ -8772,7 +9870,7 @@
       </w:pPr>
     </w:lvl>
   </w:abstractNum>
-  <w:abstractNum w:abstractNumId="7">
+  <w:abstractNum w:abstractNumId="7" w15:restartNumberingAfterBreak="0">
     <w:nsid w:val="53B46710"/>
     <w:multiLevelType w:val="multilevel"/>
     <w:tmpl w:val="056ECB46"/>
@@ -8898,7 +9996,7 @@
       </w:rPr>
     </w:lvl>
   </w:abstractNum>
-  <w:abstractNum w:abstractNumId="8">
+  <w:abstractNum w:abstractNumId="8" w15:restartNumberingAfterBreak="0">
     <w:nsid w:val="563A281B"/>
     <w:multiLevelType w:val="hybridMultilevel"/>
     <w:tmpl w:val="5CB4EE28"/>
@@ -9012,7 +10110,7 @@
       </w:rPr>
     </w:lvl>
   </w:abstractNum>
-  <w:abstractNum w:abstractNumId="9">
+  <w:abstractNum w:abstractNumId="9" w15:restartNumberingAfterBreak="0">
     <w:nsid w:val="600160BF"/>
     <w:multiLevelType w:val="multilevel"/>
     <w:tmpl w:val="21E2557A"/>
@@ -9135,7 +10233,7 @@
       </w:rPr>
     </w:lvl>
   </w:abstractNum>
-  <w:abstractNum w:abstractNumId="10">
+  <w:abstractNum w:abstractNumId="10" w15:restartNumberingAfterBreak="0">
     <w:nsid w:val="62022B18"/>
     <w:multiLevelType w:val="hybridMultilevel"/>
     <w:tmpl w:val="B6347556"/>
@@ -9248,7 +10346,7 @@
       </w:rPr>
     </w:lvl>
   </w:abstractNum>
-  <w:abstractNum w:abstractNumId="11">
+  <w:abstractNum w:abstractNumId="11" w15:restartNumberingAfterBreak="0">
     <w:nsid w:val="763C1E99"/>
     <w:multiLevelType w:val="hybridMultilevel"/>
     <w:tmpl w:val="CF2C444C"/>
@@ -9362,47 +10460,47 @@
       </w:rPr>
     </w:lvl>
   </w:abstractNum>
-  <w:num w:numId="1">
+  <w:num w:numId="1" w16cid:durableId="913661499">
     <w:abstractNumId w:val="5"/>
   </w:num>
-  <w:num w:numId="2">
+  <w:num w:numId="2" w16cid:durableId="1663774411">
     <w:abstractNumId w:val="7"/>
   </w:num>
-  <w:num w:numId="3">
+  <w:num w:numId="3" w16cid:durableId="1311400236">
     <w:abstractNumId w:val="8"/>
   </w:num>
-  <w:num w:numId="4">
+  <w:num w:numId="4" w16cid:durableId="871653907">
     <w:abstractNumId w:val="3"/>
   </w:num>
-  <w:num w:numId="5">
+  <w:num w:numId="5" w16cid:durableId="1683120940">
     <w:abstractNumId w:val="6"/>
   </w:num>
-  <w:num w:numId="6">
+  <w:num w:numId="6" w16cid:durableId="336999631">
     <w:abstractNumId w:val="10"/>
   </w:num>
-  <w:num w:numId="7">
+  <w:num w:numId="7" w16cid:durableId="1587304159">
     <w:abstractNumId w:val="9"/>
   </w:num>
-  <w:num w:numId="8">
+  <w:num w:numId="8" w16cid:durableId="730619832">
     <w:abstractNumId w:val="1"/>
   </w:num>
-  <w:num w:numId="9">
+  <w:num w:numId="9" w16cid:durableId="906067732">
     <w:abstractNumId w:val="11"/>
   </w:num>
-  <w:num w:numId="10">
+  <w:num w:numId="10" w16cid:durableId="792944125">
     <w:abstractNumId w:val="2"/>
   </w:num>
-  <w:num w:numId="11">
+  <w:num w:numId="11" w16cid:durableId="1771002551">
     <w:abstractNumId w:val="4"/>
   </w:num>
-  <w:num w:numId="12">
+  <w:num w:numId="12" w16cid:durableId="1109349621">
     <w:abstractNumId w:val="0"/>
   </w:num>
 </w:numbering>
 </file>
 
 <file path=word/styles.xml><?xml version="1.0" encoding="utf-8"?>
-<w:styles xmlns:mc="http://schemas.openxmlformats.org/markup-compatibility/2006" xmlns:r="http://schemas.openxmlformats.org/officeDocument/2006/relationships" xmlns:w="http://schemas.openxmlformats.org/wordprocessingml/2006/main" xmlns:w14="http://schemas.microsoft.com/office/word/2010/wordml" xmlns:w15="http://schemas.microsoft.com/office/word/2012/wordml" mc:Ignorable="w14 w15">
+<w:styles xmlns:mc="http://schemas.openxmlformats.org/markup-compatibility/2006" xmlns:r="http://schemas.openxmlformats.org/officeDocument/2006/relationships" xmlns:w="http://schemas.openxmlformats.org/wordprocessingml/2006/main" xmlns:w14="http://schemas.microsoft.com/office/word/2010/wordml" xmlns:w15="http://schemas.microsoft.com/office/word/2012/wordml" xmlns:w16cex="http://schemas.microsoft.com/office/word/2018/wordml/cex" xmlns:w16cid="http://schemas.microsoft.com/office/word/2016/wordml/cid" xmlns:w16="http://schemas.microsoft.com/office/word/2018/wordml" xmlns:w16du="http://schemas.microsoft.com/office/word/2023/wordml/word16du" xmlns:w16sdtdh="http://schemas.microsoft.com/office/word/2020/wordml/sdtdatahash" xmlns:w16sdtfl="http://schemas.microsoft.com/office/word/2024/wordml/sdtformatlock" xmlns:w16se="http://schemas.microsoft.com/office/word/2015/wordml/symex" mc:Ignorable="w14 w15 w16se w16cid w16 w16cex w16sdtdh w16sdtfl w16du">
   <w:docDefaults>
     <w:rPrDefault>
       <w:rPr>
@@ -9420,7 +10518,7 @@
       </w:pPr>
     </w:pPrDefault>
   </w:docDefaults>
-  <w:latentStyles w:defLockedState="0" w:defUIPriority="99" w:defSemiHidden="0" w:defUnhideWhenUsed="0" w:defQFormat="0" w:count="371">
+  <w:latentStyles w:defLockedState="0" w:defUIPriority="99" w:defSemiHidden="0" w:defUnhideWhenUsed="0" w:defQFormat="0" w:count="376">
     <w:lsdException w:name="Normal" w:uiPriority="0" w:qFormat="1"/>
     <w:lsdException w:name="heading 1" w:uiPriority="9" w:qFormat="1"/>
     <w:lsdException w:name="heading 2" w:semiHidden="1" w:uiPriority="9" w:unhideWhenUsed="1" w:qFormat="1"/>
@@ -9792,6 +10890,11 @@
     <w:lsdException w:name="List Table 5 Dark Accent 6" w:uiPriority="50"/>
     <w:lsdException w:name="List Table 6 Colorful Accent 6" w:uiPriority="51"/>
     <w:lsdException w:name="List Table 7 Colorful Accent 6" w:uiPriority="52"/>
+    <w:lsdException w:name="Mention" w:semiHidden="1" w:unhideWhenUsed="1"/>
+    <w:lsdException w:name="Smart Hyperlink" w:semiHidden="1" w:unhideWhenUsed="1"/>
+    <w:lsdException w:name="Hashtag" w:semiHidden="1" w:unhideWhenUsed="1"/>
+    <w:lsdException w:name="Unresolved Mention" w:semiHidden="1" w:unhideWhenUsed="1"/>
+    <w:lsdException w:name="Smart Link" w:semiHidden="1" w:unhideWhenUsed="1"/>
   </w:latentStyles>
   <w:style w:type="paragraph" w:default="1" w:styleId="Normal">
     <w:name w:val="Normal"/>
@@ -9997,7 +11100,6 @@
   <w:style w:type="character" w:default="1" w:styleId="DefaultParagraphFont">
     <w:name w:val="Default Paragraph Font"/>
     <w:uiPriority w:val="1"/>
-    <w:semiHidden/>
     <w:unhideWhenUsed/>
   </w:style>
   <w:style w:type="table" w:default="1" w:styleId="TableNormal">
